--- a/CONTENUTI_SITO_ZEFIRO_TEMPLATE_HR.docx
+++ b/CONTENUTI_SITO_ZEFIRO_TEMPLATE_HR.docx
@@ -11,23 +11,23 @@
           <w:rFonts w:ascii="Arial" w:hAnsi="Arial"/>
           <w:b/>
           <w:color w:val="17556A"/>
-          <w:sz w:val="36"/>
+          <w:sz w:val="34"/>
         </w:rPr>
-        <w:t>ZEFIRO NET — MODULO RACCOLTA &amp; REVISIONE TESTI SITO WEB</w:t>
+        <w:t>ZEFIRO NET — MODULO RACCOLTA TESTI &amp; CONTENUTI SITO WEB</w:t>
       </w:r>
     </w:p>
     <w:p>
       <w:pPr>
-        <w:spacing w:after="240"/>
+        <w:spacing w:after="200"/>
       </w:pPr>
       <w:r>
         <w:rPr>
           <w:rFonts w:ascii="Arial" w:hAnsi="Arial"/>
           <w:i/>
           <w:color w:val="64748B"/>
-          <w:sz w:val="21"/>
+          <w:sz w:val="20"/>
         </w:rPr>
-        <w:t>Documento con screenshot visivi aggiornati per la compilazione dei testi ufficiali (Italiano 🇮🇹 / Inglese 🇬🇧)</w:t>
+        <w:t>Guida visiva e modulo di approvazione testi ufficiali bilingui (Italiano 🇮🇹 / Inglese 🇬🇧) e dati societari</w:t>
       </w:r>
     </w:p>
     <w:tbl>
@@ -37,13 +37,13 @@
         <w:tblLook w:firstColumn="1" w:firstRow="1" w:lastColumn="0" w:lastRow="0" w:noHBand="0" w:noVBand="1" w:val="04A0"/>
       </w:tblPr>
       <w:tblGrid>
-        <w:gridCol w:w="10224"/>
+        <w:gridCol w:w="10368"/>
       </w:tblGrid>
       <w:tr>
         <w:tc>
           <w:tcPr>
-            <w:tcW w:type="dxa" w:w="10224"/>
-            <w:shd w:fill="E6F4F6"/>
+            <w:tcW w:type="dxa" w:w="10368"/>
+            <w:shd w:fill="EBF7F9"/>
             <w:tcMar>
               <w:top w:w="120" w:type="dxa"/>
               <w:bottom w:w="120" w:type="dxa"/>
@@ -57,7 +57,7 @@
                 <w:b/>
                 <w:color w:val="17556A"/>
               </w:rPr>
-              <w:t>📋 Istruzioni per il Team HR &amp; Comunicazione:</w:t>
+              <w:t>📋 Istruzioni per il Team HR, Comunicazione &amp; Legale:</w:t>
               <w:br/>
             </w:r>
             <w:r>
@@ -65,11 +65,13 @@
                 <w:color w:val="1E293B"/>
                 <w:sz w:val="19"/>
               </w:rPr>
-              <w:t>• Ciascuna sezione contiene lo screenshot visivo aggiornato della schermata come riferimento.</w:t>
+              <w:t>1. Riferimento Visivo: Ogni capitolo mostra lo screenshot reale e aggiornato del sito web.</w:t>
               <w:br/>
-              <w:t>• Compilare i riquadri verdi 'NUOVO TESTO' con i testi definitivi approvati (oppure scrivere 'CONFERMATO' se il testo attuale è già approvato).</w:t>
+              <w:t>2. Modifica/Conferma Testi: Nei riquadri verdi, inserire il testo approvato oppure scrivere 'CONFERMATO' se il testo attuale va già bene.</w:t>
               <w:br/>
-              <w:t>• Restituire il file compilato per l'aggiornamento immediato del sito web.</w:t>
+              <w:t>3. Contenuti da Allegare: Fornire i dati societari mancanti (Sezione 9) e i file PDF ufficiali da pubblicare (Sezione 7).</w:t>
+              <w:br/>
+              <w:t>4. Restituire il presente file compilato per l'aggiornamento immediato sul sito web.</w:t>
             </w:r>
           </w:p>
         </w:tc>
@@ -77,7 +79,7 @@
     </w:tbl>
     <w:p>
       <w:pPr>
-        <w:spacing w:after="160"/>
+        <w:spacing w:after="120"/>
       </w:pPr>
     </w:p>
     <w:p>
@@ -89,20 +91,20 @@
           <w:rFonts w:ascii="Arial" w:hAnsi="Arial"/>
           <w:b/>
           <w:color w:val="17556A"/>
-          <w:sz w:val="26"/>
+          <w:sz w:val="25"/>
         </w:rPr>
-        <w:t>1. Menu di Navigazione (Header)</w:t>
+        <w:t>1. Menu di Navigazione Principale (Header)</w:t>
       </w:r>
     </w:p>
     <w:p>
       <w:pPr>
-        <w:spacing w:before="80" w:after="120"/>
+        <w:spacing w:before="60" w:after="120"/>
         <w:jc w:val="center"/>
       </w:pPr>
       <w:r>
         <w:drawing>
           <wp:inline xmlns:a="http://schemas.openxmlformats.org/drawingml/2006/main" xmlns:pic="http://schemas.openxmlformats.org/drawingml/2006/picture">
-            <wp:extent cx="6217920" cy="680085"/>
+            <wp:extent cx="6309360" cy="690086"/>
             <wp:docPr id="1" name="Picture 1"/>
             <wp:cNvGraphicFramePr>
               <a:graphicFrameLocks noChangeAspect="1"/>
@@ -123,7 +125,7 @@
                   <pic:spPr>
                     <a:xfrm>
                       <a:off x="0" y="0"/>
-                      <a:ext cx="6217920" cy="680085"/>
+                      <a:ext cx="6309360" cy="690086"/>
                     </a:xfrm>
                     <a:prstGeom prst="rect"/>
                   </pic:spPr>
@@ -142,18 +144,18 @@
         <w:tblLook w:firstColumn="1" w:firstRow="1" w:lastColumn="0" w:lastRow="0" w:noHBand="0" w:noVBand="1" w:val="04A0"/>
       </w:tblPr>
       <w:tblGrid>
-        <w:gridCol w:w="5112"/>
-        <w:gridCol w:w="5112"/>
+        <w:gridCol w:w="5184"/>
+        <w:gridCol w:w="5184"/>
       </w:tblGrid>
       <w:tr>
         <w:tc>
           <w:tcPr>
-            <w:tcW w:type="dxa" w:w="5112"/>
+            <w:tcW w:type="dxa" w:w="5184"/>
             <w:tcMar>
-              <w:top w:w="70" w:type="dxa"/>
-              <w:bottom w:w="70" w:type="dxa"/>
-              <w:left w:w="100" w:type="dxa"/>
-              <w:right w:w="100" w:type="dxa"/>
+              <w:top w:w="65" w:type="dxa"/>
+              <w:bottom w:w="65" w:type="dxa"/>
+              <w:left w:w="90" w:type="dxa"/>
+              <w:right w:w="90" w:type="dxa"/>
             </w:tcMar>
             <w:shd w:fill="E2E8F0"/>
           </w:tcPr>
@@ -162,7 +164,7 @@
               <w:rPr>
                 <w:b/>
                 <w:color w:val="17556A"/>
-                <w:sz w:val="18"/>
+                <w:sz w:val="17"/>
               </w:rPr>
               <w:t>🇮🇹 Voci Menu (Italiano)</w:t>
             </w:r>
@@ -170,12 +172,12 @@
         </w:tc>
         <w:tc>
           <w:tcPr>
-            <w:tcW w:type="dxa" w:w="5112"/>
+            <w:tcW w:type="dxa" w:w="5184"/>
             <w:tcMar>
-              <w:top w:w="70" w:type="dxa"/>
-              <w:bottom w:w="70" w:type="dxa"/>
-              <w:left w:w="100" w:type="dxa"/>
-              <w:right w:w="100" w:type="dxa"/>
+              <w:top w:w="65" w:type="dxa"/>
+              <w:bottom w:w="65" w:type="dxa"/>
+              <w:left w:w="90" w:type="dxa"/>
+              <w:right w:w="90" w:type="dxa"/>
             </w:tcMar>
             <w:shd w:fill="E2E8F0"/>
           </w:tcPr>
@@ -184,7 +186,7 @@
               <w:rPr>
                 <w:b/>
                 <w:color w:val="17556A"/>
-                <w:sz w:val="18"/>
+                <w:sz w:val="17"/>
               </w:rPr>
               <w:t>🇬🇧 Voci Menu (Inglese)</w:t>
             </w:r>
@@ -194,12 +196,12 @@
       <w:tr>
         <w:tc>
           <w:tcPr>
-            <w:tcW w:type="dxa" w:w="5112"/>
+            <w:tcW w:type="dxa" w:w="5184"/>
             <w:tcMar>
-              <w:top w:w="70" w:type="dxa"/>
-              <w:bottom w:w="70" w:type="dxa"/>
-              <w:left w:w="100" w:type="dxa"/>
-              <w:right w:w="100" w:type="dxa"/>
+              <w:top w:w="65" w:type="dxa"/>
+              <w:bottom w:w="65" w:type="dxa"/>
+              <w:left w:w="90" w:type="dxa"/>
+              <w:right w:w="90" w:type="dxa"/>
             </w:tcMar>
             <w:shd w:fill="F8FAFC"/>
           </w:tcPr>
@@ -208,9 +210,9 @@
               <w:rPr>
                 <w:b/>
                 <w:color w:val="64748B"/>
-                <w:sz w:val="16"/>
+                <w:sz w:val="15"/>
               </w:rPr>
-              <w:t>Testo Attuale:</w:t>
+              <w:t>Testo Attuale sul Sito:</w:t>
               <w:br/>
             </w:r>
             <w:r>
@@ -218,18 +220,18 @@
                 <w:color w:val="1E293B"/>
                 <w:sz w:val="17"/>
               </w:rPr>
-              <w:t>Chi Siamo | Sedi | Manifesto | Lavora con noi | Area Pubblica</w:t>
+              <w:t>Chi Siamo | Sedi | Manifesto | Lavora con noi | Documenti Pubblici</w:t>
             </w:r>
           </w:p>
         </w:tc>
         <w:tc>
           <w:tcPr>
-            <w:tcW w:type="dxa" w:w="5112"/>
+            <w:tcW w:type="dxa" w:w="5184"/>
             <w:tcMar>
-              <w:top w:w="70" w:type="dxa"/>
-              <w:bottom w:w="70" w:type="dxa"/>
-              <w:left w:w="100" w:type="dxa"/>
-              <w:right w:w="100" w:type="dxa"/>
+              <w:top w:w="65" w:type="dxa"/>
+              <w:bottom w:w="65" w:type="dxa"/>
+              <w:left w:w="90" w:type="dxa"/>
+              <w:right w:w="90" w:type="dxa"/>
             </w:tcMar>
             <w:shd w:fill="F8FAFC"/>
           </w:tcPr>
@@ -238,9 +240,9 @@
               <w:rPr>
                 <w:b/>
                 <w:color w:val="64748B"/>
-                <w:sz w:val="16"/>
+                <w:sz w:val="15"/>
               </w:rPr>
-              <w:t>Testo Attuale:</w:t>
+              <w:t>Testo Attuale sul Sito:</w:t>
               <w:br/>
             </w:r>
             <w:r>
@@ -248,7 +250,7 @@
                 <w:color w:val="1E293B"/>
                 <w:sz w:val="17"/>
               </w:rPr>
-              <w:t>About Us | Offices | Manifesto | Work with us | Public Area</w:t>
+              <w:t>About Us | Offices | Manifesto | Work with us | Public Documents</w:t>
             </w:r>
           </w:p>
         </w:tc>
@@ -256,14 +258,14 @@
       <w:tr>
         <w:tc>
           <w:tcPr>
-            <w:tcW w:type="dxa" w:w="5112"/>
+            <w:tcW w:type="dxa" w:w="5184"/>
             <w:tcMar>
-              <w:top w:w="70" w:type="dxa"/>
-              <w:bottom w:w="70" w:type="dxa"/>
-              <w:left w:w="100" w:type="dxa"/>
-              <w:right w:w="100" w:type="dxa"/>
+              <w:top w:w="65" w:type="dxa"/>
+              <w:bottom w:w="65" w:type="dxa"/>
+              <w:left w:w="90" w:type="dxa"/>
+              <w:right w:w="90" w:type="dxa"/>
             </w:tcMar>
-            <w:shd w:fill="E6F4F6"/>
+            <w:shd w:fill="EBF7F9"/>
           </w:tcPr>
           <w:p>
             <w:r>
@@ -272,20 +274,20 @@
                 <w:color w:val="17556A"/>
                 <w:sz w:val="16"/>
               </w:rPr>
-              <w:t>✏️ NUOVO TESTO IT :</w:t>
+              <w:t>✏️ TESTO DEFINITIVO IT :</w:t>
             </w:r>
           </w:p>
         </w:tc>
         <w:tc>
           <w:tcPr>
-            <w:tcW w:type="dxa" w:w="5112"/>
+            <w:tcW w:type="dxa" w:w="5184"/>
             <w:tcMar>
-              <w:top w:w="70" w:type="dxa"/>
-              <w:bottom w:w="70" w:type="dxa"/>
-              <w:left w:w="100" w:type="dxa"/>
-              <w:right w:w="100" w:type="dxa"/>
+              <w:top w:w="65" w:type="dxa"/>
+              <w:bottom w:w="65" w:type="dxa"/>
+              <w:left w:w="90" w:type="dxa"/>
+              <w:right w:w="90" w:type="dxa"/>
             </w:tcMar>
-            <w:shd w:fill="E6F4F6"/>
+            <w:shd w:fill="EBF7F9"/>
           </w:tcPr>
           <w:p>
             <w:r>
@@ -294,7 +296,7 @@
                 <w:color w:val="17556A"/>
                 <w:sz w:val="16"/>
               </w:rPr>
-              <w:t>✏️ NUOVO TESTO EN :</w:t>
+              <w:t>✏️ TESTO DEFINITIVO EN :</w:t>
             </w:r>
           </w:p>
         </w:tc>
@@ -302,13 +304,14 @@
       <w:tr>
         <w:tc>
           <w:tcPr>
-            <w:tcW w:type="dxa" w:w="5112"/>
+            <w:tcW w:type="dxa" w:w="5184"/>
             <w:tcMar>
-              <w:top w:w="70" w:type="dxa"/>
-              <w:bottom w:w="70" w:type="dxa"/>
-              <w:left w:w="100" w:type="dxa"/>
-              <w:right w:w="100" w:type="dxa"/>
+              <w:top w:w="65" w:type="dxa"/>
+              <w:bottom w:w="65" w:type="dxa"/>
+              <w:left w:w="90" w:type="dxa"/>
+              <w:right w:w="90" w:type="dxa"/>
             </w:tcMar>
+            <w:shd w:fill="F0FDF4"/>
           </w:tcPr>
           <w:p>
             <w:r>
@@ -319,13 +322,14 @@
         </w:tc>
         <w:tc>
           <w:tcPr>
-            <w:tcW w:type="dxa" w:w="5112"/>
+            <w:tcW w:type="dxa" w:w="5184"/>
             <w:tcMar>
-              <w:top w:w="70" w:type="dxa"/>
-              <w:bottom w:w="70" w:type="dxa"/>
-              <w:left w:w="100" w:type="dxa"/>
-              <w:right w:w="100" w:type="dxa"/>
+              <w:top w:w="65" w:type="dxa"/>
+              <w:bottom w:w="65" w:type="dxa"/>
+              <w:left w:w="90" w:type="dxa"/>
+              <w:right w:w="90" w:type="dxa"/>
             </w:tcMar>
+            <w:shd w:fill="F0FDF4"/>
           </w:tcPr>
           <w:p>
             <w:r>
@@ -338,7 +342,7 @@
     </w:tbl>
     <w:p>
       <w:pPr>
-        <w:spacing w:after="120"/>
+        <w:spacing w:after="100"/>
       </w:pPr>
     </w:p>
     <w:p>
@@ -350,20 +354,20 @@
           <w:rFonts w:ascii="Arial" w:hAnsi="Arial"/>
           <w:b/>
           <w:color w:val="17556A"/>
-          <w:sz w:val="26"/>
+          <w:sz w:val="25"/>
         </w:rPr>
-        <w:t>2. Homepage — Hero Banner (A tutto schermo)</w:t>
+        <w:t>2. Homepage — Hero Banner (Primo Impatto)</w:t>
       </w:r>
     </w:p>
     <w:p>
       <w:pPr>
-        <w:spacing w:before="80" w:after="120"/>
+        <w:spacing w:before="60" w:after="120"/>
         <w:jc w:val="center"/>
       </w:pPr>
       <w:r>
         <w:drawing>
           <wp:inline xmlns:a="http://schemas.openxmlformats.org/drawingml/2006/main" xmlns:pic="http://schemas.openxmlformats.org/drawingml/2006/picture">
-            <wp:extent cx="6217920" cy="3691890"/>
+            <wp:extent cx="6309360" cy="3746182"/>
             <wp:docPr id="2" name="Picture 2"/>
             <wp:cNvGraphicFramePr>
               <a:graphicFrameLocks noChangeAspect="1"/>
@@ -384,7 +388,7 @@
                   <pic:spPr>
                     <a:xfrm>
                       <a:off x="0" y="0"/>
-                      <a:ext cx="6217920" cy="3691890"/>
+                      <a:ext cx="6309360" cy="3746182"/>
                     </a:xfrm>
                     <a:prstGeom prst="rect"/>
                   </pic:spPr>
@@ -403,18 +407,18 @@
         <w:tblLook w:firstColumn="1" w:firstRow="1" w:lastColumn="0" w:lastRow="0" w:noHBand="0" w:noVBand="1" w:val="04A0"/>
       </w:tblPr>
       <w:tblGrid>
-        <w:gridCol w:w="5112"/>
-        <w:gridCol w:w="5112"/>
+        <w:gridCol w:w="5184"/>
+        <w:gridCol w:w="5184"/>
       </w:tblGrid>
       <w:tr>
         <w:tc>
           <w:tcPr>
-            <w:tcW w:type="dxa" w:w="5112"/>
+            <w:tcW w:type="dxa" w:w="5184"/>
             <w:tcMar>
-              <w:top w:w="70" w:type="dxa"/>
-              <w:bottom w:w="70" w:type="dxa"/>
-              <w:left w:w="100" w:type="dxa"/>
-              <w:right w:w="100" w:type="dxa"/>
+              <w:top w:w="65" w:type="dxa"/>
+              <w:bottom w:w="65" w:type="dxa"/>
+              <w:left w:w="90" w:type="dxa"/>
+              <w:right w:w="90" w:type="dxa"/>
             </w:tcMar>
             <w:shd w:fill="E2E8F0"/>
           </w:tcPr>
@@ -423,20 +427,20 @@
               <w:rPr>
                 <w:b/>
                 <w:color w:val="17556A"/>
-                <w:sz w:val="18"/>
+                <w:sz w:val="17"/>
               </w:rPr>
-              <w:t>🇮🇹 Titolo Principale (Claim) (Italiano)</w:t>
+              <w:t>🇮🇹 Claim Principale (Italiano)</w:t>
             </w:r>
           </w:p>
         </w:tc>
         <w:tc>
           <w:tcPr>
-            <w:tcW w:type="dxa" w:w="5112"/>
+            <w:tcW w:type="dxa" w:w="5184"/>
             <w:tcMar>
-              <w:top w:w="70" w:type="dxa"/>
-              <w:bottom w:w="70" w:type="dxa"/>
-              <w:left w:w="100" w:type="dxa"/>
-              <w:right w:w="100" w:type="dxa"/>
+              <w:top w:w="65" w:type="dxa"/>
+              <w:bottom w:w="65" w:type="dxa"/>
+              <w:left w:w="90" w:type="dxa"/>
+              <w:right w:w="90" w:type="dxa"/>
             </w:tcMar>
             <w:shd w:fill="E2E8F0"/>
           </w:tcPr>
@@ -445,9 +449,9 @@
               <w:rPr>
                 <w:b/>
                 <w:color w:val="17556A"/>
-                <w:sz w:val="18"/>
+                <w:sz w:val="17"/>
               </w:rPr>
-              <w:t>🇬🇧 Titolo Principale (Claim) (Inglese)</w:t>
+              <w:t>🇬🇧 Claim Principale (Inglese)</w:t>
             </w:r>
           </w:p>
         </w:tc>
@@ -455,12 +459,12 @@
       <w:tr>
         <w:tc>
           <w:tcPr>
-            <w:tcW w:type="dxa" w:w="5112"/>
+            <w:tcW w:type="dxa" w:w="5184"/>
             <w:tcMar>
-              <w:top w:w="70" w:type="dxa"/>
-              <w:bottom w:w="70" w:type="dxa"/>
-              <w:left w:w="100" w:type="dxa"/>
-              <w:right w:w="100" w:type="dxa"/>
+              <w:top w:w="65" w:type="dxa"/>
+              <w:bottom w:w="65" w:type="dxa"/>
+              <w:left w:w="90" w:type="dxa"/>
+              <w:right w:w="90" w:type="dxa"/>
             </w:tcMar>
             <w:shd w:fill="F8FAFC"/>
           </w:tcPr>
@@ -469,9 +473,9 @@
               <w:rPr>
                 <w:b/>
                 <w:color w:val="64748B"/>
-                <w:sz w:val="16"/>
+                <w:sz w:val="15"/>
               </w:rPr>
-              <w:t>Testo Attuale:</w:t>
+              <w:t>Testo Attuale sul Sito:</w:t>
               <w:br/>
             </w:r>
             <w:r>
@@ -485,12 +489,12 @@
         </w:tc>
         <w:tc>
           <w:tcPr>
-            <w:tcW w:type="dxa" w:w="5112"/>
+            <w:tcW w:type="dxa" w:w="5184"/>
             <w:tcMar>
-              <w:top w:w="70" w:type="dxa"/>
-              <w:bottom w:w="70" w:type="dxa"/>
-              <w:left w:w="100" w:type="dxa"/>
-              <w:right w:w="100" w:type="dxa"/>
+              <w:top w:w="65" w:type="dxa"/>
+              <w:bottom w:w="65" w:type="dxa"/>
+              <w:left w:w="90" w:type="dxa"/>
+              <w:right w:w="90" w:type="dxa"/>
             </w:tcMar>
             <w:shd w:fill="F8FAFC"/>
           </w:tcPr>
@@ -499,9 +503,9 @@
               <w:rPr>
                 <w:b/>
                 <w:color w:val="64748B"/>
-                <w:sz w:val="16"/>
+                <w:sz w:val="15"/>
               </w:rPr>
-              <w:t>Testo Attuale:</w:t>
+              <w:t>Testo Attuale sul Sito:</w:t>
               <w:br/>
             </w:r>
             <w:r>
@@ -517,14 +521,14 @@
       <w:tr>
         <w:tc>
           <w:tcPr>
-            <w:tcW w:type="dxa" w:w="5112"/>
+            <w:tcW w:type="dxa" w:w="5184"/>
             <w:tcMar>
-              <w:top w:w="70" w:type="dxa"/>
-              <w:bottom w:w="70" w:type="dxa"/>
-              <w:left w:w="100" w:type="dxa"/>
-              <w:right w:w="100" w:type="dxa"/>
+              <w:top w:w="65" w:type="dxa"/>
+              <w:bottom w:w="65" w:type="dxa"/>
+              <w:left w:w="90" w:type="dxa"/>
+              <w:right w:w="90" w:type="dxa"/>
             </w:tcMar>
-            <w:shd w:fill="E6F4F6"/>
+            <w:shd w:fill="EBF7F9"/>
           </w:tcPr>
           <w:p>
             <w:r>
@@ -533,20 +537,20 @@
                 <w:color w:val="17556A"/>
                 <w:sz w:val="16"/>
               </w:rPr>
-              <w:t>✏️ NUOVO TESTO IT (breve e d'impatto):</w:t>
+              <w:t>✏️ TESTO DEFINITIVO IT (breve e d'impatto):</w:t>
             </w:r>
           </w:p>
         </w:tc>
         <w:tc>
           <w:tcPr>
-            <w:tcW w:type="dxa" w:w="5112"/>
+            <w:tcW w:type="dxa" w:w="5184"/>
             <w:tcMar>
-              <w:top w:w="70" w:type="dxa"/>
-              <w:bottom w:w="70" w:type="dxa"/>
-              <w:left w:w="100" w:type="dxa"/>
-              <w:right w:w="100" w:type="dxa"/>
+              <w:top w:w="65" w:type="dxa"/>
+              <w:bottom w:w="65" w:type="dxa"/>
+              <w:left w:w="90" w:type="dxa"/>
+              <w:right w:w="90" w:type="dxa"/>
             </w:tcMar>
-            <w:shd w:fill="E6F4F6"/>
+            <w:shd w:fill="EBF7F9"/>
           </w:tcPr>
           <w:p>
             <w:r>
@@ -555,7 +559,7 @@
                 <w:color w:val="17556A"/>
                 <w:sz w:val="16"/>
               </w:rPr>
-              <w:t>✏️ NUOVO TESTO EN (breve e d'impatto):</w:t>
+              <w:t>✏️ TESTO DEFINITIVO EN (breve e d'impatto):</w:t>
             </w:r>
           </w:p>
         </w:tc>
@@ -563,13 +567,14 @@
       <w:tr>
         <w:tc>
           <w:tcPr>
-            <w:tcW w:type="dxa" w:w="5112"/>
+            <w:tcW w:type="dxa" w:w="5184"/>
             <w:tcMar>
-              <w:top w:w="70" w:type="dxa"/>
-              <w:bottom w:w="70" w:type="dxa"/>
-              <w:left w:w="100" w:type="dxa"/>
-              <w:right w:w="100" w:type="dxa"/>
+              <w:top w:w="65" w:type="dxa"/>
+              <w:bottom w:w="65" w:type="dxa"/>
+              <w:left w:w="90" w:type="dxa"/>
+              <w:right w:w="90" w:type="dxa"/>
             </w:tcMar>
+            <w:shd w:fill="F0FDF4"/>
           </w:tcPr>
           <w:p>
             <w:r>
@@ -580,13 +585,14 @@
         </w:tc>
         <w:tc>
           <w:tcPr>
-            <w:tcW w:type="dxa" w:w="5112"/>
+            <w:tcW w:type="dxa" w:w="5184"/>
             <w:tcMar>
-              <w:top w:w="70" w:type="dxa"/>
-              <w:bottom w:w="70" w:type="dxa"/>
-              <w:left w:w="100" w:type="dxa"/>
-              <w:right w:w="100" w:type="dxa"/>
+              <w:top w:w="65" w:type="dxa"/>
+              <w:bottom w:w="65" w:type="dxa"/>
+              <w:left w:w="90" w:type="dxa"/>
+              <w:right w:w="90" w:type="dxa"/>
             </w:tcMar>
+            <w:shd w:fill="F0FDF4"/>
           </w:tcPr>
           <w:p>
             <w:r>
@@ -599,7 +605,7 @@
     </w:tbl>
     <w:p>
       <w:pPr>
-        <w:spacing w:after="120"/>
+        <w:spacing w:after="100"/>
       </w:pPr>
     </w:p>
     <w:tbl>
@@ -610,18 +616,18 @@
         <w:tblLook w:firstColumn="1" w:firstRow="1" w:lastColumn="0" w:lastRow="0" w:noHBand="0" w:noVBand="1" w:val="04A0"/>
       </w:tblPr>
       <w:tblGrid>
-        <w:gridCol w:w="5112"/>
-        <w:gridCol w:w="5112"/>
+        <w:gridCol w:w="5184"/>
+        <w:gridCol w:w="5184"/>
       </w:tblGrid>
       <w:tr>
         <w:tc>
           <w:tcPr>
-            <w:tcW w:type="dxa" w:w="5112"/>
+            <w:tcW w:type="dxa" w:w="5184"/>
             <w:tcMar>
-              <w:top w:w="70" w:type="dxa"/>
-              <w:bottom w:w="70" w:type="dxa"/>
-              <w:left w:w="100" w:type="dxa"/>
-              <w:right w:w="100" w:type="dxa"/>
+              <w:top w:w="65" w:type="dxa"/>
+              <w:bottom w:w="65" w:type="dxa"/>
+              <w:left w:w="90" w:type="dxa"/>
+              <w:right w:w="90" w:type="dxa"/>
             </w:tcMar>
             <w:shd w:fill="E2E8F0"/>
           </w:tcPr>
@@ -630,7 +636,7 @@
               <w:rPr>
                 <w:b/>
                 <w:color w:val="17556A"/>
-                <w:sz w:val="18"/>
+                <w:sz w:val="17"/>
               </w:rPr>
               <w:t>🇮🇹 Sottotitolo Hero (Italiano)</w:t>
             </w:r>
@@ -638,12 +644,12 @@
         </w:tc>
         <w:tc>
           <w:tcPr>
-            <w:tcW w:type="dxa" w:w="5112"/>
+            <w:tcW w:type="dxa" w:w="5184"/>
             <w:tcMar>
-              <w:top w:w="70" w:type="dxa"/>
-              <w:bottom w:w="70" w:type="dxa"/>
-              <w:left w:w="100" w:type="dxa"/>
-              <w:right w:w="100" w:type="dxa"/>
+              <w:top w:w="65" w:type="dxa"/>
+              <w:bottom w:w="65" w:type="dxa"/>
+              <w:left w:w="90" w:type="dxa"/>
+              <w:right w:w="90" w:type="dxa"/>
             </w:tcMar>
             <w:shd w:fill="E2E8F0"/>
           </w:tcPr>
@@ -652,7 +658,7 @@
               <w:rPr>
                 <w:b/>
                 <w:color w:val="17556A"/>
-                <w:sz w:val="18"/>
+                <w:sz w:val="17"/>
               </w:rPr>
               <w:t>🇬🇧 Sottotitolo Hero (Inglese)</w:t>
             </w:r>
@@ -662,12 +668,12 @@
       <w:tr>
         <w:tc>
           <w:tcPr>
-            <w:tcW w:type="dxa" w:w="5112"/>
+            <w:tcW w:type="dxa" w:w="5184"/>
             <w:tcMar>
-              <w:top w:w="70" w:type="dxa"/>
-              <w:bottom w:w="70" w:type="dxa"/>
-              <w:left w:w="100" w:type="dxa"/>
-              <w:right w:w="100" w:type="dxa"/>
+              <w:top w:w="65" w:type="dxa"/>
+              <w:bottom w:w="65" w:type="dxa"/>
+              <w:left w:w="90" w:type="dxa"/>
+              <w:right w:w="90" w:type="dxa"/>
             </w:tcMar>
             <w:shd w:fill="F8FAFC"/>
           </w:tcPr>
@@ -676,9 +682,9 @@
               <w:rPr>
                 <w:b/>
                 <w:color w:val="64748B"/>
-                <w:sz w:val="16"/>
+                <w:sz w:val="15"/>
               </w:rPr>
-              <w:t>Testo Attuale:</w:t>
+              <w:t>Testo Attuale sul Sito:</w:t>
               <w:br/>
             </w:r>
             <w:r>
@@ -692,12 +698,12 @@
         </w:tc>
         <w:tc>
           <w:tcPr>
-            <w:tcW w:type="dxa" w:w="5112"/>
+            <w:tcW w:type="dxa" w:w="5184"/>
             <w:tcMar>
-              <w:top w:w="70" w:type="dxa"/>
-              <w:bottom w:w="70" w:type="dxa"/>
-              <w:left w:w="100" w:type="dxa"/>
-              <w:right w:w="100" w:type="dxa"/>
+              <w:top w:w="65" w:type="dxa"/>
+              <w:bottom w:w="65" w:type="dxa"/>
+              <w:left w:w="90" w:type="dxa"/>
+              <w:right w:w="90" w:type="dxa"/>
             </w:tcMar>
             <w:shd w:fill="F8FAFC"/>
           </w:tcPr>
@@ -706,9 +712,9 @@
               <w:rPr>
                 <w:b/>
                 <w:color w:val="64748B"/>
-                <w:sz w:val="16"/>
+                <w:sz w:val="15"/>
               </w:rPr>
-              <w:t>Testo Attuale:</w:t>
+              <w:t>Testo Attuale sul Sito:</w:t>
               <w:br/>
             </w:r>
             <w:r>
@@ -724,14 +730,14 @@
       <w:tr>
         <w:tc>
           <w:tcPr>
-            <w:tcW w:type="dxa" w:w="5112"/>
+            <w:tcW w:type="dxa" w:w="5184"/>
             <w:tcMar>
-              <w:top w:w="70" w:type="dxa"/>
-              <w:bottom w:w="70" w:type="dxa"/>
-              <w:left w:w="100" w:type="dxa"/>
-              <w:right w:w="100" w:type="dxa"/>
+              <w:top w:w="65" w:type="dxa"/>
+              <w:bottom w:w="65" w:type="dxa"/>
+              <w:left w:w="90" w:type="dxa"/>
+              <w:right w:w="90" w:type="dxa"/>
             </w:tcMar>
-            <w:shd w:fill="E6F4F6"/>
+            <w:shd w:fill="EBF7F9"/>
           </w:tcPr>
           <w:p>
             <w:r>
@@ -740,20 +746,20 @@
                 <w:color w:val="17556A"/>
                 <w:sz w:val="16"/>
               </w:rPr>
-              <w:t>✏️ NUOVO TESTO IT (2-3 righe):</w:t>
+              <w:t>✏️ TESTO DEFINITIVO IT (2-3 righe):</w:t>
             </w:r>
           </w:p>
         </w:tc>
         <w:tc>
           <w:tcPr>
-            <w:tcW w:type="dxa" w:w="5112"/>
+            <w:tcW w:type="dxa" w:w="5184"/>
             <w:tcMar>
-              <w:top w:w="70" w:type="dxa"/>
-              <w:bottom w:w="70" w:type="dxa"/>
-              <w:left w:w="100" w:type="dxa"/>
-              <w:right w:w="100" w:type="dxa"/>
+              <w:top w:w="65" w:type="dxa"/>
+              <w:bottom w:w="65" w:type="dxa"/>
+              <w:left w:w="90" w:type="dxa"/>
+              <w:right w:w="90" w:type="dxa"/>
             </w:tcMar>
-            <w:shd w:fill="E6F4F6"/>
+            <w:shd w:fill="EBF7F9"/>
           </w:tcPr>
           <w:p>
             <w:r>
@@ -762,7 +768,7 @@
                 <w:color w:val="17556A"/>
                 <w:sz w:val="16"/>
               </w:rPr>
-              <w:t>✏️ NUOVO TESTO EN (2-3 righe):</w:t>
+              <w:t>✏️ TESTO DEFINITIVO EN (2-3 righe):</w:t>
             </w:r>
           </w:p>
         </w:tc>
@@ -770,13 +776,14 @@
       <w:tr>
         <w:tc>
           <w:tcPr>
-            <w:tcW w:type="dxa" w:w="5112"/>
+            <w:tcW w:type="dxa" w:w="5184"/>
             <w:tcMar>
-              <w:top w:w="70" w:type="dxa"/>
-              <w:bottom w:w="70" w:type="dxa"/>
-              <w:left w:w="100" w:type="dxa"/>
-              <w:right w:w="100" w:type="dxa"/>
+              <w:top w:w="65" w:type="dxa"/>
+              <w:bottom w:w="65" w:type="dxa"/>
+              <w:left w:w="90" w:type="dxa"/>
+              <w:right w:w="90" w:type="dxa"/>
             </w:tcMar>
+            <w:shd w:fill="F0FDF4"/>
           </w:tcPr>
           <w:p>
             <w:r>
@@ -787,13 +794,14 @@
         </w:tc>
         <w:tc>
           <w:tcPr>
-            <w:tcW w:type="dxa" w:w="5112"/>
+            <w:tcW w:type="dxa" w:w="5184"/>
             <w:tcMar>
-              <w:top w:w="70" w:type="dxa"/>
-              <w:bottom w:w="70" w:type="dxa"/>
-              <w:left w:w="100" w:type="dxa"/>
-              <w:right w:w="100" w:type="dxa"/>
+              <w:top w:w="65" w:type="dxa"/>
+              <w:bottom w:w="65" w:type="dxa"/>
+              <w:left w:w="90" w:type="dxa"/>
+              <w:right w:w="90" w:type="dxa"/>
             </w:tcMar>
+            <w:shd w:fill="F0FDF4"/>
           </w:tcPr>
           <w:p>
             <w:r>
@@ -806,7 +814,7 @@
     </w:tbl>
     <w:p>
       <w:pPr>
-        <w:spacing w:after="120"/>
+        <w:spacing w:after="100"/>
       </w:pPr>
     </w:p>
     <w:tbl>
@@ -817,18 +825,18 @@
         <w:tblLook w:firstColumn="1" w:firstRow="1" w:lastColumn="0" w:lastRow="0" w:noHBand="0" w:noVBand="1" w:val="04A0"/>
       </w:tblPr>
       <w:tblGrid>
-        <w:gridCol w:w="5112"/>
-        <w:gridCol w:w="5112"/>
+        <w:gridCol w:w="5184"/>
+        <w:gridCol w:w="5184"/>
       </w:tblGrid>
       <w:tr>
         <w:tc>
           <w:tcPr>
-            <w:tcW w:type="dxa" w:w="5112"/>
+            <w:tcW w:type="dxa" w:w="5184"/>
             <w:tcMar>
-              <w:top w:w="70" w:type="dxa"/>
-              <w:bottom w:w="70" w:type="dxa"/>
-              <w:left w:w="100" w:type="dxa"/>
-              <w:right w:w="100" w:type="dxa"/>
+              <w:top w:w="65" w:type="dxa"/>
+              <w:bottom w:w="65" w:type="dxa"/>
+              <w:left w:w="90" w:type="dxa"/>
+              <w:right w:w="90" w:type="dxa"/>
             </w:tcMar>
             <w:shd w:fill="E2E8F0"/>
           </w:tcPr>
@@ -837,7 +845,7 @@
               <w:rPr>
                 <w:b/>
                 <w:color w:val="17556A"/>
-                <w:sz w:val="18"/>
+                <w:sz w:val="17"/>
               </w:rPr>
               <w:t>🇮🇹 Pulsanti Call-to-Action (Italiano)</w:t>
             </w:r>
@@ -845,12 +853,12 @@
         </w:tc>
         <w:tc>
           <w:tcPr>
-            <w:tcW w:type="dxa" w:w="5112"/>
+            <w:tcW w:type="dxa" w:w="5184"/>
             <w:tcMar>
-              <w:top w:w="70" w:type="dxa"/>
-              <w:bottom w:w="70" w:type="dxa"/>
-              <w:left w:w="100" w:type="dxa"/>
-              <w:right w:w="100" w:type="dxa"/>
+              <w:top w:w="65" w:type="dxa"/>
+              <w:bottom w:w="65" w:type="dxa"/>
+              <w:left w:w="90" w:type="dxa"/>
+              <w:right w:w="90" w:type="dxa"/>
             </w:tcMar>
             <w:shd w:fill="E2E8F0"/>
           </w:tcPr>
@@ -859,7 +867,7 @@
               <w:rPr>
                 <w:b/>
                 <w:color w:val="17556A"/>
-                <w:sz w:val="18"/>
+                <w:sz w:val="17"/>
               </w:rPr>
               <w:t>🇬🇧 Pulsanti Call-to-Action (Inglese)</w:t>
             </w:r>
@@ -869,12 +877,12 @@
       <w:tr>
         <w:tc>
           <w:tcPr>
-            <w:tcW w:type="dxa" w:w="5112"/>
+            <w:tcW w:type="dxa" w:w="5184"/>
             <w:tcMar>
-              <w:top w:w="70" w:type="dxa"/>
-              <w:bottom w:w="70" w:type="dxa"/>
-              <w:left w:w="100" w:type="dxa"/>
-              <w:right w:w="100" w:type="dxa"/>
+              <w:top w:w="65" w:type="dxa"/>
+              <w:bottom w:w="65" w:type="dxa"/>
+              <w:left w:w="90" w:type="dxa"/>
+              <w:right w:w="90" w:type="dxa"/>
             </w:tcMar>
             <w:shd w:fill="F8FAFC"/>
           </w:tcPr>
@@ -883,9 +891,9 @@
               <w:rPr>
                 <w:b/>
                 <w:color w:val="64748B"/>
-                <w:sz w:val="16"/>
+                <w:sz w:val="15"/>
               </w:rPr>
-              <w:t>Testo Attuale:</w:t>
+              <w:t>Testo Attuale sul Sito:</w:t>
               <w:br/>
             </w:r>
             <w:r>
@@ -893,20 +901,20 @@
                 <w:color w:val="1E293B"/>
                 <w:sz w:val="17"/>
               </w:rPr>
-              <w:t>1. Il progetto Zefiro (-&gt; Chi Siamo)</w:t>
+              <w:t>1. Il progetto Zefiro (porta a Chi Siamo)</w:t>
               <w:br/>
-              <w:t>2. Il nostro Manifesto (-&gt; Manifesto)</w:t>
+              <w:t>2. Il nostro Manifesto (porta a Manifesto)</w:t>
             </w:r>
           </w:p>
         </w:tc>
         <w:tc>
           <w:tcPr>
-            <w:tcW w:type="dxa" w:w="5112"/>
+            <w:tcW w:type="dxa" w:w="5184"/>
             <w:tcMar>
-              <w:top w:w="70" w:type="dxa"/>
-              <w:bottom w:w="70" w:type="dxa"/>
-              <w:left w:w="100" w:type="dxa"/>
-              <w:right w:w="100" w:type="dxa"/>
+              <w:top w:w="65" w:type="dxa"/>
+              <w:bottom w:w="65" w:type="dxa"/>
+              <w:left w:w="90" w:type="dxa"/>
+              <w:right w:w="90" w:type="dxa"/>
             </w:tcMar>
             <w:shd w:fill="F8FAFC"/>
           </w:tcPr>
@@ -915,9 +923,9 @@
               <w:rPr>
                 <w:b/>
                 <w:color w:val="64748B"/>
-                <w:sz w:val="16"/>
+                <w:sz w:val="15"/>
               </w:rPr>
-              <w:t>Testo Attuale:</w:t>
+              <w:t>Testo Attuale sul Sito:</w:t>
               <w:br/>
             </w:r>
             <w:r>
@@ -935,14 +943,14 @@
       <w:tr>
         <w:tc>
           <w:tcPr>
-            <w:tcW w:type="dxa" w:w="5112"/>
+            <w:tcW w:type="dxa" w:w="5184"/>
             <w:tcMar>
-              <w:top w:w="70" w:type="dxa"/>
-              <w:bottom w:w="70" w:type="dxa"/>
-              <w:left w:w="100" w:type="dxa"/>
-              <w:right w:w="100" w:type="dxa"/>
+              <w:top w:w="65" w:type="dxa"/>
+              <w:bottom w:w="65" w:type="dxa"/>
+              <w:left w:w="90" w:type="dxa"/>
+              <w:right w:w="90" w:type="dxa"/>
             </w:tcMar>
-            <w:shd w:fill="E6F4F6"/>
+            <w:shd w:fill="EBF7F9"/>
           </w:tcPr>
           <w:p>
             <w:r>
@@ -951,20 +959,20 @@
                 <w:color w:val="17556A"/>
                 <w:sz w:val="16"/>
               </w:rPr>
-              <w:t>✏️ NUOVO TESTO IT :</w:t>
+              <w:t>✏️ TESTO DEFINITIVO IT :</w:t>
             </w:r>
           </w:p>
         </w:tc>
         <w:tc>
           <w:tcPr>
-            <w:tcW w:type="dxa" w:w="5112"/>
+            <w:tcW w:type="dxa" w:w="5184"/>
             <w:tcMar>
-              <w:top w:w="70" w:type="dxa"/>
-              <w:bottom w:w="70" w:type="dxa"/>
-              <w:left w:w="100" w:type="dxa"/>
-              <w:right w:w="100" w:type="dxa"/>
+              <w:top w:w="65" w:type="dxa"/>
+              <w:bottom w:w="65" w:type="dxa"/>
+              <w:left w:w="90" w:type="dxa"/>
+              <w:right w:w="90" w:type="dxa"/>
             </w:tcMar>
-            <w:shd w:fill="E6F4F6"/>
+            <w:shd w:fill="EBF7F9"/>
           </w:tcPr>
           <w:p>
             <w:r>
@@ -973,7 +981,7 @@
                 <w:color w:val="17556A"/>
                 <w:sz w:val="16"/>
               </w:rPr>
-              <w:t>✏️ NUOVO TESTO EN :</w:t>
+              <w:t>✏️ TESTO DEFINITIVO EN :</w:t>
             </w:r>
           </w:p>
         </w:tc>
@@ -981,13 +989,14 @@
       <w:tr>
         <w:tc>
           <w:tcPr>
-            <w:tcW w:type="dxa" w:w="5112"/>
+            <w:tcW w:type="dxa" w:w="5184"/>
             <w:tcMar>
-              <w:top w:w="70" w:type="dxa"/>
-              <w:bottom w:w="70" w:type="dxa"/>
-              <w:left w:w="100" w:type="dxa"/>
-              <w:right w:w="100" w:type="dxa"/>
+              <w:top w:w="65" w:type="dxa"/>
+              <w:bottom w:w="65" w:type="dxa"/>
+              <w:left w:w="90" w:type="dxa"/>
+              <w:right w:w="90" w:type="dxa"/>
             </w:tcMar>
+            <w:shd w:fill="F0FDF4"/>
           </w:tcPr>
           <w:p>
             <w:r>
@@ -998,13 +1007,14 @@
         </w:tc>
         <w:tc>
           <w:tcPr>
-            <w:tcW w:type="dxa" w:w="5112"/>
+            <w:tcW w:type="dxa" w:w="5184"/>
             <w:tcMar>
-              <w:top w:w="70" w:type="dxa"/>
-              <w:bottom w:w="70" w:type="dxa"/>
-              <w:left w:w="100" w:type="dxa"/>
-              <w:right w:w="100" w:type="dxa"/>
+              <w:top w:w="65" w:type="dxa"/>
+              <w:bottom w:w="65" w:type="dxa"/>
+              <w:left w:w="90" w:type="dxa"/>
+              <w:right w:w="90" w:type="dxa"/>
             </w:tcMar>
+            <w:shd w:fill="F0FDF4"/>
           </w:tcPr>
           <w:p>
             <w:r>
@@ -1017,7 +1027,7 @@
     </w:tbl>
     <w:p>
       <w:pPr>
-        <w:spacing w:after="120"/>
+        <w:spacing w:after="100"/>
       </w:pPr>
     </w:p>
     <w:p>
@@ -1029,20 +1039,20 @@
           <w:rFonts w:ascii="Arial" w:hAnsi="Arial"/>
           <w:b/>
           <w:color w:val="17556A"/>
-          <w:sz w:val="26"/>
+          <w:sz w:val="25"/>
         </w:rPr>
-        <w:t>2.2 Homepage — Sezione Mappa &amp; Metriche Rurale</w:t>
+        <w:t>2.2 Homepage — Mappa di Copertura &amp; Statistiche Nazionali</w:t>
       </w:r>
     </w:p>
     <w:p>
       <w:pPr>
-        <w:spacing w:before="80" w:after="120"/>
+        <w:spacing w:before="60" w:after="120"/>
         <w:jc w:val="center"/>
       </w:pPr>
       <w:r>
         <w:drawing>
           <wp:inline xmlns:a="http://schemas.openxmlformats.org/drawingml/2006/main" xmlns:pic="http://schemas.openxmlformats.org/drawingml/2006/picture">
-            <wp:extent cx="6217920" cy="3837622"/>
+            <wp:extent cx="6309360" cy="3894058"/>
             <wp:docPr id="3" name="Picture 3"/>
             <wp:cNvGraphicFramePr>
               <a:graphicFrameLocks noChangeAspect="1"/>
@@ -1063,7 +1073,7 @@
                   <pic:spPr>
                     <a:xfrm>
                       <a:off x="0" y="0"/>
-                      <a:ext cx="6217920" cy="3837622"/>
+                      <a:ext cx="6309360" cy="3894058"/>
                     </a:xfrm>
                     <a:prstGeom prst="rect"/>
                   </pic:spPr>
@@ -1082,18 +1092,18 @@
         <w:tblLook w:firstColumn="1" w:firstRow="1" w:lastColumn="0" w:lastRow="0" w:noHBand="0" w:noVBand="1" w:val="04A0"/>
       </w:tblPr>
       <w:tblGrid>
-        <w:gridCol w:w="5112"/>
-        <w:gridCol w:w="5112"/>
+        <w:gridCol w:w="5184"/>
+        <w:gridCol w:w="5184"/>
       </w:tblGrid>
       <w:tr>
         <w:tc>
           <w:tcPr>
-            <w:tcW w:type="dxa" w:w="5112"/>
+            <w:tcW w:type="dxa" w:w="5184"/>
             <w:tcMar>
-              <w:top w:w="70" w:type="dxa"/>
-              <w:bottom w:w="70" w:type="dxa"/>
-              <w:left w:w="100" w:type="dxa"/>
-              <w:right w:w="100" w:type="dxa"/>
+              <w:top w:w="65" w:type="dxa"/>
+              <w:bottom w:w="65" w:type="dxa"/>
+              <w:left w:w="90" w:type="dxa"/>
+              <w:right w:w="90" w:type="dxa"/>
             </w:tcMar>
             <w:shd w:fill="E2E8F0"/>
           </w:tcPr>
@@ -1102,7 +1112,7 @@
               <w:rPr>
                 <w:b/>
                 <w:color w:val="17556A"/>
-                <w:sz w:val="18"/>
+                <w:sz w:val="17"/>
               </w:rPr>
               <w:t>🇮🇹 Titolo Sezione Mappa (Italiano)</w:t>
             </w:r>
@@ -1110,12 +1120,12 @@
         </w:tc>
         <w:tc>
           <w:tcPr>
-            <w:tcW w:type="dxa" w:w="5112"/>
+            <w:tcW w:type="dxa" w:w="5184"/>
             <w:tcMar>
-              <w:top w:w="70" w:type="dxa"/>
-              <w:bottom w:w="70" w:type="dxa"/>
-              <w:left w:w="100" w:type="dxa"/>
-              <w:right w:w="100" w:type="dxa"/>
+              <w:top w:w="65" w:type="dxa"/>
+              <w:bottom w:w="65" w:type="dxa"/>
+              <w:left w:w="90" w:type="dxa"/>
+              <w:right w:w="90" w:type="dxa"/>
             </w:tcMar>
             <w:shd w:fill="E2E8F0"/>
           </w:tcPr>
@@ -1124,7 +1134,7 @@
               <w:rPr>
                 <w:b/>
                 <w:color w:val="17556A"/>
-                <w:sz w:val="18"/>
+                <w:sz w:val="17"/>
               </w:rPr>
               <w:t>🇬🇧 Titolo Sezione Mappa (Inglese)</w:t>
             </w:r>
@@ -1134,12 +1144,12 @@
       <w:tr>
         <w:tc>
           <w:tcPr>
-            <w:tcW w:type="dxa" w:w="5112"/>
+            <w:tcW w:type="dxa" w:w="5184"/>
             <w:tcMar>
-              <w:top w:w="70" w:type="dxa"/>
-              <w:bottom w:w="70" w:type="dxa"/>
-              <w:left w:w="100" w:type="dxa"/>
-              <w:right w:w="100" w:type="dxa"/>
+              <w:top w:w="65" w:type="dxa"/>
+              <w:bottom w:w="65" w:type="dxa"/>
+              <w:left w:w="90" w:type="dxa"/>
+              <w:right w:w="90" w:type="dxa"/>
             </w:tcMar>
             <w:shd w:fill="F8FAFC"/>
           </w:tcPr>
@@ -1148,9 +1158,9 @@
               <w:rPr>
                 <w:b/>
                 <w:color w:val="64748B"/>
-                <w:sz w:val="16"/>
+                <w:sz w:val="15"/>
               </w:rPr>
-              <w:t>Testo Attuale:</w:t>
+              <w:t>Testo Attuale sul Sito:</w:t>
               <w:br/>
             </w:r>
             <w:r>
@@ -1164,12 +1174,12 @@
         </w:tc>
         <w:tc>
           <w:tcPr>
-            <w:tcW w:type="dxa" w:w="5112"/>
+            <w:tcW w:type="dxa" w:w="5184"/>
             <w:tcMar>
-              <w:top w:w="70" w:type="dxa"/>
-              <w:bottom w:w="70" w:type="dxa"/>
-              <w:left w:w="100" w:type="dxa"/>
-              <w:right w:w="100" w:type="dxa"/>
+              <w:top w:w="65" w:type="dxa"/>
+              <w:bottom w:w="65" w:type="dxa"/>
+              <w:left w:w="90" w:type="dxa"/>
+              <w:right w:w="90" w:type="dxa"/>
             </w:tcMar>
             <w:shd w:fill="F8FAFC"/>
           </w:tcPr>
@@ -1178,9 +1188,9 @@
               <w:rPr>
                 <w:b/>
                 <w:color w:val="64748B"/>
-                <w:sz w:val="16"/>
+                <w:sz w:val="15"/>
               </w:rPr>
-              <w:t>Testo Attuale:</w:t>
+              <w:t>Testo Attuale sul Sito:</w:t>
               <w:br/>
             </w:r>
             <w:r>
@@ -1196,14 +1206,14 @@
       <w:tr>
         <w:tc>
           <w:tcPr>
-            <w:tcW w:type="dxa" w:w="5112"/>
+            <w:tcW w:type="dxa" w:w="5184"/>
             <w:tcMar>
-              <w:top w:w="70" w:type="dxa"/>
-              <w:bottom w:w="70" w:type="dxa"/>
-              <w:left w:w="100" w:type="dxa"/>
-              <w:right w:w="100" w:type="dxa"/>
+              <w:top w:w="65" w:type="dxa"/>
+              <w:bottom w:w="65" w:type="dxa"/>
+              <w:left w:w="90" w:type="dxa"/>
+              <w:right w:w="90" w:type="dxa"/>
             </w:tcMar>
-            <w:shd w:fill="E6F4F6"/>
+            <w:shd w:fill="EBF7F9"/>
           </w:tcPr>
           <w:p>
             <w:r>
@@ -1212,20 +1222,20 @@
                 <w:color w:val="17556A"/>
                 <w:sz w:val="16"/>
               </w:rPr>
-              <w:t>✏️ NUOVO TESTO IT :</w:t>
+              <w:t>✏️ TESTO DEFINITIVO IT :</w:t>
             </w:r>
           </w:p>
         </w:tc>
         <w:tc>
           <w:tcPr>
-            <w:tcW w:type="dxa" w:w="5112"/>
+            <w:tcW w:type="dxa" w:w="5184"/>
             <w:tcMar>
-              <w:top w:w="70" w:type="dxa"/>
-              <w:bottom w:w="70" w:type="dxa"/>
-              <w:left w:w="100" w:type="dxa"/>
-              <w:right w:w="100" w:type="dxa"/>
+              <w:top w:w="65" w:type="dxa"/>
+              <w:bottom w:w="65" w:type="dxa"/>
+              <w:left w:w="90" w:type="dxa"/>
+              <w:right w:w="90" w:type="dxa"/>
             </w:tcMar>
-            <w:shd w:fill="E6F4F6"/>
+            <w:shd w:fill="EBF7F9"/>
           </w:tcPr>
           <w:p>
             <w:r>
@@ -1234,7 +1244,7 @@
                 <w:color w:val="17556A"/>
                 <w:sz w:val="16"/>
               </w:rPr>
-              <w:t>✏️ NUOVO TESTO EN :</w:t>
+              <w:t>✏️ TESTO DEFINITIVO EN :</w:t>
             </w:r>
           </w:p>
         </w:tc>
@@ -1242,13 +1252,14 @@
       <w:tr>
         <w:tc>
           <w:tcPr>
-            <w:tcW w:type="dxa" w:w="5112"/>
+            <w:tcW w:type="dxa" w:w="5184"/>
             <w:tcMar>
-              <w:top w:w="70" w:type="dxa"/>
-              <w:bottom w:w="70" w:type="dxa"/>
-              <w:left w:w="100" w:type="dxa"/>
-              <w:right w:w="100" w:type="dxa"/>
+              <w:top w:w="65" w:type="dxa"/>
+              <w:bottom w:w="65" w:type="dxa"/>
+              <w:left w:w="90" w:type="dxa"/>
+              <w:right w:w="90" w:type="dxa"/>
             </w:tcMar>
+            <w:shd w:fill="F0FDF4"/>
           </w:tcPr>
           <w:p>
             <w:r>
@@ -1259,13 +1270,14 @@
         </w:tc>
         <w:tc>
           <w:tcPr>
-            <w:tcW w:type="dxa" w:w="5112"/>
+            <w:tcW w:type="dxa" w:w="5184"/>
             <w:tcMar>
-              <w:top w:w="70" w:type="dxa"/>
-              <w:bottom w:w="70" w:type="dxa"/>
-              <w:left w:w="100" w:type="dxa"/>
-              <w:right w:w="100" w:type="dxa"/>
+              <w:top w:w="65" w:type="dxa"/>
+              <w:bottom w:w="65" w:type="dxa"/>
+              <w:left w:w="90" w:type="dxa"/>
+              <w:right w:w="90" w:type="dxa"/>
             </w:tcMar>
+            <w:shd w:fill="F0FDF4"/>
           </w:tcPr>
           <w:p>
             <w:r>
@@ -1278,7 +1290,7 @@
     </w:tbl>
     <w:p>
       <w:pPr>
-        <w:spacing w:after="120"/>
+        <w:spacing w:after="100"/>
       </w:pPr>
     </w:p>
     <w:tbl>
@@ -1289,18 +1301,18 @@
         <w:tblLook w:firstColumn="1" w:firstRow="1" w:lastColumn="0" w:lastRow="0" w:noHBand="0" w:noVBand="1" w:val="04A0"/>
       </w:tblPr>
       <w:tblGrid>
-        <w:gridCol w:w="5112"/>
-        <w:gridCol w:w="5112"/>
+        <w:gridCol w:w="5184"/>
+        <w:gridCol w:w="5184"/>
       </w:tblGrid>
       <w:tr>
         <w:tc>
           <w:tcPr>
-            <w:tcW w:type="dxa" w:w="5112"/>
+            <w:tcW w:type="dxa" w:w="5184"/>
             <w:tcMar>
-              <w:top w:w="70" w:type="dxa"/>
-              <w:bottom w:w="70" w:type="dxa"/>
-              <w:left w:w="100" w:type="dxa"/>
-              <w:right w:w="100" w:type="dxa"/>
+              <w:top w:w="65" w:type="dxa"/>
+              <w:bottom w:w="65" w:type="dxa"/>
+              <w:left w:w="90" w:type="dxa"/>
+              <w:right w:w="90" w:type="dxa"/>
             </w:tcMar>
             <w:shd w:fill="E2E8F0"/>
           </w:tcPr>
@@ -1309,7 +1321,7 @@
               <w:rPr>
                 <w:b/>
                 <w:color w:val="17556A"/>
-                <w:sz w:val="18"/>
+                <w:sz w:val="17"/>
               </w:rPr>
               <w:t>🇮🇹 Descrizione Copertura (Italiano)</w:t>
             </w:r>
@@ -1317,12 +1329,12 @@
         </w:tc>
         <w:tc>
           <w:tcPr>
-            <w:tcW w:type="dxa" w:w="5112"/>
+            <w:tcW w:type="dxa" w:w="5184"/>
             <w:tcMar>
-              <w:top w:w="70" w:type="dxa"/>
-              <w:bottom w:w="70" w:type="dxa"/>
-              <w:left w:w="100" w:type="dxa"/>
-              <w:right w:w="100" w:type="dxa"/>
+              <w:top w:w="65" w:type="dxa"/>
+              <w:bottom w:w="65" w:type="dxa"/>
+              <w:left w:w="90" w:type="dxa"/>
+              <w:right w:w="90" w:type="dxa"/>
             </w:tcMar>
             <w:shd w:fill="E2E8F0"/>
           </w:tcPr>
@@ -1331,7 +1343,7 @@
               <w:rPr>
                 <w:b/>
                 <w:color w:val="17556A"/>
-                <w:sz w:val="18"/>
+                <w:sz w:val="17"/>
               </w:rPr>
               <w:t>🇬🇧 Descrizione Copertura (Inglese)</w:t>
             </w:r>
@@ -1341,12 +1353,12 @@
       <w:tr>
         <w:tc>
           <w:tcPr>
-            <w:tcW w:type="dxa" w:w="5112"/>
+            <w:tcW w:type="dxa" w:w="5184"/>
             <w:tcMar>
-              <w:top w:w="70" w:type="dxa"/>
-              <w:bottom w:w="70" w:type="dxa"/>
-              <w:left w:w="100" w:type="dxa"/>
-              <w:right w:w="100" w:type="dxa"/>
+              <w:top w:w="65" w:type="dxa"/>
+              <w:bottom w:w="65" w:type="dxa"/>
+              <w:left w:w="90" w:type="dxa"/>
+              <w:right w:w="90" w:type="dxa"/>
             </w:tcMar>
             <w:shd w:fill="F8FAFC"/>
           </w:tcPr>
@@ -1355,9 +1367,9 @@
               <w:rPr>
                 <w:b/>
                 <w:color w:val="64748B"/>
-                <w:sz w:val="16"/>
+                <w:sz w:val="15"/>
               </w:rPr>
-              <w:t>Testo Attuale:</w:t>
+              <w:t>Testo Attuale sul Sito:</w:t>
               <w:br/>
             </w:r>
             <w:r>
@@ -1371,12 +1383,12 @@
         </w:tc>
         <w:tc>
           <w:tcPr>
-            <w:tcW w:type="dxa" w:w="5112"/>
+            <w:tcW w:type="dxa" w:w="5184"/>
             <w:tcMar>
-              <w:top w:w="70" w:type="dxa"/>
-              <w:bottom w:w="70" w:type="dxa"/>
-              <w:left w:w="100" w:type="dxa"/>
-              <w:right w:w="100" w:type="dxa"/>
+              <w:top w:w="65" w:type="dxa"/>
+              <w:bottom w:w="65" w:type="dxa"/>
+              <w:left w:w="90" w:type="dxa"/>
+              <w:right w:w="90" w:type="dxa"/>
             </w:tcMar>
             <w:shd w:fill="F8FAFC"/>
           </w:tcPr>
@@ -1385,9 +1397,9 @@
               <w:rPr>
                 <w:b/>
                 <w:color w:val="64748B"/>
-                <w:sz w:val="16"/>
+                <w:sz w:val="15"/>
               </w:rPr>
-              <w:t>Testo Attuale:</w:t>
+              <w:t>Testo Attuale sul Sito:</w:t>
               <w:br/>
             </w:r>
             <w:r>
@@ -1403,14 +1415,14 @@
       <w:tr>
         <w:tc>
           <w:tcPr>
-            <w:tcW w:type="dxa" w:w="5112"/>
+            <w:tcW w:type="dxa" w:w="5184"/>
             <w:tcMar>
-              <w:top w:w="70" w:type="dxa"/>
-              <w:bottom w:w="70" w:type="dxa"/>
-              <w:left w:w="100" w:type="dxa"/>
-              <w:right w:w="100" w:type="dxa"/>
+              <w:top w:w="65" w:type="dxa"/>
+              <w:bottom w:w="65" w:type="dxa"/>
+              <w:left w:w="90" w:type="dxa"/>
+              <w:right w:w="90" w:type="dxa"/>
             </w:tcMar>
-            <w:shd w:fill="E6F4F6"/>
+            <w:shd w:fill="EBF7F9"/>
           </w:tcPr>
           <w:p>
             <w:r>
@@ -1419,20 +1431,20 @@
                 <w:color w:val="17556A"/>
                 <w:sz w:val="16"/>
               </w:rPr>
-              <w:t>✏️ NUOVO TESTO IT :</w:t>
+              <w:t>✏️ TESTO DEFINITIVO IT :</w:t>
             </w:r>
           </w:p>
         </w:tc>
         <w:tc>
           <w:tcPr>
-            <w:tcW w:type="dxa" w:w="5112"/>
+            <w:tcW w:type="dxa" w:w="5184"/>
             <w:tcMar>
-              <w:top w:w="70" w:type="dxa"/>
-              <w:bottom w:w="70" w:type="dxa"/>
-              <w:left w:w="100" w:type="dxa"/>
-              <w:right w:w="100" w:type="dxa"/>
+              <w:top w:w="65" w:type="dxa"/>
+              <w:bottom w:w="65" w:type="dxa"/>
+              <w:left w:w="90" w:type="dxa"/>
+              <w:right w:w="90" w:type="dxa"/>
             </w:tcMar>
-            <w:shd w:fill="E6F4F6"/>
+            <w:shd w:fill="EBF7F9"/>
           </w:tcPr>
           <w:p>
             <w:r>
@@ -1441,7 +1453,7 @@
                 <w:color w:val="17556A"/>
                 <w:sz w:val="16"/>
               </w:rPr>
-              <w:t>✏️ NUOVO TESTO EN :</w:t>
+              <w:t>✏️ TESTO DEFINITIVO EN :</w:t>
             </w:r>
           </w:p>
         </w:tc>
@@ -1449,13 +1461,14 @@
       <w:tr>
         <w:tc>
           <w:tcPr>
-            <w:tcW w:type="dxa" w:w="5112"/>
+            <w:tcW w:type="dxa" w:w="5184"/>
             <w:tcMar>
-              <w:top w:w="70" w:type="dxa"/>
-              <w:bottom w:w="70" w:type="dxa"/>
-              <w:left w:w="100" w:type="dxa"/>
-              <w:right w:w="100" w:type="dxa"/>
+              <w:top w:w="65" w:type="dxa"/>
+              <w:bottom w:w="65" w:type="dxa"/>
+              <w:left w:w="90" w:type="dxa"/>
+              <w:right w:w="90" w:type="dxa"/>
             </w:tcMar>
+            <w:shd w:fill="F0FDF4"/>
           </w:tcPr>
           <w:p>
             <w:r>
@@ -1466,13 +1479,14 @@
         </w:tc>
         <w:tc>
           <w:tcPr>
-            <w:tcW w:type="dxa" w:w="5112"/>
+            <w:tcW w:type="dxa" w:w="5184"/>
             <w:tcMar>
-              <w:top w:w="70" w:type="dxa"/>
-              <w:bottom w:w="70" w:type="dxa"/>
-              <w:left w:w="100" w:type="dxa"/>
-              <w:right w:w="100" w:type="dxa"/>
+              <w:top w:w="65" w:type="dxa"/>
+              <w:bottom w:w="65" w:type="dxa"/>
+              <w:left w:w="90" w:type="dxa"/>
+              <w:right w:w="90" w:type="dxa"/>
             </w:tcMar>
+            <w:shd w:fill="F0FDF4"/>
           </w:tcPr>
           <w:p>
             <w:r>
@@ -1485,7 +1499,7 @@
     </w:tbl>
     <w:p>
       <w:pPr>
-        <w:spacing w:after="120"/>
+        <w:spacing w:after="100"/>
       </w:pPr>
     </w:p>
     <w:tbl>
@@ -1496,18 +1510,18 @@
         <w:tblLook w:firstColumn="1" w:firstRow="1" w:lastColumn="0" w:lastRow="0" w:noHBand="0" w:noVBand="1" w:val="04A0"/>
       </w:tblPr>
       <w:tblGrid>
-        <w:gridCol w:w="5112"/>
-        <w:gridCol w:w="5112"/>
+        <w:gridCol w:w="5184"/>
+        <w:gridCol w:w="5184"/>
       </w:tblGrid>
       <w:tr>
         <w:tc>
           <w:tcPr>
-            <w:tcW w:type="dxa" w:w="5112"/>
+            <w:tcW w:type="dxa" w:w="5184"/>
             <w:tcMar>
-              <w:top w:w="70" w:type="dxa"/>
-              <w:bottom w:w="70" w:type="dxa"/>
-              <w:left w:w="100" w:type="dxa"/>
-              <w:right w:w="100" w:type="dxa"/>
+              <w:top w:w="65" w:type="dxa"/>
+              <w:bottom w:w="65" w:type="dxa"/>
+              <w:left w:w="90" w:type="dxa"/>
+              <w:right w:w="90" w:type="dxa"/>
             </w:tcMar>
             <w:shd w:fill="E2E8F0"/>
           </w:tcPr>
@@ -1516,20 +1530,20 @@
               <w:rPr>
                 <w:b/>
                 <w:color w:val="17556A"/>
-                <w:sz w:val="18"/>
+                <w:sz w:val="17"/>
               </w:rPr>
-              <w:t>🇮🇹 3 Statistiche Chiave (Italiano)</w:t>
+              <w:t>🇮🇹 3 Metriche Chiave (Italiano)</w:t>
             </w:r>
           </w:p>
         </w:tc>
         <w:tc>
           <w:tcPr>
-            <w:tcW w:type="dxa" w:w="5112"/>
+            <w:tcW w:type="dxa" w:w="5184"/>
             <w:tcMar>
-              <w:top w:w="70" w:type="dxa"/>
-              <w:bottom w:w="70" w:type="dxa"/>
-              <w:left w:w="100" w:type="dxa"/>
-              <w:right w:w="100" w:type="dxa"/>
+              <w:top w:w="65" w:type="dxa"/>
+              <w:bottom w:w="65" w:type="dxa"/>
+              <w:left w:w="90" w:type="dxa"/>
+              <w:right w:w="90" w:type="dxa"/>
             </w:tcMar>
             <w:shd w:fill="E2E8F0"/>
           </w:tcPr>
@@ -1538,9 +1552,9 @@
               <w:rPr>
                 <w:b/>
                 <w:color w:val="17556A"/>
-                <w:sz w:val="18"/>
+                <w:sz w:val="17"/>
               </w:rPr>
-              <w:t>🇬🇧 3 Statistiche Chiave (Inglese)</w:t>
+              <w:t>🇬🇧 3 Metriche Chiave (Inglese)</w:t>
             </w:r>
           </w:p>
         </w:tc>
@@ -1548,12 +1562,12 @@
       <w:tr>
         <w:tc>
           <w:tcPr>
-            <w:tcW w:type="dxa" w:w="5112"/>
+            <w:tcW w:type="dxa" w:w="5184"/>
             <w:tcMar>
-              <w:top w:w="70" w:type="dxa"/>
-              <w:bottom w:w="70" w:type="dxa"/>
-              <w:left w:w="100" w:type="dxa"/>
-              <w:right w:w="100" w:type="dxa"/>
+              <w:top w:w="65" w:type="dxa"/>
+              <w:bottom w:w="65" w:type="dxa"/>
+              <w:left w:w="90" w:type="dxa"/>
+              <w:right w:w="90" w:type="dxa"/>
             </w:tcMar>
             <w:shd w:fill="F8FAFC"/>
           </w:tcPr>
@@ -1562,9 +1576,9 @@
               <w:rPr>
                 <w:b/>
                 <w:color w:val="64748B"/>
-                <w:sz w:val="16"/>
+                <w:sz w:val="15"/>
               </w:rPr>
-              <w:t>Testo Attuale:</w:t>
+              <w:t>Testo Attuale sul Sito:</w:t>
               <w:br/>
             </w:r>
             <w:r>
@@ -1582,12 +1596,12 @@
         </w:tc>
         <w:tc>
           <w:tcPr>
-            <w:tcW w:type="dxa" w:w="5112"/>
+            <w:tcW w:type="dxa" w:w="5184"/>
             <w:tcMar>
-              <w:top w:w="70" w:type="dxa"/>
-              <w:bottom w:w="70" w:type="dxa"/>
-              <w:left w:w="100" w:type="dxa"/>
-              <w:right w:w="100" w:type="dxa"/>
+              <w:top w:w="65" w:type="dxa"/>
+              <w:bottom w:w="65" w:type="dxa"/>
+              <w:left w:w="90" w:type="dxa"/>
+              <w:right w:w="90" w:type="dxa"/>
             </w:tcMar>
             <w:shd w:fill="F8FAFC"/>
           </w:tcPr>
@@ -1596,9 +1610,9 @@
               <w:rPr>
                 <w:b/>
                 <w:color w:val="64748B"/>
-                <w:sz w:val="16"/>
+                <w:sz w:val="15"/>
               </w:rPr>
-              <w:t>Testo Attuale:</w:t>
+              <w:t>Testo Attuale sul Sito:</w:t>
               <w:br/>
             </w:r>
             <w:r>
@@ -1618,14 +1632,14 @@
       <w:tr>
         <w:tc>
           <w:tcPr>
-            <w:tcW w:type="dxa" w:w="5112"/>
+            <w:tcW w:type="dxa" w:w="5184"/>
             <w:tcMar>
-              <w:top w:w="70" w:type="dxa"/>
-              <w:bottom w:w="70" w:type="dxa"/>
-              <w:left w:w="100" w:type="dxa"/>
-              <w:right w:w="100" w:type="dxa"/>
+              <w:top w:w="65" w:type="dxa"/>
+              <w:bottom w:w="65" w:type="dxa"/>
+              <w:left w:w="90" w:type="dxa"/>
+              <w:right w:w="90" w:type="dxa"/>
             </w:tcMar>
-            <w:shd w:fill="E6F4F6"/>
+            <w:shd w:fill="EBF7F9"/>
           </w:tcPr>
           <w:p>
             <w:r>
@@ -1634,20 +1648,20 @@
                 <w:color w:val="17556A"/>
                 <w:sz w:val="16"/>
               </w:rPr>
-              <w:t>✏️ NUOVO TESTO IT :</w:t>
+              <w:t>✏️ TESTO DEFINITIVO IT :</w:t>
             </w:r>
           </w:p>
         </w:tc>
         <w:tc>
           <w:tcPr>
-            <w:tcW w:type="dxa" w:w="5112"/>
+            <w:tcW w:type="dxa" w:w="5184"/>
             <w:tcMar>
-              <w:top w:w="70" w:type="dxa"/>
-              <w:bottom w:w="70" w:type="dxa"/>
-              <w:left w:w="100" w:type="dxa"/>
-              <w:right w:w="100" w:type="dxa"/>
+              <w:top w:w="65" w:type="dxa"/>
+              <w:bottom w:w="65" w:type="dxa"/>
+              <w:left w:w="90" w:type="dxa"/>
+              <w:right w:w="90" w:type="dxa"/>
             </w:tcMar>
-            <w:shd w:fill="E6F4F6"/>
+            <w:shd w:fill="EBF7F9"/>
           </w:tcPr>
           <w:p>
             <w:r>
@@ -1656,7 +1670,7 @@
                 <w:color w:val="17556A"/>
                 <w:sz w:val="16"/>
               </w:rPr>
-              <w:t>✏️ NUOVO TESTO EN :</w:t>
+              <w:t>✏️ TESTO DEFINITIVO EN :</w:t>
             </w:r>
           </w:p>
         </w:tc>
@@ -1664,13 +1678,14 @@
       <w:tr>
         <w:tc>
           <w:tcPr>
-            <w:tcW w:type="dxa" w:w="5112"/>
+            <w:tcW w:type="dxa" w:w="5184"/>
             <w:tcMar>
-              <w:top w:w="70" w:type="dxa"/>
-              <w:bottom w:w="70" w:type="dxa"/>
-              <w:left w:w="100" w:type="dxa"/>
-              <w:right w:w="100" w:type="dxa"/>
+              <w:top w:w="65" w:type="dxa"/>
+              <w:bottom w:w="65" w:type="dxa"/>
+              <w:left w:w="90" w:type="dxa"/>
+              <w:right w:w="90" w:type="dxa"/>
             </w:tcMar>
+            <w:shd w:fill="F0FDF4"/>
           </w:tcPr>
           <w:p>
             <w:r>
@@ -1681,13 +1696,14 @@
         </w:tc>
         <w:tc>
           <w:tcPr>
-            <w:tcW w:type="dxa" w:w="5112"/>
+            <w:tcW w:type="dxa" w:w="5184"/>
             <w:tcMar>
-              <w:top w:w="70" w:type="dxa"/>
-              <w:bottom w:w="70" w:type="dxa"/>
-              <w:left w:w="100" w:type="dxa"/>
-              <w:right w:w="100" w:type="dxa"/>
+              <w:top w:w="65" w:type="dxa"/>
+              <w:bottom w:w="65" w:type="dxa"/>
+              <w:left w:w="90" w:type="dxa"/>
+              <w:right w:w="90" w:type="dxa"/>
             </w:tcMar>
+            <w:shd w:fill="F0FDF4"/>
           </w:tcPr>
           <w:p>
             <w:r>
@@ -1700,7 +1716,7 @@
     </w:tbl>
     <w:p>
       <w:pPr>
-        <w:spacing w:after="120"/>
+        <w:spacing w:after="100"/>
       </w:pPr>
     </w:p>
     <w:p>
@@ -1712,20 +1728,20 @@
           <w:rFonts w:ascii="Arial" w:hAnsi="Arial"/>
           <w:b/>
           <w:color w:val="17556A"/>
-          <w:sz w:val="26"/>
+          <w:sz w:val="25"/>
         </w:rPr>
         <w:t>2.3 Homepage — Punti di Forza &amp; Missione</w:t>
       </w:r>
     </w:p>
     <w:p>
       <w:pPr>
-        <w:spacing w:before="80" w:after="120"/>
+        <w:spacing w:before="60" w:after="120"/>
         <w:jc w:val="center"/>
       </w:pPr>
       <w:r>
         <w:drawing>
           <wp:inline xmlns:a="http://schemas.openxmlformats.org/drawingml/2006/main" xmlns:pic="http://schemas.openxmlformats.org/drawingml/2006/picture">
-            <wp:extent cx="6217920" cy="3643312"/>
+            <wp:extent cx="6309360" cy="3696891"/>
             <wp:docPr id="4" name="Picture 4"/>
             <wp:cNvGraphicFramePr>
               <a:graphicFrameLocks noChangeAspect="1"/>
@@ -1746,7 +1762,7 @@
                   <pic:spPr>
                     <a:xfrm>
                       <a:off x="0" y="0"/>
-                      <a:ext cx="6217920" cy="3643312"/>
+                      <a:ext cx="6309360" cy="3696891"/>
                     </a:xfrm>
                     <a:prstGeom prst="rect"/>
                   </pic:spPr>
@@ -1765,18 +1781,18 @@
         <w:tblLook w:firstColumn="1" w:firstRow="1" w:lastColumn="0" w:lastRow="0" w:noHBand="0" w:noVBand="1" w:val="04A0"/>
       </w:tblPr>
       <w:tblGrid>
-        <w:gridCol w:w="5112"/>
-        <w:gridCol w:w="5112"/>
+        <w:gridCol w:w="5184"/>
+        <w:gridCol w:w="5184"/>
       </w:tblGrid>
       <w:tr>
         <w:tc>
           <w:tcPr>
-            <w:tcW w:type="dxa" w:w="5112"/>
+            <w:tcW w:type="dxa" w:w="5184"/>
             <w:tcMar>
-              <w:top w:w="70" w:type="dxa"/>
-              <w:bottom w:w="70" w:type="dxa"/>
-              <w:left w:w="100" w:type="dxa"/>
-              <w:right w:w="100" w:type="dxa"/>
+              <w:top w:w="65" w:type="dxa"/>
+              <w:bottom w:w="65" w:type="dxa"/>
+              <w:left w:w="90" w:type="dxa"/>
+              <w:right w:w="90" w:type="dxa"/>
             </w:tcMar>
             <w:shd w:fill="E2E8F0"/>
           </w:tcPr>
@@ -1785,20 +1801,20 @@
               <w:rPr>
                 <w:b/>
                 <w:color w:val="17556A"/>
-                <w:sz w:val="18"/>
+                <w:sz w:val="17"/>
               </w:rPr>
-              <w:t>🇮🇹 Scheda 1 (5G Rurale) (Italiano)</w:t>
+              <w:t>🇮🇹 Scheda 1 (Copertura 5G) (Italiano)</w:t>
             </w:r>
           </w:p>
         </w:tc>
         <w:tc>
           <w:tcPr>
-            <w:tcW w:type="dxa" w:w="5112"/>
+            <w:tcW w:type="dxa" w:w="5184"/>
             <w:tcMar>
-              <w:top w:w="70" w:type="dxa"/>
-              <w:bottom w:w="70" w:type="dxa"/>
-              <w:left w:w="100" w:type="dxa"/>
-              <w:right w:w="100" w:type="dxa"/>
+              <w:top w:w="65" w:type="dxa"/>
+              <w:bottom w:w="65" w:type="dxa"/>
+              <w:left w:w="90" w:type="dxa"/>
+              <w:right w:w="90" w:type="dxa"/>
             </w:tcMar>
             <w:shd w:fill="E2E8F0"/>
           </w:tcPr>
@@ -1807,9 +1823,9 @@
               <w:rPr>
                 <w:b/>
                 <w:color w:val="17556A"/>
-                <w:sz w:val="18"/>
+                <w:sz w:val="17"/>
               </w:rPr>
-              <w:t>🇬🇧 Scheda 1 (5G Rurale) (Inglese)</w:t>
+              <w:t>🇬🇧 Scheda 1 (Copertura 5G) (Inglese)</w:t>
             </w:r>
           </w:p>
         </w:tc>
@@ -1817,12 +1833,12 @@
       <w:tr>
         <w:tc>
           <w:tcPr>
-            <w:tcW w:type="dxa" w:w="5112"/>
+            <w:tcW w:type="dxa" w:w="5184"/>
             <w:tcMar>
-              <w:top w:w="70" w:type="dxa"/>
-              <w:bottom w:w="70" w:type="dxa"/>
-              <w:left w:w="100" w:type="dxa"/>
-              <w:right w:w="100" w:type="dxa"/>
+              <w:top w:w="65" w:type="dxa"/>
+              <w:bottom w:w="65" w:type="dxa"/>
+              <w:left w:w="90" w:type="dxa"/>
+              <w:right w:w="90" w:type="dxa"/>
             </w:tcMar>
             <w:shd w:fill="F8FAFC"/>
           </w:tcPr>
@@ -1831,9 +1847,9 @@
               <w:rPr>
                 <w:b/>
                 <w:color w:val="64748B"/>
-                <w:sz w:val="16"/>
+                <w:sz w:val="15"/>
               </w:rPr>
-              <w:t>Testo Attuale:</w:t>
+              <w:t>Testo Attuale sul Sito:</w:t>
               <w:br/>
             </w:r>
             <w:r>
@@ -1849,12 +1865,12 @@
         </w:tc>
         <w:tc>
           <w:tcPr>
-            <w:tcW w:type="dxa" w:w="5112"/>
+            <w:tcW w:type="dxa" w:w="5184"/>
             <w:tcMar>
-              <w:top w:w="70" w:type="dxa"/>
-              <w:bottom w:w="70" w:type="dxa"/>
-              <w:left w:w="100" w:type="dxa"/>
-              <w:right w:w="100" w:type="dxa"/>
+              <w:top w:w="65" w:type="dxa"/>
+              <w:bottom w:w="65" w:type="dxa"/>
+              <w:left w:w="90" w:type="dxa"/>
+              <w:right w:w="90" w:type="dxa"/>
             </w:tcMar>
             <w:shd w:fill="F8FAFC"/>
           </w:tcPr>
@@ -1863,9 +1879,9 @@
               <w:rPr>
                 <w:b/>
                 <w:color w:val="64748B"/>
-                <w:sz w:val="16"/>
+                <w:sz w:val="15"/>
               </w:rPr>
-              <w:t>Testo Attuale:</w:t>
+              <w:t>Testo Attuale sul Sito:</w:t>
               <w:br/>
             </w:r>
             <w:r>
@@ -1883,14 +1899,14 @@
       <w:tr>
         <w:tc>
           <w:tcPr>
-            <w:tcW w:type="dxa" w:w="5112"/>
+            <w:tcW w:type="dxa" w:w="5184"/>
             <w:tcMar>
-              <w:top w:w="70" w:type="dxa"/>
-              <w:bottom w:w="70" w:type="dxa"/>
-              <w:left w:w="100" w:type="dxa"/>
-              <w:right w:w="100" w:type="dxa"/>
+              <w:top w:w="65" w:type="dxa"/>
+              <w:bottom w:w="65" w:type="dxa"/>
+              <w:left w:w="90" w:type="dxa"/>
+              <w:right w:w="90" w:type="dxa"/>
             </w:tcMar>
-            <w:shd w:fill="E6F4F6"/>
+            <w:shd w:fill="EBF7F9"/>
           </w:tcPr>
           <w:p>
             <w:r>
@@ -1899,20 +1915,20 @@
                 <w:color w:val="17556A"/>
                 <w:sz w:val="16"/>
               </w:rPr>
-              <w:t>✏️ NUOVO TESTO IT :</w:t>
+              <w:t>✏️ TESTO DEFINITIVO IT :</w:t>
             </w:r>
           </w:p>
         </w:tc>
         <w:tc>
           <w:tcPr>
-            <w:tcW w:type="dxa" w:w="5112"/>
+            <w:tcW w:type="dxa" w:w="5184"/>
             <w:tcMar>
-              <w:top w:w="70" w:type="dxa"/>
-              <w:bottom w:w="70" w:type="dxa"/>
-              <w:left w:w="100" w:type="dxa"/>
-              <w:right w:w="100" w:type="dxa"/>
+              <w:top w:w="65" w:type="dxa"/>
+              <w:bottom w:w="65" w:type="dxa"/>
+              <w:left w:w="90" w:type="dxa"/>
+              <w:right w:w="90" w:type="dxa"/>
             </w:tcMar>
-            <w:shd w:fill="E6F4F6"/>
+            <w:shd w:fill="EBF7F9"/>
           </w:tcPr>
           <w:p>
             <w:r>
@@ -1921,7 +1937,7 @@
                 <w:color w:val="17556A"/>
                 <w:sz w:val="16"/>
               </w:rPr>
-              <w:t>✏️ NUOVO TESTO EN :</w:t>
+              <w:t>✏️ TESTO DEFINITIVO EN :</w:t>
             </w:r>
           </w:p>
         </w:tc>
@@ -1929,13 +1945,14 @@
       <w:tr>
         <w:tc>
           <w:tcPr>
-            <w:tcW w:type="dxa" w:w="5112"/>
+            <w:tcW w:type="dxa" w:w="5184"/>
             <w:tcMar>
-              <w:top w:w="70" w:type="dxa"/>
-              <w:bottom w:w="70" w:type="dxa"/>
-              <w:left w:w="100" w:type="dxa"/>
-              <w:right w:w="100" w:type="dxa"/>
+              <w:top w:w="65" w:type="dxa"/>
+              <w:bottom w:w="65" w:type="dxa"/>
+              <w:left w:w="90" w:type="dxa"/>
+              <w:right w:w="90" w:type="dxa"/>
             </w:tcMar>
+            <w:shd w:fill="F0FDF4"/>
           </w:tcPr>
           <w:p>
             <w:r>
@@ -1946,13 +1963,14 @@
         </w:tc>
         <w:tc>
           <w:tcPr>
-            <w:tcW w:type="dxa" w:w="5112"/>
+            <w:tcW w:type="dxa" w:w="5184"/>
             <w:tcMar>
-              <w:top w:w="70" w:type="dxa"/>
-              <w:bottom w:w="70" w:type="dxa"/>
-              <w:left w:w="100" w:type="dxa"/>
-              <w:right w:w="100" w:type="dxa"/>
+              <w:top w:w="65" w:type="dxa"/>
+              <w:bottom w:w="65" w:type="dxa"/>
+              <w:left w:w="90" w:type="dxa"/>
+              <w:right w:w="90" w:type="dxa"/>
             </w:tcMar>
+            <w:shd w:fill="F0FDF4"/>
           </w:tcPr>
           <w:p>
             <w:r>
@@ -1965,7 +1983,7 @@
     </w:tbl>
     <w:p>
       <w:pPr>
-        <w:spacing w:after="120"/>
+        <w:spacing w:after="100"/>
       </w:pPr>
     </w:p>
     <w:tbl>
@@ -1976,18 +1994,18 @@
         <w:tblLook w:firstColumn="1" w:firstRow="1" w:lastColumn="0" w:lastRow="0" w:noHBand="0" w:noVBand="1" w:val="04A0"/>
       </w:tblPr>
       <w:tblGrid>
-        <w:gridCol w:w="5112"/>
-        <w:gridCol w:w="5112"/>
+        <w:gridCol w:w="5184"/>
+        <w:gridCol w:w="5184"/>
       </w:tblGrid>
       <w:tr>
         <w:tc>
           <w:tcPr>
-            <w:tcW w:type="dxa" w:w="5112"/>
+            <w:tcW w:type="dxa" w:w="5184"/>
             <w:tcMar>
-              <w:top w:w="70" w:type="dxa"/>
-              <w:bottom w:w="70" w:type="dxa"/>
-              <w:left w:w="100" w:type="dxa"/>
-              <w:right w:w="100" w:type="dxa"/>
+              <w:top w:w="65" w:type="dxa"/>
+              <w:bottom w:w="65" w:type="dxa"/>
+              <w:left w:w="90" w:type="dxa"/>
+              <w:right w:w="90" w:type="dxa"/>
             </w:tcMar>
             <w:shd w:fill="E2E8F0"/>
           </w:tcPr>
@@ -1996,20 +2014,20 @@
               <w:rPr>
                 <w:b/>
                 <w:color w:val="17556A"/>
-                <w:sz w:val="18"/>
+                <w:sz w:val="17"/>
               </w:rPr>
-              <w:t>🇮🇹 Scheda 2 (Wholesale) (Italiano)</w:t>
+              <w:t>🇮🇹 Scheda 2 (Modello Wholesale) (Italiano)</w:t>
             </w:r>
           </w:p>
         </w:tc>
         <w:tc>
           <w:tcPr>
-            <w:tcW w:type="dxa" w:w="5112"/>
+            <w:tcW w:type="dxa" w:w="5184"/>
             <w:tcMar>
-              <w:top w:w="70" w:type="dxa"/>
-              <w:bottom w:w="70" w:type="dxa"/>
-              <w:left w:w="100" w:type="dxa"/>
-              <w:right w:w="100" w:type="dxa"/>
+              <w:top w:w="65" w:type="dxa"/>
+              <w:bottom w:w="65" w:type="dxa"/>
+              <w:left w:w="90" w:type="dxa"/>
+              <w:right w:w="90" w:type="dxa"/>
             </w:tcMar>
             <w:shd w:fill="E2E8F0"/>
           </w:tcPr>
@@ -2018,9 +2036,9 @@
               <w:rPr>
                 <w:b/>
                 <w:color w:val="17556A"/>
-                <w:sz w:val="18"/>
+                <w:sz w:val="17"/>
               </w:rPr>
-              <w:t>🇬🇧 Scheda 2 (Wholesale) (Inglese)</w:t>
+              <w:t>🇬🇧 Scheda 2 (Modello Wholesale) (Inglese)</w:t>
             </w:r>
           </w:p>
         </w:tc>
@@ -2028,12 +2046,12 @@
       <w:tr>
         <w:tc>
           <w:tcPr>
-            <w:tcW w:type="dxa" w:w="5112"/>
+            <w:tcW w:type="dxa" w:w="5184"/>
             <w:tcMar>
-              <w:top w:w="70" w:type="dxa"/>
-              <w:bottom w:w="70" w:type="dxa"/>
-              <w:left w:w="100" w:type="dxa"/>
-              <w:right w:w="100" w:type="dxa"/>
+              <w:top w:w="65" w:type="dxa"/>
+              <w:bottom w:w="65" w:type="dxa"/>
+              <w:left w:w="90" w:type="dxa"/>
+              <w:right w:w="90" w:type="dxa"/>
             </w:tcMar>
             <w:shd w:fill="F8FAFC"/>
           </w:tcPr>
@@ -2042,9 +2060,9 @@
               <w:rPr>
                 <w:b/>
                 <w:color w:val="64748B"/>
-                <w:sz w:val="16"/>
+                <w:sz w:val="15"/>
               </w:rPr>
-              <w:t>Testo Attuale:</w:t>
+              <w:t>Testo Attuale sul Sito:</w:t>
               <w:br/>
             </w:r>
             <w:r>
@@ -2060,12 +2078,12 @@
         </w:tc>
         <w:tc>
           <w:tcPr>
-            <w:tcW w:type="dxa" w:w="5112"/>
+            <w:tcW w:type="dxa" w:w="5184"/>
             <w:tcMar>
-              <w:top w:w="70" w:type="dxa"/>
-              <w:bottom w:w="70" w:type="dxa"/>
-              <w:left w:w="100" w:type="dxa"/>
-              <w:right w:w="100" w:type="dxa"/>
+              <w:top w:w="65" w:type="dxa"/>
+              <w:bottom w:w="65" w:type="dxa"/>
+              <w:left w:w="90" w:type="dxa"/>
+              <w:right w:w="90" w:type="dxa"/>
             </w:tcMar>
             <w:shd w:fill="F8FAFC"/>
           </w:tcPr>
@@ -2074,9 +2092,9 @@
               <w:rPr>
                 <w:b/>
                 <w:color w:val="64748B"/>
-                <w:sz w:val="16"/>
+                <w:sz w:val="15"/>
               </w:rPr>
-              <w:t>Testo Attuale:</w:t>
+              <w:t>Testo Attuale sul Sito:</w:t>
               <w:br/>
             </w:r>
             <w:r>
@@ -2094,14 +2112,14 @@
       <w:tr>
         <w:tc>
           <w:tcPr>
-            <w:tcW w:type="dxa" w:w="5112"/>
+            <w:tcW w:type="dxa" w:w="5184"/>
             <w:tcMar>
-              <w:top w:w="70" w:type="dxa"/>
-              <w:bottom w:w="70" w:type="dxa"/>
-              <w:left w:w="100" w:type="dxa"/>
-              <w:right w:w="100" w:type="dxa"/>
+              <w:top w:w="65" w:type="dxa"/>
+              <w:bottom w:w="65" w:type="dxa"/>
+              <w:left w:w="90" w:type="dxa"/>
+              <w:right w:w="90" w:type="dxa"/>
             </w:tcMar>
-            <w:shd w:fill="E6F4F6"/>
+            <w:shd w:fill="EBF7F9"/>
           </w:tcPr>
           <w:p>
             <w:r>
@@ -2110,20 +2128,20 @@
                 <w:color w:val="17556A"/>
                 <w:sz w:val="16"/>
               </w:rPr>
-              <w:t>✏️ NUOVO TESTO IT :</w:t>
+              <w:t>✏️ TESTO DEFINITIVO IT :</w:t>
             </w:r>
           </w:p>
         </w:tc>
         <w:tc>
           <w:tcPr>
-            <w:tcW w:type="dxa" w:w="5112"/>
+            <w:tcW w:type="dxa" w:w="5184"/>
             <w:tcMar>
-              <w:top w:w="70" w:type="dxa"/>
-              <w:bottom w:w="70" w:type="dxa"/>
-              <w:left w:w="100" w:type="dxa"/>
-              <w:right w:w="100" w:type="dxa"/>
+              <w:top w:w="65" w:type="dxa"/>
+              <w:bottom w:w="65" w:type="dxa"/>
+              <w:left w:w="90" w:type="dxa"/>
+              <w:right w:w="90" w:type="dxa"/>
             </w:tcMar>
-            <w:shd w:fill="E6F4F6"/>
+            <w:shd w:fill="EBF7F9"/>
           </w:tcPr>
           <w:p>
             <w:r>
@@ -2132,7 +2150,7 @@
                 <w:color w:val="17556A"/>
                 <w:sz w:val="16"/>
               </w:rPr>
-              <w:t>✏️ NUOVO TESTO EN :</w:t>
+              <w:t>✏️ TESTO DEFINITIVO EN :</w:t>
             </w:r>
           </w:p>
         </w:tc>
@@ -2140,13 +2158,14 @@
       <w:tr>
         <w:tc>
           <w:tcPr>
-            <w:tcW w:type="dxa" w:w="5112"/>
+            <w:tcW w:type="dxa" w:w="5184"/>
             <w:tcMar>
-              <w:top w:w="70" w:type="dxa"/>
-              <w:bottom w:w="70" w:type="dxa"/>
-              <w:left w:w="100" w:type="dxa"/>
-              <w:right w:w="100" w:type="dxa"/>
+              <w:top w:w="65" w:type="dxa"/>
+              <w:bottom w:w="65" w:type="dxa"/>
+              <w:left w:w="90" w:type="dxa"/>
+              <w:right w:w="90" w:type="dxa"/>
             </w:tcMar>
+            <w:shd w:fill="F0FDF4"/>
           </w:tcPr>
           <w:p>
             <w:r>
@@ -2157,13 +2176,14 @@
         </w:tc>
         <w:tc>
           <w:tcPr>
-            <w:tcW w:type="dxa" w:w="5112"/>
+            <w:tcW w:type="dxa" w:w="5184"/>
             <w:tcMar>
-              <w:top w:w="70" w:type="dxa"/>
-              <w:bottom w:w="70" w:type="dxa"/>
-              <w:left w:w="100" w:type="dxa"/>
-              <w:right w:w="100" w:type="dxa"/>
+              <w:top w:w="65" w:type="dxa"/>
+              <w:bottom w:w="65" w:type="dxa"/>
+              <w:left w:w="90" w:type="dxa"/>
+              <w:right w:w="90" w:type="dxa"/>
             </w:tcMar>
+            <w:shd w:fill="F0FDF4"/>
           </w:tcPr>
           <w:p>
             <w:r>
@@ -2176,7 +2196,7 @@
     </w:tbl>
     <w:p>
       <w:pPr>
-        <w:spacing w:after="120"/>
+        <w:spacing w:after="100"/>
       </w:pPr>
     </w:p>
     <w:tbl>
@@ -2187,18 +2207,18 @@
         <w:tblLook w:firstColumn="1" w:firstRow="1" w:lastColumn="0" w:lastRow="0" w:noHBand="0" w:noVBand="1" w:val="04A0"/>
       </w:tblPr>
       <w:tblGrid>
-        <w:gridCol w:w="5112"/>
-        <w:gridCol w:w="5112"/>
+        <w:gridCol w:w="5184"/>
+        <w:gridCol w:w="5184"/>
       </w:tblGrid>
       <w:tr>
         <w:tc>
           <w:tcPr>
-            <w:tcW w:type="dxa" w:w="5112"/>
+            <w:tcW w:type="dxa" w:w="5184"/>
             <w:tcMar>
-              <w:top w:w="70" w:type="dxa"/>
-              <w:bottom w:w="70" w:type="dxa"/>
-              <w:left w:w="100" w:type="dxa"/>
-              <w:right w:w="100" w:type="dxa"/>
+              <w:top w:w="65" w:type="dxa"/>
+              <w:bottom w:w="65" w:type="dxa"/>
+              <w:left w:w="90" w:type="dxa"/>
+              <w:right w:w="90" w:type="dxa"/>
             </w:tcMar>
             <w:shd w:fill="E2E8F0"/>
           </w:tcPr>
@@ -2207,7 +2227,7 @@
               <w:rPr>
                 <w:b/>
                 <w:color w:val="17556A"/>
-                <w:sz w:val="18"/>
+                <w:sz w:val="17"/>
               </w:rPr>
               <w:t>🇮🇹 Scheda 3 (Resilienza) (Italiano)</w:t>
             </w:r>
@@ -2215,12 +2235,12 @@
         </w:tc>
         <w:tc>
           <w:tcPr>
-            <w:tcW w:type="dxa" w:w="5112"/>
+            <w:tcW w:type="dxa" w:w="5184"/>
             <w:tcMar>
-              <w:top w:w="70" w:type="dxa"/>
-              <w:bottom w:w="70" w:type="dxa"/>
-              <w:left w:w="100" w:type="dxa"/>
-              <w:right w:w="100" w:type="dxa"/>
+              <w:top w:w="65" w:type="dxa"/>
+              <w:bottom w:w="65" w:type="dxa"/>
+              <w:left w:w="90" w:type="dxa"/>
+              <w:right w:w="90" w:type="dxa"/>
             </w:tcMar>
             <w:shd w:fill="E2E8F0"/>
           </w:tcPr>
@@ -2229,7 +2249,7 @@
               <w:rPr>
                 <w:b/>
                 <w:color w:val="17556A"/>
-                <w:sz w:val="18"/>
+                <w:sz w:val="17"/>
               </w:rPr>
               <w:t>🇬🇧 Scheda 3 (Resilienza) (Inglese)</w:t>
             </w:r>
@@ -2239,12 +2259,12 @@
       <w:tr>
         <w:tc>
           <w:tcPr>
-            <w:tcW w:type="dxa" w:w="5112"/>
+            <w:tcW w:type="dxa" w:w="5184"/>
             <w:tcMar>
-              <w:top w:w="70" w:type="dxa"/>
-              <w:bottom w:w="70" w:type="dxa"/>
-              <w:left w:w="100" w:type="dxa"/>
-              <w:right w:w="100" w:type="dxa"/>
+              <w:top w:w="65" w:type="dxa"/>
+              <w:bottom w:w="65" w:type="dxa"/>
+              <w:left w:w="90" w:type="dxa"/>
+              <w:right w:w="90" w:type="dxa"/>
             </w:tcMar>
             <w:shd w:fill="F8FAFC"/>
           </w:tcPr>
@@ -2253,9 +2273,9 @@
               <w:rPr>
                 <w:b/>
                 <w:color w:val="64748B"/>
-                <w:sz w:val="16"/>
+                <w:sz w:val="15"/>
               </w:rPr>
-              <w:t>Testo Attuale:</w:t>
+              <w:t>Testo Attuale sul Sito:</w:t>
               <w:br/>
             </w:r>
             <w:r>
@@ -2271,12 +2291,12 @@
         </w:tc>
         <w:tc>
           <w:tcPr>
-            <w:tcW w:type="dxa" w:w="5112"/>
+            <w:tcW w:type="dxa" w:w="5184"/>
             <w:tcMar>
-              <w:top w:w="70" w:type="dxa"/>
-              <w:bottom w:w="70" w:type="dxa"/>
-              <w:left w:w="100" w:type="dxa"/>
-              <w:right w:w="100" w:type="dxa"/>
+              <w:top w:w="65" w:type="dxa"/>
+              <w:bottom w:w="65" w:type="dxa"/>
+              <w:left w:w="90" w:type="dxa"/>
+              <w:right w:w="90" w:type="dxa"/>
             </w:tcMar>
             <w:shd w:fill="F8FAFC"/>
           </w:tcPr>
@@ -2285,9 +2305,9 @@
               <w:rPr>
                 <w:b/>
                 <w:color w:val="64748B"/>
-                <w:sz w:val="16"/>
+                <w:sz w:val="15"/>
               </w:rPr>
-              <w:t>Testo Attuale:</w:t>
+              <w:t>Testo Attuale sul Sito:</w:t>
               <w:br/>
             </w:r>
             <w:r>
@@ -2305,14 +2325,14 @@
       <w:tr>
         <w:tc>
           <w:tcPr>
-            <w:tcW w:type="dxa" w:w="5112"/>
+            <w:tcW w:type="dxa" w:w="5184"/>
             <w:tcMar>
-              <w:top w:w="70" w:type="dxa"/>
-              <w:bottom w:w="70" w:type="dxa"/>
-              <w:left w:w="100" w:type="dxa"/>
-              <w:right w:w="100" w:type="dxa"/>
+              <w:top w:w="65" w:type="dxa"/>
+              <w:bottom w:w="65" w:type="dxa"/>
+              <w:left w:w="90" w:type="dxa"/>
+              <w:right w:w="90" w:type="dxa"/>
             </w:tcMar>
-            <w:shd w:fill="E6F4F6"/>
+            <w:shd w:fill="EBF7F9"/>
           </w:tcPr>
           <w:p>
             <w:r>
@@ -2321,20 +2341,20 @@
                 <w:color w:val="17556A"/>
                 <w:sz w:val="16"/>
               </w:rPr>
-              <w:t>✏️ NUOVO TESTO IT :</w:t>
+              <w:t>✏️ TESTO DEFINITIVO IT :</w:t>
             </w:r>
           </w:p>
         </w:tc>
         <w:tc>
           <w:tcPr>
-            <w:tcW w:type="dxa" w:w="5112"/>
+            <w:tcW w:type="dxa" w:w="5184"/>
             <w:tcMar>
-              <w:top w:w="70" w:type="dxa"/>
-              <w:bottom w:w="70" w:type="dxa"/>
-              <w:left w:w="100" w:type="dxa"/>
-              <w:right w:w="100" w:type="dxa"/>
+              <w:top w:w="65" w:type="dxa"/>
+              <w:bottom w:w="65" w:type="dxa"/>
+              <w:left w:w="90" w:type="dxa"/>
+              <w:right w:w="90" w:type="dxa"/>
             </w:tcMar>
-            <w:shd w:fill="E6F4F6"/>
+            <w:shd w:fill="EBF7F9"/>
           </w:tcPr>
           <w:p>
             <w:r>
@@ -2343,7 +2363,7 @@
                 <w:color w:val="17556A"/>
                 <w:sz w:val="16"/>
               </w:rPr>
-              <w:t>✏️ NUOVO TESTO EN :</w:t>
+              <w:t>✏️ TESTO DEFINITIVO EN :</w:t>
             </w:r>
           </w:p>
         </w:tc>
@@ -2351,13 +2371,14 @@
       <w:tr>
         <w:tc>
           <w:tcPr>
-            <w:tcW w:type="dxa" w:w="5112"/>
+            <w:tcW w:type="dxa" w:w="5184"/>
             <w:tcMar>
-              <w:top w:w="70" w:type="dxa"/>
-              <w:bottom w:w="70" w:type="dxa"/>
-              <w:left w:w="100" w:type="dxa"/>
-              <w:right w:w="100" w:type="dxa"/>
+              <w:top w:w="65" w:type="dxa"/>
+              <w:bottom w:w="65" w:type="dxa"/>
+              <w:left w:w="90" w:type="dxa"/>
+              <w:right w:w="90" w:type="dxa"/>
             </w:tcMar>
+            <w:shd w:fill="F0FDF4"/>
           </w:tcPr>
           <w:p>
             <w:r>
@@ -2368,13 +2389,14 @@
         </w:tc>
         <w:tc>
           <w:tcPr>
-            <w:tcW w:type="dxa" w:w="5112"/>
+            <w:tcW w:type="dxa" w:w="5184"/>
             <w:tcMar>
-              <w:top w:w="70" w:type="dxa"/>
-              <w:bottom w:w="70" w:type="dxa"/>
-              <w:left w:w="100" w:type="dxa"/>
-              <w:right w:w="100" w:type="dxa"/>
+              <w:top w:w="65" w:type="dxa"/>
+              <w:bottom w:w="65" w:type="dxa"/>
+              <w:left w:w="90" w:type="dxa"/>
+              <w:right w:w="90" w:type="dxa"/>
             </w:tcMar>
+            <w:shd w:fill="F0FDF4"/>
           </w:tcPr>
           <w:p>
             <w:r>
@@ -2387,7 +2409,7 @@
     </w:tbl>
     <w:p>
       <w:pPr>
-        <w:spacing w:after="120"/>
+        <w:spacing w:after="100"/>
       </w:pPr>
     </w:p>
     <w:p>
@@ -2399,20 +2421,20 @@
           <w:rFonts w:ascii="Arial" w:hAnsi="Arial"/>
           <w:b/>
           <w:color w:val="17556A"/>
-          <w:sz w:val="26"/>
+          <w:sz w:val="25"/>
         </w:rPr>
         <w:t>3. Pagina: Chi Siamo</w:t>
       </w:r>
     </w:p>
     <w:p>
       <w:pPr>
-        <w:spacing w:before="80" w:after="120"/>
+        <w:spacing w:before="60" w:after="120"/>
         <w:jc w:val="center"/>
       </w:pPr>
       <w:r>
         <w:drawing>
           <wp:inline xmlns:a="http://schemas.openxmlformats.org/drawingml/2006/main" xmlns:pic="http://schemas.openxmlformats.org/drawingml/2006/picture">
-            <wp:extent cx="6217920" cy="8743950"/>
+            <wp:extent cx="6309360" cy="8379619"/>
             <wp:docPr id="5" name="Picture 5"/>
             <wp:cNvGraphicFramePr>
               <a:graphicFrameLocks noChangeAspect="1"/>
@@ -2433,7 +2455,7 @@
                   <pic:spPr>
                     <a:xfrm>
                       <a:off x="0" y="0"/>
-                      <a:ext cx="6217920" cy="8743950"/>
+                      <a:ext cx="6309360" cy="8379619"/>
                     </a:xfrm>
                     <a:prstGeom prst="rect"/>
                   </pic:spPr>
@@ -2452,18 +2474,18 @@
         <w:tblLook w:firstColumn="1" w:firstRow="1" w:lastColumn="0" w:lastRow="0" w:noHBand="0" w:noVBand="1" w:val="04A0"/>
       </w:tblPr>
       <w:tblGrid>
-        <w:gridCol w:w="5112"/>
-        <w:gridCol w:w="5112"/>
+        <w:gridCol w:w="5184"/>
+        <w:gridCol w:w="5184"/>
       </w:tblGrid>
       <w:tr>
         <w:tc>
           <w:tcPr>
-            <w:tcW w:type="dxa" w:w="5112"/>
+            <w:tcW w:type="dxa" w:w="5184"/>
             <w:tcMar>
-              <w:top w:w="70" w:type="dxa"/>
-              <w:bottom w:w="70" w:type="dxa"/>
-              <w:left w:w="100" w:type="dxa"/>
-              <w:right w:w="100" w:type="dxa"/>
+              <w:top w:w="65" w:type="dxa"/>
+              <w:bottom w:w="65" w:type="dxa"/>
+              <w:left w:w="90" w:type="dxa"/>
+              <w:right w:w="90" w:type="dxa"/>
             </w:tcMar>
             <w:shd w:fill="E2E8F0"/>
           </w:tcPr>
@@ -2472,20 +2494,20 @@
               <w:rPr>
                 <w:b/>
                 <w:color w:val="17556A"/>
-                <w:sz w:val="18"/>
+                <w:sz w:val="17"/>
               </w:rPr>
-              <w:t>🇮🇹 Sottotitolo Introduttivo (Italiano)</w:t>
+              <w:t>🇮🇹 Sottotitolo Chi Siamo (Italiano)</w:t>
             </w:r>
           </w:p>
         </w:tc>
         <w:tc>
           <w:tcPr>
-            <w:tcW w:type="dxa" w:w="5112"/>
+            <w:tcW w:type="dxa" w:w="5184"/>
             <w:tcMar>
-              <w:top w:w="70" w:type="dxa"/>
-              <w:bottom w:w="70" w:type="dxa"/>
-              <w:left w:w="100" w:type="dxa"/>
-              <w:right w:w="100" w:type="dxa"/>
+              <w:top w:w="65" w:type="dxa"/>
+              <w:bottom w:w="65" w:type="dxa"/>
+              <w:left w:w="90" w:type="dxa"/>
+              <w:right w:w="90" w:type="dxa"/>
             </w:tcMar>
             <w:shd w:fill="E2E8F0"/>
           </w:tcPr>
@@ -2494,9 +2516,9 @@
               <w:rPr>
                 <w:b/>
                 <w:color w:val="17556A"/>
-                <w:sz w:val="18"/>
+                <w:sz w:val="17"/>
               </w:rPr>
-              <w:t>🇬🇧 Sottotitolo Introduttivo (Inglese)</w:t>
+              <w:t>🇬🇧 Sottotitolo Chi Siamo (Inglese)</w:t>
             </w:r>
           </w:p>
         </w:tc>
@@ -2504,12 +2526,12 @@
       <w:tr>
         <w:tc>
           <w:tcPr>
-            <w:tcW w:type="dxa" w:w="5112"/>
+            <w:tcW w:type="dxa" w:w="5184"/>
             <w:tcMar>
-              <w:top w:w="70" w:type="dxa"/>
-              <w:bottom w:w="70" w:type="dxa"/>
-              <w:left w:w="100" w:type="dxa"/>
-              <w:right w:w="100" w:type="dxa"/>
+              <w:top w:w="65" w:type="dxa"/>
+              <w:bottom w:w="65" w:type="dxa"/>
+              <w:left w:w="90" w:type="dxa"/>
+              <w:right w:w="90" w:type="dxa"/>
             </w:tcMar>
             <w:shd w:fill="F8FAFC"/>
           </w:tcPr>
@@ -2518,9 +2540,9 @@
               <w:rPr>
                 <w:b/>
                 <w:color w:val="64748B"/>
-                <w:sz w:val="16"/>
+                <w:sz w:val="15"/>
               </w:rPr>
-              <w:t>Testo Attuale:</w:t>
+              <w:t>Testo Attuale sul Sito:</w:t>
               <w:br/>
             </w:r>
             <w:r>
@@ -2534,12 +2556,12 @@
         </w:tc>
         <w:tc>
           <w:tcPr>
-            <w:tcW w:type="dxa" w:w="5112"/>
+            <w:tcW w:type="dxa" w:w="5184"/>
             <w:tcMar>
-              <w:top w:w="70" w:type="dxa"/>
-              <w:bottom w:w="70" w:type="dxa"/>
-              <w:left w:w="100" w:type="dxa"/>
-              <w:right w:w="100" w:type="dxa"/>
+              <w:top w:w="65" w:type="dxa"/>
+              <w:bottom w:w="65" w:type="dxa"/>
+              <w:left w:w="90" w:type="dxa"/>
+              <w:right w:w="90" w:type="dxa"/>
             </w:tcMar>
             <w:shd w:fill="F8FAFC"/>
           </w:tcPr>
@@ -2548,9 +2570,9 @@
               <w:rPr>
                 <w:b/>
                 <w:color w:val="64748B"/>
-                <w:sz w:val="16"/>
+                <w:sz w:val="15"/>
               </w:rPr>
-              <w:t>Testo Attuale:</w:t>
+              <w:t>Testo Attuale sul Sito:</w:t>
               <w:br/>
             </w:r>
             <w:r>
@@ -2566,14 +2588,14 @@
       <w:tr>
         <w:tc>
           <w:tcPr>
-            <w:tcW w:type="dxa" w:w="5112"/>
+            <w:tcW w:type="dxa" w:w="5184"/>
             <w:tcMar>
-              <w:top w:w="70" w:type="dxa"/>
-              <w:bottom w:w="70" w:type="dxa"/>
-              <w:left w:w="100" w:type="dxa"/>
-              <w:right w:w="100" w:type="dxa"/>
+              <w:top w:w="65" w:type="dxa"/>
+              <w:bottom w:w="65" w:type="dxa"/>
+              <w:left w:w="90" w:type="dxa"/>
+              <w:right w:w="90" w:type="dxa"/>
             </w:tcMar>
-            <w:shd w:fill="E6F4F6"/>
+            <w:shd w:fill="EBF7F9"/>
           </w:tcPr>
           <w:p>
             <w:r>
@@ -2582,20 +2604,20 @@
                 <w:color w:val="17556A"/>
                 <w:sz w:val="16"/>
               </w:rPr>
-              <w:t>✏️ NUOVO TESTO IT :</w:t>
+              <w:t>✏️ TESTO DEFINITIVO IT :</w:t>
             </w:r>
           </w:p>
         </w:tc>
         <w:tc>
           <w:tcPr>
-            <w:tcW w:type="dxa" w:w="5112"/>
+            <w:tcW w:type="dxa" w:w="5184"/>
             <w:tcMar>
-              <w:top w:w="70" w:type="dxa"/>
-              <w:bottom w:w="70" w:type="dxa"/>
-              <w:left w:w="100" w:type="dxa"/>
-              <w:right w:w="100" w:type="dxa"/>
+              <w:top w:w="65" w:type="dxa"/>
+              <w:bottom w:w="65" w:type="dxa"/>
+              <w:left w:w="90" w:type="dxa"/>
+              <w:right w:w="90" w:type="dxa"/>
             </w:tcMar>
-            <w:shd w:fill="E6F4F6"/>
+            <w:shd w:fill="EBF7F9"/>
           </w:tcPr>
           <w:p>
             <w:r>
@@ -2604,7 +2626,7 @@
                 <w:color w:val="17556A"/>
                 <w:sz w:val="16"/>
               </w:rPr>
-              <w:t>✏️ NUOVO TESTO EN :</w:t>
+              <w:t>✏️ TESTO DEFINITIVO EN :</w:t>
             </w:r>
           </w:p>
         </w:tc>
@@ -2612,13 +2634,14 @@
       <w:tr>
         <w:tc>
           <w:tcPr>
-            <w:tcW w:type="dxa" w:w="5112"/>
+            <w:tcW w:type="dxa" w:w="5184"/>
             <w:tcMar>
-              <w:top w:w="70" w:type="dxa"/>
-              <w:bottom w:w="70" w:type="dxa"/>
-              <w:left w:w="100" w:type="dxa"/>
-              <w:right w:w="100" w:type="dxa"/>
+              <w:top w:w="65" w:type="dxa"/>
+              <w:bottom w:w="65" w:type="dxa"/>
+              <w:left w:w="90" w:type="dxa"/>
+              <w:right w:w="90" w:type="dxa"/>
             </w:tcMar>
+            <w:shd w:fill="F0FDF4"/>
           </w:tcPr>
           <w:p>
             <w:r>
@@ -2629,13 +2652,14 @@
         </w:tc>
         <w:tc>
           <w:tcPr>
-            <w:tcW w:type="dxa" w:w="5112"/>
+            <w:tcW w:type="dxa" w:w="5184"/>
             <w:tcMar>
-              <w:top w:w="70" w:type="dxa"/>
-              <w:bottom w:w="70" w:type="dxa"/>
-              <w:left w:w="100" w:type="dxa"/>
-              <w:right w:w="100" w:type="dxa"/>
+              <w:top w:w="65" w:type="dxa"/>
+              <w:bottom w:w="65" w:type="dxa"/>
+              <w:left w:w="90" w:type="dxa"/>
+              <w:right w:w="90" w:type="dxa"/>
             </w:tcMar>
+            <w:shd w:fill="F0FDF4"/>
           </w:tcPr>
           <w:p>
             <w:r>
@@ -2648,7 +2672,7 @@
     </w:tbl>
     <w:p>
       <w:pPr>
-        <w:spacing w:after="120"/>
+        <w:spacing w:after="100"/>
       </w:pPr>
     </w:p>
     <w:tbl>
@@ -2659,18 +2683,18 @@
         <w:tblLook w:firstColumn="1" w:firstRow="1" w:lastColumn="0" w:lastRow="0" w:noHBand="0" w:noVBand="1" w:val="04A0"/>
       </w:tblPr>
       <w:tblGrid>
-        <w:gridCol w:w="5112"/>
-        <w:gridCol w:w="5112"/>
+        <w:gridCol w:w="5184"/>
+        <w:gridCol w:w="5184"/>
       </w:tblGrid>
       <w:tr>
         <w:tc>
           <w:tcPr>
-            <w:tcW w:type="dxa" w:w="5112"/>
+            <w:tcW w:type="dxa" w:w="5184"/>
             <w:tcMar>
-              <w:top w:w="70" w:type="dxa"/>
-              <w:bottom w:w="70" w:type="dxa"/>
-              <w:left w:w="100" w:type="dxa"/>
-              <w:right w:w="100" w:type="dxa"/>
+              <w:top w:w="65" w:type="dxa"/>
+              <w:bottom w:w="65" w:type="dxa"/>
+              <w:left w:w="90" w:type="dxa"/>
+              <w:right w:w="90" w:type="dxa"/>
             </w:tcMar>
             <w:shd w:fill="E2E8F0"/>
           </w:tcPr>
@@ -2679,7 +2703,7 @@
               <w:rPr>
                 <w:b/>
                 <w:color w:val="17556A"/>
-                <w:sz w:val="18"/>
+                <w:sz w:val="17"/>
               </w:rPr>
               <w:t>🇮🇹 La Nostra Missione (Italiano)</w:t>
             </w:r>
@@ -2687,12 +2711,12 @@
         </w:tc>
         <w:tc>
           <w:tcPr>
-            <w:tcW w:type="dxa" w:w="5112"/>
+            <w:tcW w:type="dxa" w:w="5184"/>
             <w:tcMar>
-              <w:top w:w="70" w:type="dxa"/>
-              <w:bottom w:w="70" w:type="dxa"/>
-              <w:left w:w="100" w:type="dxa"/>
-              <w:right w:w="100" w:type="dxa"/>
+              <w:top w:w="65" w:type="dxa"/>
+              <w:bottom w:w="65" w:type="dxa"/>
+              <w:left w:w="90" w:type="dxa"/>
+              <w:right w:w="90" w:type="dxa"/>
             </w:tcMar>
             <w:shd w:fill="E2E8F0"/>
           </w:tcPr>
@@ -2701,7 +2725,7 @@
               <w:rPr>
                 <w:b/>
                 <w:color w:val="17556A"/>
-                <w:sz w:val="18"/>
+                <w:sz w:val="17"/>
               </w:rPr>
               <w:t>🇬🇧 La Nostra Missione (Inglese)</w:t>
             </w:r>
@@ -2711,12 +2735,12 @@
       <w:tr>
         <w:tc>
           <w:tcPr>
-            <w:tcW w:type="dxa" w:w="5112"/>
+            <w:tcW w:type="dxa" w:w="5184"/>
             <w:tcMar>
-              <w:top w:w="70" w:type="dxa"/>
-              <w:bottom w:w="70" w:type="dxa"/>
-              <w:left w:w="100" w:type="dxa"/>
-              <w:right w:w="100" w:type="dxa"/>
+              <w:top w:w="65" w:type="dxa"/>
+              <w:bottom w:w="65" w:type="dxa"/>
+              <w:left w:w="90" w:type="dxa"/>
+              <w:right w:w="90" w:type="dxa"/>
             </w:tcMar>
             <w:shd w:fill="F8FAFC"/>
           </w:tcPr>
@@ -2725,9 +2749,9 @@
               <w:rPr>
                 <w:b/>
                 <w:color w:val="64748B"/>
-                <w:sz w:val="16"/>
+                <w:sz w:val="15"/>
               </w:rPr>
-              <w:t>Testo Attuale:</w:t>
+              <w:t>Testo Attuale sul Sito:</w:t>
               <w:br/>
             </w:r>
             <w:r>
@@ -2741,12 +2765,12 @@
         </w:tc>
         <w:tc>
           <w:tcPr>
-            <w:tcW w:type="dxa" w:w="5112"/>
+            <w:tcW w:type="dxa" w:w="5184"/>
             <w:tcMar>
-              <w:top w:w="70" w:type="dxa"/>
-              <w:bottom w:w="70" w:type="dxa"/>
-              <w:left w:w="100" w:type="dxa"/>
-              <w:right w:w="100" w:type="dxa"/>
+              <w:top w:w="65" w:type="dxa"/>
+              <w:bottom w:w="65" w:type="dxa"/>
+              <w:left w:w="90" w:type="dxa"/>
+              <w:right w:w="90" w:type="dxa"/>
             </w:tcMar>
             <w:shd w:fill="F8FAFC"/>
           </w:tcPr>
@@ -2755,9 +2779,9 @@
               <w:rPr>
                 <w:b/>
                 <w:color w:val="64748B"/>
-                <w:sz w:val="16"/>
+                <w:sz w:val="15"/>
               </w:rPr>
-              <w:t>Testo Attuale:</w:t>
+              <w:t>Testo Attuale sul Sito:</w:t>
               <w:br/>
             </w:r>
             <w:r>
@@ -2773,14 +2797,14 @@
       <w:tr>
         <w:tc>
           <w:tcPr>
-            <w:tcW w:type="dxa" w:w="5112"/>
+            <w:tcW w:type="dxa" w:w="5184"/>
             <w:tcMar>
-              <w:top w:w="70" w:type="dxa"/>
-              <w:bottom w:w="70" w:type="dxa"/>
-              <w:left w:w="100" w:type="dxa"/>
-              <w:right w:w="100" w:type="dxa"/>
+              <w:top w:w="65" w:type="dxa"/>
+              <w:bottom w:w="65" w:type="dxa"/>
+              <w:left w:w="90" w:type="dxa"/>
+              <w:right w:w="90" w:type="dxa"/>
             </w:tcMar>
-            <w:shd w:fill="E6F4F6"/>
+            <w:shd w:fill="EBF7F9"/>
           </w:tcPr>
           <w:p>
             <w:r>
@@ -2789,20 +2813,20 @@
                 <w:color w:val="17556A"/>
                 <w:sz w:val="16"/>
               </w:rPr>
-              <w:t>✏️ NUOVO TESTO IT :</w:t>
+              <w:t>✏️ TESTO DEFINITIVO IT :</w:t>
             </w:r>
           </w:p>
         </w:tc>
         <w:tc>
           <w:tcPr>
-            <w:tcW w:type="dxa" w:w="5112"/>
+            <w:tcW w:type="dxa" w:w="5184"/>
             <w:tcMar>
-              <w:top w:w="70" w:type="dxa"/>
-              <w:bottom w:w="70" w:type="dxa"/>
-              <w:left w:w="100" w:type="dxa"/>
-              <w:right w:w="100" w:type="dxa"/>
+              <w:top w:w="65" w:type="dxa"/>
+              <w:bottom w:w="65" w:type="dxa"/>
+              <w:left w:w="90" w:type="dxa"/>
+              <w:right w:w="90" w:type="dxa"/>
             </w:tcMar>
-            <w:shd w:fill="E6F4F6"/>
+            <w:shd w:fill="EBF7F9"/>
           </w:tcPr>
           <w:p>
             <w:r>
@@ -2811,7 +2835,7 @@
                 <w:color w:val="17556A"/>
                 <w:sz w:val="16"/>
               </w:rPr>
-              <w:t>✏️ NUOVO TESTO EN :</w:t>
+              <w:t>✏️ TESTO DEFINITIVO EN :</w:t>
             </w:r>
           </w:p>
         </w:tc>
@@ -2819,13 +2843,14 @@
       <w:tr>
         <w:tc>
           <w:tcPr>
-            <w:tcW w:type="dxa" w:w="5112"/>
+            <w:tcW w:type="dxa" w:w="5184"/>
             <w:tcMar>
-              <w:top w:w="70" w:type="dxa"/>
-              <w:bottom w:w="70" w:type="dxa"/>
-              <w:left w:w="100" w:type="dxa"/>
-              <w:right w:w="100" w:type="dxa"/>
+              <w:top w:w="65" w:type="dxa"/>
+              <w:bottom w:w="65" w:type="dxa"/>
+              <w:left w:w="90" w:type="dxa"/>
+              <w:right w:w="90" w:type="dxa"/>
             </w:tcMar>
+            <w:shd w:fill="F0FDF4"/>
           </w:tcPr>
           <w:p>
             <w:r>
@@ -2836,13 +2861,14 @@
         </w:tc>
         <w:tc>
           <w:tcPr>
-            <w:tcW w:type="dxa" w:w="5112"/>
+            <w:tcW w:type="dxa" w:w="5184"/>
             <w:tcMar>
-              <w:top w:w="70" w:type="dxa"/>
-              <w:bottom w:w="70" w:type="dxa"/>
-              <w:left w:w="100" w:type="dxa"/>
-              <w:right w:w="100" w:type="dxa"/>
+              <w:top w:w="65" w:type="dxa"/>
+              <w:bottom w:w="65" w:type="dxa"/>
+              <w:left w:w="90" w:type="dxa"/>
+              <w:right w:w="90" w:type="dxa"/>
             </w:tcMar>
+            <w:shd w:fill="F0FDF4"/>
           </w:tcPr>
           <w:p>
             <w:r>
@@ -2855,7 +2881,7 @@
     </w:tbl>
     <w:p>
       <w:pPr>
-        <w:spacing w:after="120"/>
+        <w:spacing w:after="100"/>
       </w:pPr>
     </w:p>
     <w:tbl>
@@ -2866,18 +2892,18 @@
         <w:tblLook w:firstColumn="1" w:firstRow="1" w:lastColumn="0" w:lastRow="0" w:noHBand="0" w:noVBand="1" w:val="04A0"/>
       </w:tblPr>
       <w:tblGrid>
-        <w:gridCol w:w="5112"/>
-        <w:gridCol w:w="5112"/>
+        <w:gridCol w:w="5184"/>
+        <w:gridCol w:w="5184"/>
       </w:tblGrid>
       <w:tr>
         <w:tc>
           <w:tcPr>
-            <w:tcW w:type="dxa" w:w="5112"/>
+            <w:tcW w:type="dxa" w:w="5184"/>
             <w:tcMar>
-              <w:top w:w="70" w:type="dxa"/>
-              <w:bottom w:w="70" w:type="dxa"/>
-              <w:left w:w="100" w:type="dxa"/>
-              <w:right w:w="100" w:type="dxa"/>
+              <w:top w:w="65" w:type="dxa"/>
+              <w:bottom w:w="65" w:type="dxa"/>
+              <w:left w:w="90" w:type="dxa"/>
+              <w:right w:w="90" w:type="dxa"/>
             </w:tcMar>
             <w:shd w:fill="E2E8F0"/>
           </w:tcPr>
@@ -2886,7 +2912,7 @@
               <w:rPr>
                 <w:b/>
                 <w:color w:val="17556A"/>
-                <w:sz w:val="18"/>
+                <w:sz w:val="17"/>
               </w:rPr>
               <w:t>🇮🇹 Modello Wholesale B2B (Italiano)</w:t>
             </w:r>
@@ -2894,12 +2920,12 @@
         </w:tc>
         <w:tc>
           <w:tcPr>
-            <w:tcW w:type="dxa" w:w="5112"/>
+            <w:tcW w:type="dxa" w:w="5184"/>
             <w:tcMar>
-              <w:top w:w="70" w:type="dxa"/>
-              <w:bottom w:w="70" w:type="dxa"/>
-              <w:left w:w="100" w:type="dxa"/>
-              <w:right w:w="100" w:type="dxa"/>
+              <w:top w:w="65" w:type="dxa"/>
+              <w:bottom w:w="65" w:type="dxa"/>
+              <w:left w:w="90" w:type="dxa"/>
+              <w:right w:w="90" w:type="dxa"/>
             </w:tcMar>
             <w:shd w:fill="E2E8F0"/>
           </w:tcPr>
@@ -2908,7 +2934,7 @@
               <w:rPr>
                 <w:b/>
                 <w:color w:val="17556A"/>
-                <w:sz w:val="18"/>
+                <w:sz w:val="17"/>
               </w:rPr>
               <w:t>🇬🇧 Modello Wholesale B2B (Inglese)</w:t>
             </w:r>
@@ -2918,12 +2944,12 @@
       <w:tr>
         <w:tc>
           <w:tcPr>
-            <w:tcW w:type="dxa" w:w="5112"/>
+            <w:tcW w:type="dxa" w:w="5184"/>
             <w:tcMar>
-              <w:top w:w="70" w:type="dxa"/>
-              <w:bottom w:w="70" w:type="dxa"/>
-              <w:left w:w="100" w:type="dxa"/>
-              <w:right w:w="100" w:type="dxa"/>
+              <w:top w:w="65" w:type="dxa"/>
+              <w:bottom w:w="65" w:type="dxa"/>
+              <w:left w:w="90" w:type="dxa"/>
+              <w:right w:w="90" w:type="dxa"/>
             </w:tcMar>
             <w:shd w:fill="F8FAFC"/>
           </w:tcPr>
@@ -2932,9 +2958,9 @@
               <w:rPr>
                 <w:b/>
                 <w:color w:val="64748B"/>
-                <w:sz w:val="16"/>
+                <w:sz w:val="15"/>
               </w:rPr>
-              <w:t>Testo Attuale:</w:t>
+              <w:t>Testo Attuale sul Sito:</w:t>
               <w:br/>
             </w:r>
             <w:r>
@@ -2948,12 +2974,12 @@
         </w:tc>
         <w:tc>
           <w:tcPr>
-            <w:tcW w:type="dxa" w:w="5112"/>
+            <w:tcW w:type="dxa" w:w="5184"/>
             <w:tcMar>
-              <w:top w:w="70" w:type="dxa"/>
-              <w:bottom w:w="70" w:type="dxa"/>
-              <w:left w:w="100" w:type="dxa"/>
-              <w:right w:w="100" w:type="dxa"/>
+              <w:top w:w="65" w:type="dxa"/>
+              <w:bottom w:w="65" w:type="dxa"/>
+              <w:left w:w="90" w:type="dxa"/>
+              <w:right w:w="90" w:type="dxa"/>
             </w:tcMar>
             <w:shd w:fill="F8FAFC"/>
           </w:tcPr>
@@ -2962,9 +2988,9 @@
               <w:rPr>
                 <w:b/>
                 <w:color w:val="64748B"/>
-                <w:sz w:val="16"/>
+                <w:sz w:val="15"/>
               </w:rPr>
-              <w:t>Testo Attuale:</w:t>
+              <w:t>Testo Attuale sul Sito:</w:t>
               <w:br/>
             </w:r>
             <w:r>
@@ -2980,14 +3006,14 @@
       <w:tr>
         <w:tc>
           <w:tcPr>
-            <w:tcW w:type="dxa" w:w="5112"/>
+            <w:tcW w:type="dxa" w:w="5184"/>
             <w:tcMar>
-              <w:top w:w="70" w:type="dxa"/>
-              <w:bottom w:w="70" w:type="dxa"/>
-              <w:left w:w="100" w:type="dxa"/>
-              <w:right w:w="100" w:type="dxa"/>
+              <w:top w:w="65" w:type="dxa"/>
+              <w:bottom w:w="65" w:type="dxa"/>
+              <w:left w:w="90" w:type="dxa"/>
+              <w:right w:w="90" w:type="dxa"/>
             </w:tcMar>
-            <w:shd w:fill="E6F4F6"/>
+            <w:shd w:fill="EBF7F9"/>
           </w:tcPr>
           <w:p>
             <w:r>
@@ -2996,20 +3022,20 @@
                 <w:color w:val="17556A"/>
                 <w:sz w:val="16"/>
               </w:rPr>
-              <w:t>✏️ NUOVO TESTO IT :</w:t>
+              <w:t>✏️ TESTO DEFINITIVO IT :</w:t>
             </w:r>
           </w:p>
         </w:tc>
         <w:tc>
           <w:tcPr>
-            <w:tcW w:type="dxa" w:w="5112"/>
+            <w:tcW w:type="dxa" w:w="5184"/>
             <w:tcMar>
-              <w:top w:w="70" w:type="dxa"/>
-              <w:bottom w:w="70" w:type="dxa"/>
-              <w:left w:w="100" w:type="dxa"/>
-              <w:right w:w="100" w:type="dxa"/>
+              <w:top w:w="65" w:type="dxa"/>
+              <w:bottom w:w="65" w:type="dxa"/>
+              <w:left w:w="90" w:type="dxa"/>
+              <w:right w:w="90" w:type="dxa"/>
             </w:tcMar>
-            <w:shd w:fill="E6F4F6"/>
+            <w:shd w:fill="EBF7F9"/>
           </w:tcPr>
           <w:p>
             <w:r>
@@ -3018,7 +3044,7 @@
                 <w:color w:val="17556A"/>
                 <w:sz w:val="16"/>
               </w:rPr>
-              <w:t>✏️ NUOVO TESTO EN :</w:t>
+              <w:t>✏️ TESTO DEFINITIVO EN :</w:t>
             </w:r>
           </w:p>
         </w:tc>
@@ -3026,13 +3052,14 @@
       <w:tr>
         <w:tc>
           <w:tcPr>
-            <w:tcW w:type="dxa" w:w="5112"/>
+            <w:tcW w:type="dxa" w:w="5184"/>
             <w:tcMar>
-              <w:top w:w="70" w:type="dxa"/>
-              <w:bottom w:w="70" w:type="dxa"/>
-              <w:left w:w="100" w:type="dxa"/>
-              <w:right w:w="100" w:type="dxa"/>
+              <w:top w:w="65" w:type="dxa"/>
+              <w:bottom w:w="65" w:type="dxa"/>
+              <w:left w:w="90" w:type="dxa"/>
+              <w:right w:w="90" w:type="dxa"/>
             </w:tcMar>
+            <w:shd w:fill="F0FDF4"/>
           </w:tcPr>
           <w:p>
             <w:r>
@@ -3043,13 +3070,14 @@
         </w:tc>
         <w:tc>
           <w:tcPr>
-            <w:tcW w:type="dxa" w:w="5112"/>
+            <w:tcW w:type="dxa" w:w="5184"/>
             <w:tcMar>
-              <w:top w:w="70" w:type="dxa"/>
-              <w:bottom w:w="70" w:type="dxa"/>
-              <w:left w:w="100" w:type="dxa"/>
-              <w:right w:w="100" w:type="dxa"/>
+              <w:top w:w="65" w:type="dxa"/>
+              <w:bottom w:w="65" w:type="dxa"/>
+              <w:left w:w="90" w:type="dxa"/>
+              <w:right w:w="90" w:type="dxa"/>
             </w:tcMar>
+            <w:shd w:fill="F0FDF4"/>
           </w:tcPr>
           <w:p>
             <w:r>
@@ -3062,7 +3090,7 @@
     </w:tbl>
     <w:p>
       <w:pPr>
-        <w:spacing w:after="120"/>
+        <w:spacing w:after="100"/>
       </w:pPr>
     </w:p>
     <w:tbl>
@@ -3073,18 +3101,18 @@
         <w:tblLook w:firstColumn="1" w:firstRow="1" w:lastColumn="0" w:lastRow="0" w:noHBand="0" w:noVBand="1" w:val="04A0"/>
       </w:tblPr>
       <w:tblGrid>
-        <w:gridCol w:w="5112"/>
-        <w:gridCol w:w="5112"/>
+        <w:gridCol w:w="5184"/>
+        <w:gridCol w:w="5184"/>
       </w:tblGrid>
       <w:tr>
         <w:tc>
           <w:tcPr>
-            <w:tcW w:type="dxa" w:w="5112"/>
+            <w:tcW w:type="dxa" w:w="5184"/>
             <w:tcMar>
-              <w:top w:w="70" w:type="dxa"/>
-              <w:bottom w:w="70" w:type="dxa"/>
-              <w:left w:w="100" w:type="dxa"/>
-              <w:right w:w="100" w:type="dxa"/>
+              <w:top w:w="65" w:type="dxa"/>
+              <w:bottom w:w="65" w:type="dxa"/>
+              <w:left w:w="90" w:type="dxa"/>
+              <w:right w:w="90" w:type="dxa"/>
             </w:tcMar>
             <w:shd w:fill="E2E8F0"/>
           </w:tcPr>
@@ -3093,20 +3121,20 @@
               <w:rPr>
                 <w:b/>
                 <w:color w:val="17556A"/>
-                <w:sz w:val="18"/>
+                <w:sz w:val="17"/>
               </w:rPr>
-              <w:t>🇮🇹 Soci (WINDTRE &amp; Iliad) (Italiano)</w:t>
+              <w:t>🇮🇹 I Soci (WINDTRE &amp; Iliad) (Italiano)</w:t>
             </w:r>
           </w:p>
         </w:tc>
         <w:tc>
           <w:tcPr>
-            <w:tcW w:type="dxa" w:w="5112"/>
+            <w:tcW w:type="dxa" w:w="5184"/>
             <w:tcMar>
-              <w:top w:w="70" w:type="dxa"/>
-              <w:bottom w:w="70" w:type="dxa"/>
-              <w:left w:w="100" w:type="dxa"/>
-              <w:right w:w="100" w:type="dxa"/>
+              <w:top w:w="65" w:type="dxa"/>
+              <w:bottom w:w="65" w:type="dxa"/>
+              <w:left w:w="90" w:type="dxa"/>
+              <w:right w:w="90" w:type="dxa"/>
             </w:tcMar>
             <w:shd w:fill="E2E8F0"/>
           </w:tcPr>
@@ -3115,9 +3143,9 @@
               <w:rPr>
                 <w:b/>
                 <w:color w:val="17556A"/>
-                <w:sz w:val="18"/>
+                <w:sz w:val="17"/>
               </w:rPr>
-              <w:t>🇬🇧 Soci (WINDTRE &amp; Iliad) (Inglese)</w:t>
+              <w:t>🇬🇧 I Soci (WINDTRE &amp; Iliad) (Inglese)</w:t>
             </w:r>
           </w:p>
         </w:tc>
@@ -3125,12 +3153,12 @@
       <w:tr>
         <w:tc>
           <w:tcPr>
-            <w:tcW w:type="dxa" w:w="5112"/>
+            <w:tcW w:type="dxa" w:w="5184"/>
             <w:tcMar>
-              <w:top w:w="70" w:type="dxa"/>
-              <w:bottom w:w="70" w:type="dxa"/>
-              <w:left w:w="100" w:type="dxa"/>
-              <w:right w:w="100" w:type="dxa"/>
+              <w:top w:w="65" w:type="dxa"/>
+              <w:bottom w:w="65" w:type="dxa"/>
+              <w:left w:w="90" w:type="dxa"/>
+              <w:right w:w="90" w:type="dxa"/>
             </w:tcMar>
             <w:shd w:fill="F8FAFC"/>
           </w:tcPr>
@@ -3139,9 +3167,9 @@
               <w:rPr>
                 <w:b/>
                 <w:color w:val="64748B"/>
-                <w:sz w:val="16"/>
+                <w:sz w:val="15"/>
               </w:rPr>
-              <w:t>Testo Attuale:</w:t>
+              <w:t>Testo Attuale sul Sito:</w:t>
               <w:br/>
             </w:r>
             <w:r>
@@ -3158,12 +3186,12 @@
         </w:tc>
         <w:tc>
           <w:tcPr>
-            <w:tcW w:type="dxa" w:w="5112"/>
+            <w:tcW w:type="dxa" w:w="5184"/>
             <w:tcMar>
-              <w:top w:w="70" w:type="dxa"/>
-              <w:bottom w:w="70" w:type="dxa"/>
-              <w:left w:w="100" w:type="dxa"/>
-              <w:right w:w="100" w:type="dxa"/>
+              <w:top w:w="65" w:type="dxa"/>
+              <w:bottom w:w="65" w:type="dxa"/>
+              <w:left w:w="90" w:type="dxa"/>
+              <w:right w:w="90" w:type="dxa"/>
             </w:tcMar>
             <w:shd w:fill="F8FAFC"/>
           </w:tcPr>
@@ -3172,9 +3200,9 @@
               <w:rPr>
                 <w:b/>
                 <w:color w:val="64748B"/>
-                <w:sz w:val="16"/>
+                <w:sz w:val="15"/>
               </w:rPr>
-              <w:t>Testo Attuale:</w:t>
+              <w:t>Testo Attuale sul Sito:</w:t>
               <w:br/>
             </w:r>
             <w:r>
@@ -3193,14 +3221,14 @@
       <w:tr>
         <w:tc>
           <w:tcPr>
-            <w:tcW w:type="dxa" w:w="5112"/>
+            <w:tcW w:type="dxa" w:w="5184"/>
             <w:tcMar>
-              <w:top w:w="70" w:type="dxa"/>
-              <w:bottom w:w="70" w:type="dxa"/>
-              <w:left w:w="100" w:type="dxa"/>
-              <w:right w:w="100" w:type="dxa"/>
+              <w:top w:w="65" w:type="dxa"/>
+              <w:bottom w:w="65" w:type="dxa"/>
+              <w:left w:w="90" w:type="dxa"/>
+              <w:right w:w="90" w:type="dxa"/>
             </w:tcMar>
-            <w:shd w:fill="E6F4F6"/>
+            <w:shd w:fill="EBF7F9"/>
           </w:tcPr>
           <w:p>
             <w:r>
@@ -3209,20 +3237,20 @@
                 <w:color w:val="17556A"/>
                 <w:sz w:val="16"/>
               </w:rPr>
-              <w:t>✏️ NUOVO TESTO IT :</w:t>
+              <w:t>✏️ TESTO DEFINITIVO IT :</w:t>
             </w:r>
           </w:p>
         </w:tc>
         <w:tc>
           <w:tcPr>
-            <w:tcW w:type="dxa" w:w="5112"/>
+            <w:tcW w:type="dxa" w:w="5184"/>
             <w:tcMar>
-              <w:top w:w="70" w:type="dxa"/>
-              <w:bottom w:w="70" w:type="dxa"/>
-              <w:left w:w="100" w:type="dxa"/>
-              <w:right w:w="100" w:type="dxa"/>
+              <w:top w:w="65" w:type="dxa"/>
+              <w:bottom w:w="65" w:type="dxa"/>
+              <w:left w:w="90" w:type="dxa"/>
+              <w:right w:w="90" w:type="dxa"/>
             </w:tcMar>
-            <w:shd w:fill="E6F4F6"/>
+            <w:shd w:fill="EBF7F9"/>
           </w:tcPr>
           <w:p>
             <w:r>
@@ -3231,7 +3259,7 @@
                 <w:color w:val="17556A"/>
                 <w:sz w:val="16"/>
               </w:rPr>
-              <w:t>✏️ NUOVO TESTO EN :</w:t>
+              <w:t>✏️ TESTO DEFINITIVO EN :</w:t>
             </w:r>
           </w:p>
         </w:tc>
@@ -3239,13 +3267,14 @@
       <w:tr>
         <w:tc>
           <w:tcPr>
-            <w:tcW w:type="dxa" w:w="5112"/>
+            <w:tcW w:type="dxa" w:w="5184"/>
             <w:tcMar>
-              <w:top w:w="70" w:type="dxa"/>
-              <w:bottom w:w="70" w:type="dxa"/>
-              <w:left w:w="100" w:type="dxa"/>
-              <w:right w:w="100" w:type="dxa"/>
+              <w:top w:w="65" w:type="dxa"/>
+              <w:bottom w:w="65" w:type="dxa"/>
+              <w:left w:w="90" w:type="dxa"/>
+              <w:right w:w="90" w:type="dxa"/>
             </w:tcMar>
+            <w:shd w:fill="F0FDF4"/>
           </w:tcPr>
           <w:p>
             <w:r>
@@ -3256,13 +3285,14 @@
         </w:tc>
         <w:tc>
           <w:tcPr>
-            <w:tcW w:type="dxa" w:w="5112"/>
+            <w:tcW w:type="dxa" w:w="5184"/>
             <w:tcMar>
-              <w:top w:w="70" w:type="dxa"/>
-              <w:bottom w:w="70" w:type="dxa"/>
-              <w:left w:w="100" w:type="dxa"/>
-              <w:right w:w="100" w:type="dxa"/>
+              <w:top w:w="65" w:type="dxa"/>
+              <w:bottom w:w="65" w:type="dxa"/>
+              <w:left w:w="90" w:type="dxa"/>
+              <w:right w:w="90" w:type="dxa"/>
             </w:tcMar>
+            <w:shd w:fill="F0FDF4"/>
           </w:tcPr>
           <w:p>
             <w:r>
@@ -3275,7 +3305,7 @@
     </w:tbl>
     <w:p>
       <w:pPr>
-        <w:spacing w:after="120"/>
+        <w:spacing w:after="100"/>
       </w:pPr>
     </w:p>
     <w:tbl>
@@ -3286,18 +3316,18 @@
         <w:tblLook w:firstColumn="1" w:firstRow="1" w:lastColumn="0" w:lastRow="0" w:noHBand="0" w:noVBand="1" w:val="04A0"/>
       </w:tblPr>
       <w:tblGrid>
-        <w:gridCol w:w="5112"/>
-        <w:gridCol w:w="5112"/>
+        <w:gridCol w:w="5184"/>
+        <w:gridCol w:w="5184"/>
       </w:tblGrid>
       <w:tr>
         <w:tc>
           <w:tcPr>
-            <w:tcW w:type="dxa" w:w="5112"/>
+            <w:tcW w:type="dxa" w:w="5184"/>
             <w:tcMar>
-              <w:top w:w="70" w:type="dxa"/>
-              <w:bottom w:w="70" w:type="dxa"/>
-              <w:left w:w="100" w:type="dxa"/>
-              <w:right w:w="100" w:type="dxa"/>
+              <w:top w:w="65" w:type="dxa"/>
+              <w:bottom w:w="65" w:type="dxa"/>
+              <w:left w:w="90" w:type="dxa"/>
+              <w:right w:w="90" w:type="dxa"/>
             </w:tcMar>
             <w:shd w:fill="E2E8F0"/>
           </w:tcPr>
@@ -3306,20 +3336,20 @@
               <w:rPr>
                 <w:b/>
                 <w:color w:val="17556A"/>
-                <w:sz w:val="18"/>
+                <w:sz w:val="17"/>
               </w:rPr>
-              <w:t>🇮🇹 Certificazioni (ESG, 231, ISO 9001) (Italiano)</w:t>
+              <w:t>🇮🇹 Certificazioni &amp; Conformità (Italiano)</w:t>
             </w:r>
           </w:p>
         </w:tc>
         <w:tc>
           <w:tcPr>
-            <w:tcW w:type="dxa" w:w="5112"/>
+            <w:tcW w:type="dxa" w:w="5184"/>
             <w:tcMar>
-              <w:top w:w="70" w:type="dxa"/>
-              <w:bottom w:w="70" w:type="dxa"/>
-              <w:left w:w="100" w:type="dxa"/>
-              <w:right w:w="100" w:type="dxa"/>
+              <w:top w:w="65" w:type="dxa"/>
+              <w:bottom w:w="65" w:type="dxa"/>
+              <w:left w:w="90" w:type="dxa"/>
+              <w:right w:w="90" w:type="dxa"/>
             </w:tcMar>
             <w:shd w:fill="E2E8F0"/>
           </w:tcPr>
@@ -3328,9 +3358,9 @@
               <w:rPr>
                 <w:b/>
                 <w:color w:val="17556A"/>
-                <w:sz w:val="18"/>
+                <w:sz w:val="17"/>
               </w:rPr>
-              <w:t>🇬🇧 Certificazioni (ESG, 231, ISO 9001) (Inglese)</w:t>
+              <w:t>🇬🇧 Certificazioni &amp; Conformità (Inglese)</w:t>
             </w:r>
           </w:p>
         </w:tc>
@@ -3338,12 +3368,12 @@
       <w:tr>
         <w:tc>
           <w:tcPr>
-            <w:tcW w:type="dxa" w:w="5112"/>
+            <w:tcW w:type="dxa" w:w="5184"/>
             <w:tcMar>
-              <w:top w:w="70" w:type="dxa"/>
-              <w:bottom w:w="70" w:type="dxa"/>
-              <w:left w:w="100" w:type="dxa"/>
-              <w:right w:w="100" w:type="dxa"/>
+              <w:top w:w="65" w:type="dxa"/>
+              <w:bottom w:w="65" w:type="dxa"/>
+              <w:left w:w="90" w:type="dxa"/>
+              <w:right w:w="90" w:type="dxa"/>
             </w:tcMar>
             <w:shd w:fill="F8FAFC"/>
           </w:tcPr>
@@ -3352,9 +3382,9 @@
               <w:rPr>
                 <w:b/>
                 <w:color w:val="64748B"/>
-                <w:sz w:val="16"/>
+                <w:sz w:val="15"/>
               </w:rPr>
-              <w:t>Testo Attuale:</w:t>
+              <w:t>Testo Attuale sul Sito:</w:t>
               <w:br/>
             </w:r>
             <w:r>
@@ -3362,22 +3392,22 @@
                 <w:color w:val="1E293B"/>
                 <w:sz w:val="17"/>
               </w:rPr>
-              <w:t>1. Rating ESG: Impegno a integrare criteri ambientali, sociali e di governance.</w:t>
+              <w:t>1. Rating ESG: Impegno a integrare criteri ambientali, sociali e di governance (ESG) nei processi.</w:t>
               <w:br/>
-              <w:t>2. Modello 231: Modello di Organizzazione, Gestione e Controllo ai sensi del D.Lgs. 231/01.</w:t>
+              <w:t>2. Modello 231: Adozione del Modello Organizzativo ex D.Lgs. 231/01 per la prevenzione reati.</w:t>
               <w:br/>
-              <w:t>3. ISO 9001: Sistema di Gestione per la Qualità certificato.</w:t>
+              <w:t>3. Certificazione ISO 9001: Sistema di Gestione per la Qualità certificato.</w:t>
             </w:r>
           </w:p>
         </w:tc>
         <w:tc>
           <w:tcPr>
-            <w:tcW w:type="dxa" w:w="5112"/>
+            <w:tcW w:type="dxa" w:w="5184"/>
             <w:tcMar>
-              <w:top w:w="70" w:type="dxa"/>
-              <w:bottom w:w="70" w:type="dxa"/>
-              <w:left w:w="100" w:type="dxa"/>
-              <w:right w:w="100" w:type="dxa"/>
+              <w:top w:w="65" w:type="dxa"/>
+              <w:bottom w:w="65" w:type="dxa"/>
+              <w:left w:w="90" w:type="dxa"/>
+              <w:right w:w="90" w:type="dxa"/>
             </w:tcMar>
             <w:shd w:fill="F8FAFC"/>
           </w:tcPr>
@@ -3386,9 +3416,9 @@
               <w:rPr>
                 <w:b/>
                 <w:color w:val="64748B"/>
-                <w:sz w:val="16"/>
+                <w:sz w:val="15"/>
               </w:rPr>
-              <w:t>Testo Attuale:</w:t>
+              <w:t>Testo Attuale sul Sito:</w:t>
               <w:br/>
             </w:r>
             <w:r>
@@ -3396,7 +3426,7 @@
                 <w:color w:val="1E293B"/>
                 <w:sz w:val="17"/>
               </w:rPr>
-              <w:t>1. ESG Rating: Commitment to ESG criteria across all operations.</w:t>
+              <w:t>1. ESG Rating: Commitment to ESG criteria across operations.</w:t>
               <w:br/>
               <w:t>2. Model 231: Organization, Management and Control Model under Legislative Decree 231/01.</w:t>
               <w:br/>
@@ -3408,14 +3438,14 @@
       <w:tr>
         <w:tc>
           <w:tcPr>
-            <w:tcW w:type="dxa" w:w="5112"/>
+            <w:tcW w:type="dxa" w:w="5184"/>
             <w:tcMar>
-              <w:top w:w="70" w:type="dxa"/>
-              <w:bottom w:w="70" w:type="dxa"/>
-              <w:left w:w="100" w:type="dxa"/>
-              <w:right w:w="100" w:type="dxa"/>
+              <w:top w:w="65" w:type="dxa"/>
+              <w:bottom w:w="65" w:type="dxa"/>
+              <w:left w:w="90" w:type="dxa"/>
+              <w:right w:w="90" w:type="dxa"/>
             </w:tcMar>
-            <w:shd w:fill="E6F4F6"/>
+            <w:shd w:fill="EBF7F9"/>
           </w:tcPr>
           <w:p>
             <w:r>
@@ -3424,20 +3454,20 @@
                 <w:color w:val="17556A"/>
                 <w:sz w:val="16"/>
               </w:rPr>
-              <w:t>✏️ NUOVO TESTO IT :</w:t>
+              <w:t>✏️ TESTO DEFINITIVO IT :</w:t>
             </w:r>
           </w:p>
         </w:tc>
         <w:tc>
           <w:tcPr>
-            <w:tcW w:type="dxa" w:w="5112"/>
+            <w:tcW w:type="dxa" w:w="5184"/>
             <w:tcMar>
-              <w:top w:w="70" w:type="dxa"/>
-              <w:bottom w:w="70" w:type="dxa"/>
-              <w:left w:w="100" w:type="dxa"/>
-              <w:right w:w="100" w:type="dxa"/>
+              <w:top w:w="65" w:type="dxa"/>
+              <w:bottom w:w="65" w:type="dxa"/>
+              <w:left w:w="90" w:type="dxa"/>
+              <w:right w:w="90" w:type="dxa"/>
             </w:tcMar>
-            <w:shd w:fill="E6F4F6"/>
+            <w:shd w:fill="EBF7F9"/>
           </w:tcPr>
           <w:p>
             <w:r>
@@ -3446,7 +3476,7 @@
                 <w:color w:val="17556A"/>
                 <w:sz w:val="16"/>
               </w:rPr>
-              <w:t>✏️ NUOVO TESTO EN :</w:t>
+              <w:t>✏️ TESTO DEFINITIVO EN :</w:t>
             </w:r>
           </w:p>
         </w:tc>
@@ -3454,13 +3484,14 @@
       <w:tr>
         <w:tc>
           <w:tcPr>
-            <w:tcW w:type="dxa" w:w="5112"/>
+            <w:tcW w:type="dxa" w:w="5184"/>
             <w:tcMar>
-              <w:top w:w="70" w:type="dxa"/>
-              <w:bottom w:w="70" w:type="dxa"/>
-              <w:left w:w="100" w:type="dxa"/>
-              <w:right w:w="100" w:type="dxa"/>
+              <w:top w:w="65" w:type="dxa"/>
+              <w:bottom w:w="65" w:type="dxa"/>
+              <w:left w:w="90" w:type="dxa"/>
+              <w:right w:w="90" w:type="dxa"/>
             </w:tcMar>
+            <w:shd w:fill="F0FDF4"/>
           </w:tcPr>
           <w:p>
             <w:r>
@@ -3471,13 +3502,14 @@
         </w:tc>
         <w:tc>
           <w:tcPr>
-            <w:tcW w:type="dxa" w:w="5112"/>
+            <w:tcW w:type="dxa" w:w="5184"/>
             <w:tcMar>
-              <w:top w:w="70" w:type="dxa"/>
-              <w:bottom w:w="70" w:type="dxa"/>
-              <w:left w:w="100" w:type="dxa"/>
-              <w:right w:w="100" w:type="dxa"/>
+              <w:top w:w="65" w:type="dxa"/>
+              <w:bottom w:w="65" w:type="dxa"/>
+              <w:left w:w="90" w:type="dxa"/>
+              <w:right w:w="90" w:type="dxa"/>
             </w:tcMar>
+            <w:shd w:fill="F0FDF4"/>
           </w:tcPr>
           <w:p>
             <w:r>
@@ -3490,7 +3522,7 @@
     </w:tbl>
     <w:p>
       <w:pPr>
-        <w:spacing w:after="120"/>
+        <w:spacing w:after="100"/>
       </w:pPr>
     </w:p>
     <w:p>
@@ -3502,20 +3534,20 @@
           <w:rFonts w:ascii="Arial" w:hAnsi="Arial"/>
           <w:b/>
           <w:color w:val="17556A"/>
-          <w:sz w:val="26"/>
+          <w:sz w:val="25"/>
         </w:rPr>
-        <w:t>4. Pagina: Sedi</w:t>
+        <w:t>4. Pagina: Sedi (Uffici &amp; Poli Operativi)</w:t>
       </w:r>
     </w:p>
     <w:p>
       <w:pPr>
-        <w:spacing w:before="80" w:after="120"/>
+        <w:spacing w:before="60" w:after="120"/>
         <w:jc w:val="center"/>
       </w:pPr>
       <w:r>
         <w:drawing>
           <wp:inline xmlns:a="http://schemas.openxmlformats.org/drawingml/2006/main" xmlns:pic="http://schemas.openxmlformats.org/drawingml/2006/picture">
-            <wp:extent cx="6217920" cy="7286625"/>
+            <wp:extent cx="6309360" cy="7147322"/>
             <wp:docPr id="6" name="Picture 6"/>
             <wp:cNvGraphicFramePr>
               <a:graphicFrameLocks noChangeAspect="1"/>
@@ -3536,7 +3568,7 @@
                   <pic:spPr>
                     <a:xfrm>
                       <a:off x="0" y="0"/>
-                      <a:ext cx="6217920" cy="7286625"/>
+                      <a:ext cx="6309360" cy="7147322"/>
                     </a:xfrm>
                     <a:prstGeom prst="rect"/>
                   </pic:spPr>
@@ -3555,18 +3587,18 @@
         <w:tblLook w:firstColumn="1" w:firstRow="1" w:lastColumn="0" w:lastRow="0" w:noHBand="0" w:noVBand="1" w:val="04A0"/>
       </w:tblPr>
       <w:tblGrid>
-        <w:gridCol w:w="5112"/>
-        <w:gridCol w:w="5112"/>
+        <w:gridCol w:w="5184"/>
+        <w:gridCol w:w="5184"/>
       </w:tblGrid>
       <w:tr>
         <w:tc>
           <w:tcPr>
-            <w:tcW w:type="dxa" w:w="5112"/>
+            <w:tcW w:type="dxa" w:w="5184"/>
             <w:tcMar>
-              <w:top w:w="70" w:type="dxa"/>
-              <w:bottom w:w="70" w:type="dxa"/>
-              <w:left w:w="100" w:type="dxa"/>
-              <w:right w:w="100" w:type="dxa"/>
+              <w:top w:w="65" w:type="dxa"/>
+              <w:bottom w:w="65" w:type="dxa"/>
+              <w:left w:w="90" w:type="dxa"/>
+              <w:right w:w="90" w:type="dxa"/>
             </w:tcMar>
             <w:shd w:fill="E2E8F0"/>
           </w:tcPr>
@@ -3575,7 +3607,7 @@
               <w:rPr>
                 <w:b/>
                 <w:color w:val="17556A"/>
-                <w:sz w:val="18"/>
+                <w:sz w:val="17"/>
               </w:rPr>
               <w:t>🇮🇹 Sede Milano (HQ) (Italiano)</w:t>
             </w:r>
@@ -3583,12 +3615,12 @@
         </w:tc>
         <w:tc>
           <w:tcPr>
-            <w:tcW w:type="dxa" w:w="5112"/>
+            <w:tcW w:type="dxa" w:w="5184"/>
             <w:tcMar>
-              <w:top w:w="70" w:type="dxa"/>
-              <w:bottom w:w="70" w:type="dxa"/>
-              <w:left w:w="100" w:type="dxa"/>
-              <w:right w:w="100" w:type="dxa"/>
+              <w:top w:w="65" w:type="dxa"/>
+              <w:bottom w:w="65" w:type="dxa"/>
+              <w:left w:w="90" w:type="dxa"/>
+              <w:right w:w="90" w:type="dxa"/>
             </w:tcMar>
             <w:shd w:fill="E2E8F0"/>
           </w:tcPr>
@@ -3597,7 +3629,7 @@
               <w:rPr>
                 <w:b/>
                 <w:color w:val="17556A"/>
-                <w:sz w:val="18"/>
+                <w:sz w:val="17"/>
               </w:rPr>
               <w:t>🇬🇧 Sede Milano (HQ) (Inglese)</w:t>
             </w:r>
@@ -3607,12 +3639,12 @@
       <w:tr>
         <w:tc>
           <w:tcPr>
-            <w:tcW w:type="dxa" w:w="5112"/>
+            <w:tcW w:type="dxa" w:w="5184"/>
             <w:tcMar>
-              <w:top w:w="70" w:type="dxa"/>
-              <w:bottom w:w="70" w:type="dxa"/>
-              <w:left w:w="100" w:type="dxa"/>
-              <w:right w:w="100" w:type="dxa"/>
+              <w:top w:w="65" w:type="dxa"/>
+              <w:bottom w:w="65" w:type="dxa"/>
+              <w:left w:w="90" w:type="dxa"/>
+              <w:right w:w="90" w:type="dxa"/>
             </w:tcMar>
             <w:shd w:fill="F8FAFC"/>
           </w:tcPr>
@@ -3621,9 +3653,9 @@
               <w:rPr>
                 <w:b/>
                 <w:color w:val="64748B"/>
-                <w:sz w:val="16"/>
+                <w:sz w:val="15"/>
               </w:rPr>
-              <w:t>Testo Attuale:</w:t>
+              <w:t>Testo Attuale sul Sito:</w:t>
               <w:br/>
             </w:r>
             <w:r>
@@ -3633,7 +3665,7 @@
               </w:rPr>
               <w:t>Tipologia: Sede Legale e Operativa</w:t>
               <w:br/>
-              <w:t>Nome: Il Pharo</w:t>
+              <w:t>Nome Edificio: Il Pharo</w:t>
               <w:br/>
               <w:t>Indirizzo: Via Gattamelata, 34 — 20149 Milano (MI)</w:t>
               <w:br/>
@@ -3645,12 +3677,12 @@
         </w:tc>
         <w:tc>
           <w:tcPr>
-            <w:tcW w:type="dxa" w:w="5112"/>
+            <w:tcW w:type="dxa" w:w="5184"/>
             <w:tcMar>
-              <w:top w:w="70" w:type="dxa"/>
-              <w:bottom w:w="70" w:type="dxa"/>
-              <w:left w:w="100" w:type="dxa"/>
-              <w:right w:w="100" w:type="dxa"/>
+              <w:top w:w="65" w:type="dxa"/>
+              <w:bottom w:w="65" w:type="dxa"/>
+              <w:left w:w="90" w:type="dxa"/>
+              <w:right w:w="90" w:type="dxa"/>
             </w:tcMar>
             <w:shd w:fill="F8FAFC"/>
           </w:tcPr>
@@ -3659,9 +3691,9 @@
               <w:rPr>
                 <w:b/>
                 <w:color w:val="64748B"/>
-                <w:sz w:val="16"/>
+                <w:sz w:val="15"/>
               </w:rPr>
-              <w:t>Testo Attuale:</w:t>
+              <w:t>Testo Attuale sul Sito:</w:t>
               <w:br/>
             </w:r>
             <w:r>
@@ -3671,7 +3703,7 @@
               </w:rPr>
               <w:t>Type: Registered &amp; Operational HQ</w:t>
               <w:br/>
-              <w:t>Name: Il Pharo</w:t>
+              <w:t>Building: Il Pharo</w:t>
               <w:br/>
               <w:t>Address: Via Gattamelata, 34 — 20149 Milan (MI)</w:t>
               <w:br/>
@@ -3685,14 +3717,14 @@
       <w:tr>
         <w:tc>
           <w:tcPr>
-            <w:tcW w:type="dxa" w:w="5112"/>
+            <w:tcW w:type="dxa" w:w="5184"/>
             <w:tcMar>
-              <w:top w:w="70" w:type="dxa"/>
-              <w:bottom w:w="70" w:type="dxa"/>
-              <w:left w:w="100" w:type="dxa"/>
-              <w:right w:w="100" w:type="dxa"/>
+              <w:top w:w="65" w:type="dxa"/>
+              <w:bottom w:w="65" w:type="dxa"/>
+              <w:left w:w="90" w:type="dxa"/>
+              <w:right w:w="90" w:type="dxa"/>
             </w:tcMar>
-            <w:shd w:fill="E6F4F6"/>
+            <w:shd w:fill="EBF7F9"/>
           </w:tcPr>
           <w:p>
             <w:r>
@@ -3701,20 +3733,20 @@
                 <w:color w:val="17556A"/>
                 <w:sz w:val="16"/>
               </w:rPr>
-              <w:t>✏️ NUOVO TESTO IT :</w:t>
+              <w:t>✏️ TESTO DEFINITIVO IT :</w:t>
             </w:r>
           </w:p>
         </w:tc>
         <w:tc>
           <w:tcPr>
-            <w:tcW w:type="dxa" w:w="5112"/>
+            <w:tcW w:type="dxa" w:w="5184"/>
             <w:tcMar>
-              <w:top w:w="70" w:type="dxa"/>
-              <w:bottom w:w="70" w:type="dxa"/>
-              <w:left w:w="100" w:type="dxa"/>
-              <w:right w:w="100" w:type="dxa"/>
+              <w:top w:w="65" w:type="dxa"/>
+              <w:bottom w:w="65" w:type="dxa"/>
+              <w:left w:w="90" w:type="dxa"/>
+              <w:right w:w="90" w:type="dxa"/>
             </w:tcMar>
-            <w:shd w:fill="E6F4F6"/>
+            <w:shd w:fill="EBF7F9"/>
           </w:tcPr>
           <w:p>
             <w:r>
@@ -3723,7 +3755,7 @@
                 <w:color w:val="17556A"/>
                 <w:sz w:val="16"/>
               </w:rPr>
-              <w:t>✏️ NUOVO TESTO EN :</w:t>
+              <w:t>✏️ TESTO DEFINITIVO EN :</w:t>
             </w:r>
           </w:p>
         </w:tc>
@@ -3731,13 +3763,14 @@
       <w:tr>
         <w:tc>
           <w:tcPr>
-            <w:tcW w:type="dxa" w:w="5112"/>
+            <w:tcW w:type="dxa" w:w="5184"/>
             <w:tcMar>
-              <w:top w:w="70" w:type="dxa"/>
-              <w:bottom w:w="70" w:type="dxa"/>
-              <w:left w:w="100" w:type="dxa"/>
-              <w:right w:w="100" w:type="dxa"/>
+              <w:top w:w="65" w:type="dxa"/>
+              <w:bottom w:w="65" w:type="dxa"/>
+              <w:left w:w="90" w:type="dxa"/>
+              <w:right w:w="90" w:type="dxa"/>
             </w:tcMar>
+            <w:shd w:fill="F0FDF4"/>
           </w:tcPr>
           <w:p>
             <w:r>
@@ -3748,13 +3781,14 @@
         </w:tc>
         <w:tc>
           <w:tcPr>
-            <w:tcW w:type="dxa" w:w="5112"/>
+            <w:tcW w:type="dxa" w:w="5184"/>
             <w:tcMar>
-              <w:top w:w="70" w:type="dxa"/>
-              <w:bottom w:w="70" w:type="dxa"/>
-              <w:left w:w="100" w:type="dxa"/>
-              <w:right w:w="100" w:type="dxa"/>
+              <w:top w:w="65" w:type="dxa"/>
+              <w:bottom w:w="65" w:type="dxa"/>
+              <w:left w:w="90" w:type="dxa"/>
+              <w:right w:w="90" w:type="dxa"/>
             </w:tcMar>
+            <w:shd w:fill="F0FDF4"/>
           </w:tcPr>
           <w:p>
             <w:r>
@@ -3767,7 +3801,7 @@
     </w:tbl>
     <w:p>
       <w:pPr>
-        <w:spacing w:after="120"/>
+        <w:spacing w:after="100"/>
       </w:pPr>
     </w:p>
     <w:tbl>
@@ -3778,18 +3812,18 @@
         <w:tblLook w:firstColumn="1" w:firstRow="1" w:lastColumn="0" w:lastRow="0" w:noHBand="0" w:noVBand="1" w:val="04A0"/>
       </w:tblPr>
       <w:tblGrid>
-        <w:gridCol w:w="5112"/>
-        <w:gridCol w:w="5112"/>
+        <w:gridCol w:w="5184"/>
+        <w:gridCol w:w="5184"/>
       </w:tblGrid>
       <w:tr>
         <w:tc>
           <w:tcPr>
-            <w:tcW w:type="dxa" w:w="5112"/>
+            <w:tcW w:type="dxa" w:w="5184"/>
             <w:tcMar>
-              <w:top w:w="70" w:type="dxa"/>
-              <w:bottom w:w="70" w:type="dxa"/>
-              <w:left w:w="100" w:type="dxa"/>
-              <w:right w:w="100" w:type="dxa"/>
+              <w:top w:w="65" w:type="dxa"/>
+              <w:bottom w:w="65" w:type="dxa"/>
+              <w:left w:w="90" w:type="dxa"/>
+              <w:right w:w="90" w:type="dxa"/>
             </w:tcMar>
             <w:shd w:fill="E2E8F0"/>
           </w:tcPr>
@@ -3798,20 +3832,20 @@
               <w:rPr>
                 <w:b/>
                 <w:color w:val="17556A"/>
-                <w:sz w:val="18"/>
+                <w:sz w:val="17"/>
               </w:rPr>
-              <w:t>🇮🇹 Sede Roma (Hub) (Italiano)</w:t>
+              <w:t>🇮🇹 Sede Roma (Polo Operativo) (Italiano)</w:t>
             </w:r>
           </w:p>
         </w:tc>
         <w:tc>
           <w:tcPr>
-            <w:tcW w:type="dxa" w:w="5112"/>
+            <w:tcW w:type="dxa" w:w="5184"/>
             <w:tcMar>
-              <w:top w:w="70" w:type="dxa"/>
-              <w:bottom w:w="70" w:type="dxa"/>
-              <w:left w:w="100" w:type="dxa"/>
-              <w:right w:w="100" w:type="dxa"/>
+              <w:top w:w="65" w:type="dxa"/>
+              <w:bottom w:w="65" w:type="dxa"/>
+              <w:left w:w="90" w:type="dxa"/>
+              <w:right w:w="90" w:type="dxa"/>
             </w:tcMar>
             <w:shd w:fill="E2E8F0"/>
           </w:tcPr>
@@ -3820,9 +3854,9 @@
               <w:rPr>
                 <w:b/>
                 <w:color w:val="17556A"/>
-                <w:sz w:val="18"/>
+                <w:sz w:val="17"/>
               </w:rPr>
-              <w:t>🇬🇧 Sede Roma (Hub) (Inglese)</w:t>
+              <w:t>🇬🇧 Sede Roma (Polo Operativo) (Inglese)</w:t>
             </w:r>
           </w:p>
         </w:tc>
@@ -3830,12 +3864,12 @@
       <w:tr>
         <w:tc>
           <w:tcPr>
-            <w:tcW w:type="dxa" w:w="5112"/>
+            <w:tcW w:type="dxa" w:w="5184"/>
             <w:tcMar>
-              <w:top w:w="70" w:type="dxa"/>
-              <w:bottom w:w="70" w:type="dxa"/>
-              <w:left w:w="100" w:type="dxa"/>
-              <w:right w:w="100" w:type="dxa"/>
+              <w:top w:w="65" w:type="dxa"/>
+              <w:bottom w:w="65" w:type="dxa"/>
+              <w:left w:w="90" w:type="dxa"/>
+              <w:right w:w="90" w:type="dxa"/>
             </w:tcMar>
             <w:shd w:fill="F8FAFC"/>
           </w:tcPr>
@@ -3844,9 +3878,9 @@
               <w:rPr>
                 <w:b/>
                 <w:color w:val="64748B"/>
-                <w:sz w:val="16"/>
+                <w:sz w:val="15"/>
               </w:rPr>
-              <w:t>Testo Attuale:</w:t>
+              <w:t>Testo Attuale sul Sito:</w:t>
               <w:br/>
             </w:r>
             <w:r>
@@ -3866,12 +3900,12 @@
         </w:tc>
         <w:tc>
           <w:tcPr>
-            <w:tcW w:type="dxa" w:w="5112"/>
+            <w:tcW w:type="dxa" w:w="5184"/>
             <w:tcMar>
-              <w:top w:w="70" w:type="dxa"/>
-              <w:bottom w:w="70" w:type="dxa"/>
-              <w:left w:w="100" w:type="dxa"/>
-              <w:right w:w="100" w:type="dxa"/>
+              <w:top w:w="65" w:type="dxa"/>
+              <w:bottom w:w="65" w:type="dxa"/>
+              <w:left w:w="90" w:type="dxa"/>
+              <w:right w:w="90" w:type="dxa"/>
             </w:tcMar>
             <w:shd w:fill="F8FAFC"/>
           </w:tcPr>
@@ -3880,9 +3914,9 @@
               <w:rPr>
                 <w:b/>
                 <w:color w:val="64748B"/>
-                <w:sz w:val="16"/>
+                <w:sz w:val="15"/>
               </w:rPr>
-              <w:t>Testo Attuale:</w:t>
+              <w:t>Testo Attuale sul Sito:</w:t>
               <w:br/>
             </w:r>
             <w:r>
@@ -3890,7 +3924,7 @@
                 <w:color w:val="1E293B"/>
                 <w:sz w:val="17"/>
               </w:rPr>
-              <w:t>Type: Operational Office</w:t>
+              <w:t>Type: Operations Hub</w:t>
               <w:br/>
               <w:t>Address: Via Luca Gaurico, 9/11 — 00143 Rome (RM)</w:t>
               <w:br/>
@@ -3904,14 +3938,14 @@
       <w:tr>
         <w:tc>
           <w:tcPr>
-            <w:tcW w:type="dxa" w:w="5112"/>
+            <w:tcW w:type="dxa" w:w="5184"/>
             <w:tcMar>
-              <w:top w:w="70" w:type="dxa"/>
-              <w:bottom w:w="70" w:type="dxa"/>
-              <w:left w:w="100" w:type="dxa"/>
-              <w:right w:w="100" w:type="dxa"/>
+              <w:top w:w="65" w:type="dxa"/>
+              <w:bottom w:w="65" w:type="dxa"/>
+              <w:left w:w="90" w:type="dxa"/>
+              <w:right w:w="90" w:type="dxa"/>
             </w:tcMar>
-            <w:shd w:fill="E6F4F6"/>
+            <w:shd w:fill="EBF7F9"/>
           </w:tcPr>
           <w:p>
             <w:r>
@@ -3920,20 +3954,20 @@
                 <w:color w:val="17556A"/>
                 <w:sz w:val="16"/>
               </w:rPr>
-              <w:t>✏️ NUOVO TESTO IT :</w:t>
+              <w:t>✏️ TESTO DEFINITIVO IT :</w:t>
             </w:r>
           </w:p>
         </w:tc>
         <w:tc>
           <w:tcPr>
-            <w:tcW w:type="dxa" w:w="5112"/>
+            <w:tcW w:type="dxa" w:w="5184"/>
             <w:tcMar>
-              <w:top w:w="70" w:type="dxa"/>
-              <w:bottom w:w="70" w:type="dxa"/>
-              <w:left w:w="100" w:type="dxa"/>
-              <w:right w:w="100" w:type="dxa"/>
+              <w:top w:w="65" w:type="dxa"/>
+              <w:bottom w:w="65" w:type="dxa"/>
+              <w:left w:w="90" w:type="dxa"/>
+              <w:right w:w="90" w:type="dxa"/>
             </w:tcMar>
-            <w:shd w:fill="E6F4F6"/>
+            <w:shd w:fill="EBF7F9"/>
           </w:tcPr>
           <w:p>
             <w:r>
@@ -3942,7 +3976,7 @@
                 <w:color w:val="17556A"/>
                 <w:sz w:val="16"/>
               </w:rPr>
-              <w:t>✏️ NUOVO TESTO EN :</w:t>
+              <w:t>✏️ TESTO DEFINITIVO EN :</w:t>
             </w:r>
           </w:p>
         </w:tc>
@@ -3950,13 +3984,14 @@
       <w:tr>
         <w:tc>
           <w:tcPr>
-            <w:tcW w:type="dxa" w:w="5112"/>
+            <w:tcW w:type="dxa" w:w="5184"/>
             <w:tcMar>
-              <w:top w:w="70" w:type="dxa"/>
-              <w:bottom w:w="70" w:type="dxa"/>
-              <w:left w:w="100" w:type="dxa"/>
-              <w:right w:w="100" w:type="dxa"/>
+              <w:top w:w="65" w:type="dxa"/>
+              <w:bottom w:w="65" w:type="dxa"/>
+              <w:left w:w="90" w:type="dxa"/>
+              <w:right w:w="90" w:type="dxa"/>
             </w:tcMar>
+            <w:shd w:fill="F0FDF4"/>
           </w:tcPr>
           <w:p>
             <w:r>
@@ -3967,13 +4002,14 @@
         </w:tc>
         <w:tc>
           <w:tcPr>
-            <w:tcW w:type="dxa" w:w="5112"/>
+            <w:tcW w:type="dxa" w:w="5184"/>
             <w:tcMar>
-              <w:top w:w="70" w:type="dxa"/>
-              <w:bottom w:w="70" w:type="dxa"/>
-              <w:left w:w="100" w:type="dxa"/>
-              <w:right w:w="100" w:type="dxa"/>
+              <w:top w:w="65" w:type="dxa"/>
+              <w:bottom w:w="65" w:type="dxa"/>
+              <w:left w:w="90" w:type="dxa"/>
+              <w:right w:w="90" w:type="dxa"/>
             </w:tcMar>
+            <w:shd w:fill="F0FDF4"/>
           </w:tcPr>
           <w:p>
             <w:r>
@@ -3986,7 +4022,7 @@
     </w:tbl>
     <w:p>
       <w:pPr>
-        <w:spacing w:after="120"/>
+        <w:spacing w:after="100"/>
       </w:pPr>
     </w:p>
     <w:p>
@@ -3998,20 +4034,20 @@
           <w:rFonts w:ascii="Arial" w:hAnsi="Arial"/>
           <w:b/>
           <w:color w:val="17556A"/>
-          <w:sz w:val="26"/>
+          <w:sz w:val="25"/>
         </w:rPr>
-        <w:t>5. Pagina: Manifesto (I 5 Valori)</w:t>
+        <w:t>5. Pagina: Manifesto (I 5 Pilastri Guida)</w:t>
       </w:r>
     </w:p>
     <w:p>
       <w:pPr>
-        <w:spacing w:before="80" w:after="120"/>
+        <w:spacing w:before="60" w:after="120"/>
         <w:jc w:val="center"/>
       </w:pPr>
       <w:r>
         <w:drawing>
           <wp:inline xmlns:a="http://schemas.openxmlformats.org/drawingml/2006/main" xmlns:pic="http://schemas.openxmlformats.org/drawingml/2006/picture">
-            <wp:extent cx="6217920" cy="6800850"/>
+            <wp:extent cx="6309360" cy="7640241"/>
             <wp:docPr id="7" name="Picture 7"/>
             <wp:cNvGraphicFramePr>
               <a:graphicFrameLocks noChangeAspect="1"/>
@@ -4032,7 +4068,7 @@
                   <pic:spPr>
                     <a:xfrm>
                       <a:off x="0" y="0"/>
-                      <a:ext cx="6217920" cy="6800850"/>
+                      <a:ext cx="6309360" cy="7640241"/>
                     </a:xfrm>
                     <a:prstGeom prst="rect"/>
                   </pic:spPr>
@@ -4051,18 +4087,18 @@
         <w:tblLook w:firstColumn="1" w:firstRow="1" w:lastColumn="0" w:lastRow="0" w:noHBand="0" w:noVBand="1" w:val="04A0"/>
       </w:tblPr>
       <w:tblGrid>
-        <w:gridCol w:w="5112"/>
-        <w:gridCol w:w="5112"/>
+        <w:gridCol w:w="5184"/>
+        <w:gridCol w:w="5184"/>
       </w:tblGrid>
       <w:tr>
         <w:tc>
           <w:tcPr>
-            <w:tcW w:type="dxa" w:w="5112"/>
+            <w:tcW w:type="dxa" w:w="5184"/>
             <w:tcMar>
-              <w:top w:w="70" w:type="dxa"/>
-              <w:bottom w:w="70" w:type="dxa"/>
-              <w:left w:w="100" w:type="dxa"/>
-              <w:right w:w="100" w:type="dxa"/>
+              <w:top w:w="65" w:type="dxa"/>
+              <w:bottom w:w="65" w:type="dxa"/>
+              <w:left w:w="90" w:type="dxa"/>
+              <w:right w:w="90" w:type="dxa"/>
             </w:tcMar>
             <w:shd w:fill="E2E8F0"/>
           </w:tcPr>
@@ -4071,7 +4107,7 @@
               <w:rPr>
                 <w:b/>
                 <w:color w:val="17556A"/>
-                <w:sz w:val="18"/>
+                <w:sz w:val="17"/>
               </w:rPr>
               <w:t>🇮🇹 Sottotitolo Manifesto (Italiano)</w:t>
             </w:r>
@@ -4079,12 +4115,12 @@
         </w:tc>
         <w:tc>
           <w:tcPr>
-            <w:tcW w:type="dxa" w:w="5112"/>
+            <w:tcW w:type="dxa" w:w="5184"/>
             <w:tcMar>
-              <w:top w:w="70" w:type="dxa"/>
-              <w:bottom w:w="70" w:type="dxa"/>
-              <w:left w:w="100" w:type="dxa"/>
-              <w:right w:w="100" w:type="dxa"/>
+              <w:top w:w="65" w:type="dxa"/>
+              <w:bottom w:w="65" w:type="dxa"/>
+              <w:left w:w="90" w:type="dxa"/>
+              <w:right w:w="90" w:type="dxa"/>
             </w:tcMar>
             <w:shd w:fill="E2E8F0"/>
           </w:tcPr>
@@ -4093,7 +4129,7 @@
               <w:rPr>
                 <w:b/>
                 <w:color w:val="17556A"/>
-                <w:sz w:val="18"/>
+                <w:sz w:val="17"/>
               </w:rPr>
               <w:t>🇬🇧 Sottotitolo Manifesto (Inglese)</w:t>
             </w:r>
@@ -4103,12 +4139,12 @@
       <w:tr>
         <w:tc>
           <w:tcPr>
-            <w:tcW w:type="dxa" w:w="5112"/>
+            <w:tcW w:type="dxa" w:w="5184"/>
             <w:tcMar>
-              <w:top w:w="70" w:type="dxa"/>
-              <w:bottom w:w="70" w:type="dxa"/>
-              <w:left w:w="100" w:type="dxa"/>
-              <w:right w:w="100" w:type="dxa"/>
+              <w:top w:w="65" w:type="dxa"/>
+              <w:bottom w:w="65" w:type="dxa"/>
+              <w:left w:w="90" w:type="dxa"/>
+              <w:right w:w="90" w:type="dxa"/>
             </w:tcMar>
             <w:shd w:fill="F8FAFC"/>
           </w:tcPr>
@@ -4117,9 +4153,9 @@
               <w:rPr>
                 <w:b/>
                 <w:color w:val="64748B"/>
-                <w:sz w:val="16"/>
+                <w:sz w:val="15"/>
               </w:rPr>
-              <w:t>Testo Attuale:</w:t>
+              <w:t>Testo Attuale sul Sito:</w:t>
               <w:br/>
             </w:r>
             <w:r>
@@ -4133,12 +4169,12 @@
         </w:tc>
         <w:tc>
           <w:tcPr>
-            <w:tcW w:type="dxa" w:w="5112"/>
+            <w:tcW w:type="dxa" w:w="5184"/>
             <w:tcMar>
-              <w:top w:w="70" w:type="dxa"/>
-              <w:bottom w:w="70" w:type="dxa"/>
-              <w:left w:w="100" w:type="dxa"/>
-              <w:right w:w="100" w:type="dxa"/>
+              <w:top w:w="65" w:type="dxa"/>
+              <w:bottom w:w="65" w:type="dxa"/>
+              <w:left w:w="90" w:type="dxa"/>
+              <w:right w:w="90" w:type="dxa"/>
             </w:tcMar>
             <w:shd w:fill="F8FAFC"/>
           </w:tcPr>
@@ -4147,9 +4183,9 @@
               <w:rPr>
                 <w:b/>
                 <w:color w:val="64748B"/>
-                <w:sz w:val="16"/>
+                <w:sz w:val="15"/>
               </w:rPr>
-              <w:t>Testo Attuale:</w:t>
+              <w:t>Testo Attuale sul Sito:</w:t>
               <w:br/>
             </w:r>
             <w:r>
@@ -4165,14 +4201,14 @@
       <w:tr>
         <w:tc>
           <w:tcPr>
-            <w:tcW w:type="dxa" w:w="5112"/>
+            <w:tcW w:type="dxa" w:w="5184"/>
             <w:tcMar>
-              <w:top w:w="70" w:type="dxa"/>
-              <w:bottom w:w="70" w:type="dxa"/>
-              <w:left w:w="100" w:type="dxa"/>
-              <w:right w:w="100" w:type="dxa"/>
+              <w:top w:w="65" w:type="dxa"/>
+              <w:bottom w:w="65" w:type="dxa"/>
+              <w:left w:w="90" w:type="dxa"/>
+              <w:right w:w="90" w:type="dxa"/>
             </w:tcMar>
-            <w:shd w:fill="E6F4F6"/>
+            <w:shd w:fill="EBF7F9"/>
           </w:tcPr>
           <w:p>
             <w:r>
@@ -4181,20 +4217,20 @@
                 <w:color w:val="17556A"/>
                 <w:sz w:val="16"/>
               </w:rPr>
-              <w:t>✏️ NUOVO TESTO IT :</w:t>
+              <w:t>✏️ TESTO DEFINITIVO IT :</w:t>
             </w:r>
           </w:p>
         </w:tc>
         <w:tc>
           <w:tcPr>
-            <w:tcW w:type="dxa" w:w="5112"/>
+            <w:tcW w:type="dxa" w:w="5184"/>
             <w:tcMar>
-              <w:top w:w="70" w:type="dxa"/>
-              <w:bottom w:w="70" w:type="dxa"/>
-              <w:left w:w="100" w:type="dxa"/>
-              <w:right w:w="100" w:type="dxa"/>
+              <w:top w:w="65" w:type="dxa"/>
+              <w:bottom w:w="65" w:type="dxa"/>
+              <w:left w:w="90" w:type="dxa"/>
+              <w:right w:w="90" w:type="dxa"/>
             </w:tcMar>
-            <w:shd w:fill="E6F4F6"/>
+            <w:shd w:fill="EBF7F9"/>
           </w:tcPr>
           <w:p>
             <w:r>
@@ -4203,7 +4239,7 @@
                 <w:color w:val="17556A"/>
                 <w:sz w:val="16"/>
               </w:rPr>
-              <w:t>✏️ NUOVO TESTO EN :</w:t>
+              <w:t>✏️ TESTO DEFINITIVO EN :</w:t>
             </w:r>
           </w:p>
         </w:tc>
@@ -4211,13 +4247,14 @@
       <w:tr>
         <w:tc>
           <w:tcPr>
-            <w:tcW w:type="dxa" w:w="5112"/>
+            <w:tcW w:type="dxa" w:w="5184"/>
             <w:tcMar>
-              <w:top w:w="70" w:type="dxa"/>
-              <w:bottom w:w="70" w:type="dxa"/>
-              <w:left w:w="100" w:type="dxa"/>
-              <w:right w:w="100" w:type="dxa"/>
+              <w:top w:w="65" w:type="dxa"/>
+              <w:bottom w:w="65" w:type="dxa"/>
+              <w:left w:w="90" w:type="dxa"/>
+              <w:right w:w="90" w:type="dxa"/>
             </w:tcMar>
+            <w:shd w:fill="F0FDF4"/>
           </w:tcPr>
           <w:p>
             <w:r>
@@ -4228,13 +4265,14 @@
         </w:tc>
         <w:tc>
           <w:tcPr>
-            <w:tcW w:type="dxa" w:w="5112"/>
+            <w:tcW w:type="dxa" w:w="5184"/>
             <w:tcMar>
-              <w:top w:w="70" w:type="dxa"/>
-              <w:bottom w:w="70" w:type="dxa"/>
-              <w:left w:w="100" w:type="dxa"/>
-              <w:right w:w="100" w:type="dxa"/>
+              <w:top w:w="65" w:type="dxa"/>
+              <w:bottom w:w="65" w:type="dxa"/>
+              <w:left w:w="90" w:type="dxa"/>
+              <w:right w:w="90" w:type="dxa"/>
             </w:tcMar>
+            <w:shd w:fill="F0FDF4"/>
           </w:tcPr>
           <w:p>
             <w:r>
@@ -4247,7 +4285,7 @@
     </w:tbl>
     <w:p>
       <w:pPr>
-        <w:spacing w:after="120"/>
+        <w:spacing w:after="100"/>
       </w:pPr>
     </w:p>
     <w:tbl>
@@ -4258,18 +4296,18 @@
         <w:tblLook w:firstColumn="1" w:firstRow="1" w:lastColumn="0" w:lastRow="0" w:noHBand="0" w:noVBand="1" w:val="04A0"/>
       </w:tblPr>
       <w:tblGrid>
-        <w:gridCol w:w="5112"/>
-        <w:gridCol w:w="5112"/>
+        <w:gridCol w:w="5184"/>
+        <w:gridCol w:w="5184"/>
       </w:tblGrid>
       <w:tr>
         <w:tc>
           <w:tcPr>
-            <w:tcW w:type="dxa" w:w="5112"/>
+            <w:tcW w:type="dxa" w:w="5184"/>
             <w:tcMar>
-              <w:top w:w="70" w:type="dxa"/>
-              <w:bottom w:w="70" w:type="dxa"/>
-              <w:left w:w="100" w:type="dxa"/>
-              <w:right w:w="100" w:type="dxa"/>
+              <w:top w:w="65" w:type="dxa"/>
+              <w:bottom w:w="65" w:type="dxa"/>
+              <w:left w:w="90" w:type="dxa"/>
+              <w:right w:w="90" w:type="dxa"/>
             </w:tcMar>
             <w:shd w:fill="E2E8F0"/>
           </w:tcPr>
@@ -4278,20 +4316,20 @@
               <w:rPr>
                 <w:b/>
                 <w:color w:val="17556A"/>
-                <w:sz w:val="18"/>
+                <w:sz w:val="17"/>
               </w:rPr>
-              <w:t>🇮🇹 Pilastro 1: Inclusione Digitale (Italiano)</w:t>
+              <w:t>🇮🇹 Pilastro 01: Inclusione Digitale (Italiano)</w:t>
             </w:r>
           </w:p>
         </w:tc>
         <w:tc>
           <w:tcPr>
-            <w:tcW w:type="dxa" w:w="5112"/>
+            <w:tcW w:type="dxa" w:w="5184"/>
             <w:tcMar>
-              <w:top w:w="70" w:type="dxa"/>
-              <w:bottom w:w="70" w:type="dxa"/>
-              <w:left w:w="100" w:type="dxa"/>
-              <w:right w:w="100" w:type="dxa"/>
+              <w:top w:w="65" w:type="dxa"/>
+              <w:bottom w:w="65" w:type="dxa"/>
+              <w:left w:w="90" w:type="dxa"/>
+              <w:right w:w="90" w:type="dxa"/>
             </w:tcMar>
             <w:shd w:fill="E2E8F0"/>
           </w:tcPr>
@@ -4300,9 +4338,9 @@
               <w:rPr>
                 <w:b/>
                 <w:color w:val="17556A"/>
-                <w:sz w:val="18"/>
+                <w:sz w:val="17"/>
               </w:rPr>
-              <w:t>🇬🇧 Pilastro 1: Inclusione Digitale (Inglese)</w:t>
+              <w:t>🇬🇧 Pilastro 01: Inclusione Digitale (Inglese)</w:t>
             </w:r>
           </w:p>
         </w:tc>
@@ -4310,12 +4348,12 @@
       <w:tr>
         <w:tc>
           <w:tcPr>
-            <w:tcW w:type="dxa" w:w="5112"/>
+            <w:tcW w:type="dxa" w:w="5184"/>
             <w:tcMar>
-              <w:top w:w="70" w:type="dxa"/>
-              <w:bottom w:w="70" w:type="dxa"/>
-              <w:left w:w="100" w:type="dxa"/>
-              <w:right w:w="100" w:type="dxa"/>
+              <w:top w:w="65" w:type="dxa"/>
+              <w:bottom w:w="65" w:type="dxa"/>
+              <w:left w:w="90" w:type="dxa"/>
+              <w:right w:w="90" w:type="dxa"/>
             </w:tcMar>
             <w:shd w:fill="F8FAFC"/>
           </w:tcPr>
@@ -4324,9 +4362,9 @@
               <w:rPr>
                 <w:b/>
                 <w:color w:val="64748B"/>
-                <w:sz w:val="16"/>
+                <w:sz w:val="15"/>
               </w:rPr>
-              <w:t>Testo Attuale:</w:t>
+              <w:t>Testo Attuale sul Sito:</w:t>
               <w:br/>
             </w:r>
             <w:r>
@@ -4340,12 +4378,12 @@
         </w:tc>
         <w:tc>
           <w:tcPr>
-            <w:tcW w:type="dxa" w:w="5112"/>
+            <w:tcW w:type="dxa" w:w="5184"/>
             <w:tcMar>
-              <w:top w:w="70" w:type="dxa"/>
-              <w:bottom w:w="70" w:type="dxa"/>
-              <w:left w:w="100" w:type="dxa"/>
-              <w:right w:w="100" w:type="dxa"/>
+              <w:top w:w="65" w:type="dxa"/>
+              <w:bottom w:w="65" w:type="dxa"/>
+              <w:left w:w="90" w:type="dxa"/>
+              <w:right w:w="90" w:type="dxa"/>
             </w:tcMar>
             <w:shd w:fill="F8FAFC"/>
           </w:tcPr>
@@ -4354,9 +4392,9 @@
               <w:rPr>
                 <w:b/>
                 <w:color w:val="64748B"/>
-                <w:sz w:val="16"/>
+                <w:sz w:val="15"/>
               </w:rPr>
-              <w:t>Testo Attuale:</w:t>
+              <w:t>Testo Attuale sul Sito:</w:t>
               <w:br/>
             </w:r>
             <w:r>
@@ -4372,14 +4410,14 @@
       <w:tr>
         <w:tc>
           <w:tcPr>
-            <w:tcW w:type="dxa" w:w="5112"/>
+            <w:tcW w:type="dxa" w:w="5184"/>
             <w:tcMar>
-              <w:top w:w="70" w:type="dxa"/>
-              <w:bottom w:w="70" w:type="dxa"/>
-              <w:left w:w="100" w:type="dxa"/>
-              <w:right w:w="100" w:type="dxa"/>
+              <w:top w:w="65" w:type="dxa"/>
+              <w:bottom w:w="65" w:type="dxa"/>
+              <w:left w:w="90" w:type="dxa"/>
+              <w:right w:w="90" w:type="dxa"/>
             </w:tcMar>
-            <w:shd w:fill="E6F4F6"/>
+            <w:shd w:fill="EBF7F9"/>
           </w:tcPr>
           <w:p>
             <w:r>
@@ -4388,20 +4426,20 @@
                 <w:color w:val="17556A"/>
                 <w:sz w:val="16"/>
               </w:rPr>
-              <w:t>✏️ NUOVO TESTO IT :</w:t>
+              <w:t>✏️ TESTO DEFINITIVO IT :</w:t>
             </w:r>
           </w:p>
         </w:tc>
         <w:tc>
           <w:tcPr>
-            <w:tcW w:type="dxa" w:w="5112"/>
+            <w:tcW w:type="dxa" w:w="5184"/>
             <w:tcMar>
-              <w:top w:w="70" w:type="dxa"/>
-              <w:bottom w:w="70" w:type="dxa"/>
-              <w:left w:w="100" w:type="dxa"/>
-              <w:right w:w="100" w:type="dxa"/>
+              <w:top w:w="65" w:type="dxa"/>
+              <w:bottom w:w="65" w:type="dxa"/>
+              <w:left w:w="90" w:type="dxa"/>
+              <w:right w:w="90" w:type="dxa"/>
             </w:tcMar>
-            <w:shd w:fill="E6F4F6"/>
+            <w:shd w:fill="EBF7F9"/>
           </w:tcPr>
           <w:p>
             <w:r>
@@ -4410,7 +4448,7 @@
                 <w:color w:val="17556A"/>
                 <w:sz w:val="16"/>
               </w:rPr>
-              <w:t>✏️ NUOVO TESTO EN :</w:t>
+              <w:t>✏️ TESTO DEFINITIVO EN :</w:t>
             </w:r>
           </w:p>
         </w:tc>
@@ -4418,13 +4456,14 @@
       <w:tr>
         <w:tc>
           <w:tcPr>
-            <w:tcW w:type="dxa" w:w="5112"/>
+            <w:tcW w:type="dxa" w:w="5184"/>
             <w:tcMar>
-              <w:top w:w="70" w:type="dxa"/>
-              <w:bottom w:w="70" w:type="dxa"/>
-              <w:left w:w="100" w:type="dxa"/>
-              <w:right w:w="100" w:type="dxa"/>
+              <w:top w:w="65" w:type="dxa"/>
+              <w:bottom w:w="65" w:type="dxa"/>
+              <w:left w:w="90" w:type="dxa"/>
+              <w:right w:w="90" w:type="dxa"/>
             </w:tcMar>
+            <w:shd w:fill="F0FDF4"/>
           </w:tcPr>
           <w:p>
             <w:r>
@@ -4435,13 +4474,14 @@
         </w:tc>
         <w:tc>
           <w:tcPr>
-            <w:tcW w:type="dxa" w:w="5112"/>
+            <w:tcW w:type="dxa" w:w="5184"/>
             <w:tcMar>
-              <w:top w:w="70" w:type="dxa"/>
-              <w:bottom w:w="70" w:type="dxa"/>
-              <w:left w:w="100" w:type="dxa"/>
-              <w:right w:w="100" w:type="dxa"/>
+              <w:top w:w="65" w:type="dxa"/>
+              <w:bottom w:w="65" w:type="dxa"/>
+              <w:left w:w="90" w:type="dxa"/>
+              <w:right w:w="90" w:type="dxa"/>
             </w:tcMar>
+            <w:shd w:fill="F0FDF4"/>
           </w:tcPr>
           <w:p>
             <w:r>
@@ -4454,7 +4494,7 @@
     </w:tbl>
     <w:p>
       <w:pPr>
-        <w:spacing w:after="120"/>
+        <w:spacing w:after="100"/>
       </w:pPr>
     </w:p>
     <w:tbl>
@@ -4465,18 +4505,18 @@
         <w:tblLook w:firstColumn="1" w:firstRow="1" w:lastColumn="0" w:lastRow="0" w:noHBand="0" w:noVBand="1" w:val="04A0"/>
       </w:tblPr>
       <w:tblGrid>
-        <w:gridCol w:w="5112"/>
-        <w:gridCol w:w="5112"/>
+        <w:gridCol w:w="5184"/>
+        <w:gridCol w:w="5184"/>
       </w:tblGrid>
       <w:tr>
         <w:tc>
           <w:tcPr>
-            <w:tcW w:type="dxa" w:w="5112"/>
+            <w:tcW w:type="dxa" w:w="5184"/>
             <w:tcMar>
-              <w:top w:w="70" w:type="dxa"/>
-              <w:bottom w:w="70" w:type="dxa"/>
-              <w:left w:w="100" w:type="dxa"/>
-              <w:right w:w="100" w:type="dxa"/>
+              <w:top w:w="65" w:type="dxa"/>
+              <w:bottom w:w="65" w:type="dxa"/>
+              <w:left w:w="90" w:type="dxa"/>
+              <w:right w:w="90" w:type="dxa"/>
             </w:tcMar>
             <w:shd w:fill="E2E8F0"/>
           </w:tcPr>
@@ -4485,20 +4525,20 @@
               <w:rPr>
                 <w:b/>
                 <w:color w:val="17556A"/>
-                <w:sz w:val="18"/>
+                <w:sz w:val="17"/>
               </w:rPr>
-              <w:t>🇮🇹 Pilastro 2: Sostenibilità &amp; Condivisione (Italiano)</w:t>
+              <w:t>🇮🇹 Pilastro 02: Sostenibilità &amp; Condivisione (Italiano)</w:t>
             </w:r>
           </w:p>
         </w:tc>
         <w:tc>
           <w:tcPr>
-            <w:tcW w:type="dxa" w:w="5112"/>
+            <w:tcW w:type="dxa" w:w="5184"/>
             <w:tcMar>
-              <w:top w:w="70" w:type="dxa"/>
-              <w:bottom w:w="70" w:type="dxa"/>
-              <w:left w:w="100" w:type="dxa"/>
-              <w:right w:w="100" w:type="dxa"/>
+              <w:top w:w="65" w:type="dxa"/>
+              <w:bottom w:w="65" w:type="dxa"/>
+              <w:left w:w="90" w:type="dxa"/>
+              <w:right w:w="90" w:type="dxa"/>
             </w:tcMar>
             <w:shd w:fill="E2E8F0"/>
           </w:tcPr>
@@ -4507,9 +4547,9 @@
               <w:rPr>
                 <w:b/>
                 <w:color w:val="17556A"/>
-                <w:sz w:val="18"/>
+                <w:sz w:val="17"/>
               </w:rPr>
-              <w:t>🇬🇧 Pilastro 2: Sostenibilità &amp; Condivisione (Inglese)</w:t>
+              <w:t>🇬🇧 Pilastro 02: Sostenibilità &amp; Condivisione (Inglese)</w:t>
             </w:r>
           </w:p>
         </w:tc>
@@ -4517,12 +4557,12 @@
       <w:tr>
         <w:tc>
           <w:tcPr>
-            <w:tcW w:type="dxa" w:w="5112"/>
+            <w:tcW w:type="dxa" w:w="5184"/>
             <w:tcMar>
-              <w:top w:w="70" w:type="dxa"/>
-              <w:bottom w:w="70" w:type="dxa"/>
-              <w:left w:w="100" w:type="dxa"/>
-              <w:right w:w="100" w:type="dxa"/>
+              <w:top w:w="65" w:type="dxa"/>
+              <w:bottom w:w="65" w:type="dxa"/>
+              <w:left w:w="90" w:type="dxa"/>
+              <w:right w:w="90" w:type="dxa"/>
             </w:tcMar>
             <w:shd w:fill="F8FAFC"/>
           </w:tcPr>
@@ -4531,9 +4571,9 @@
               <w:rPr>
                 <w:b/>
                 <w:color w:val="64748B"/>
-                <w:sz w:val="16"/>
+                <w:sz w:val="15"/>
               </w:rPr>
-              <w:t>Testo Attuale:</w:t>
+              <w:t>Testo Attuale sul Sito:</w:t>
               <w:br/>
             </w:r>
             <w:r>
@@ -4547,12 +4587,12 @@
         </w:tc>
         <w:tc>
           <w:tcPr>
-            <w:tcW w:type="dxa" w:w="5112"/>
+            <w:tcW w:type="dxa" w:w="5184"/>
             <w:tcMar>
-              <w:top w:w="70" w:type="dxa"/>
-              <w:bottom w:w="70" w:type="dxa"/>
-              <w:left w:w="100" w:type="dxa"/>
-              <w:right w:w="100" w:type="dxa"/>
+              <w:top w:w="65" w:type="dxa"/>
+              <w:bottom w:w="65" w:type="dxa"/>
+              <w:left w:w="90" w:type="dxa"/>
+              <w:right w:w="90" w:type="dxa"/>
             </w:tcMar>
             <w:shd w:fill="F8FAFC"/>
           </w:tcPr>
@@ -4561,9 +4601,9 @@
               <w:rPr>
                 <w:b/>
                 <w:color w:val="64748B"/>
-                <w:sz w:val="16"/>
+                <w:sz w:val="15"/>
               </w:rPr>
-              <w:t>Testo Attuale:</w:t>
+              <w:t>Testo Attuale sul Sito:</w:t>
               <w:br/>
             </w:r>
             <w:r>
@@ -4579,14 +4619,14 @@
       <w:tr>
         <w:tc>
           <w:tcPr>
-            <w:tcW w:type="dxa" w:w="5112"/>
+            <w:tcW w:type="dxa" w:w="5184"/>
             <w:tcMar>
-              <w:top w:w="70" w:type="dxa"/>
-              <w:bottom w:w="70" w:type="dxa"/>
-              <w:left w:w="100" w:type="dxa"/>
-              <w:right w:w="100" w:type="dxa"/>
+              <w:top w:w="65" w:type="dxa"/>
+              <w:bottom w:w="65" w:type="dxa"/>
+              <w:left w:w="90" w:type="dxa"/>
+              <w:right w:w="90" w:type="dxa"/>
             </w:tcMar>
-            <w:shd w:fill="E6F4F6"/>
+            <w:shd w:fill="EBF7F9"/>
           </w:tcPr>
           <w:p>
             <w:r>
@@ -4595,20 +4635,20 @@
                 <w:color w:val="17556A"/>
                 <w:sz w:val="16"/>
               </w:rPr>
-              <w:t>✏️ NUOVO TESTO IT :</w:t>
+              <w:t>✏️ TESTO DEFINITIVO IT :</w:t>
             </w:r>
           </w:p>
         </w:tc>
         <w:tc>
           <w:tcPr>
-            <w:tcW w:type="dxa" w:w="5112"/>
+            <w:tcW w:type="dxa" w:w="5184"/>
             <w:tcMar>
-              <w:top w:w="70" w:type="dxa"/>
-              <w:bottom w:w="70" w:type="dxa"/>
-              <w:left w:w="100" w:type="dxa"/>
-              <w:right w:w="100" w:type="dxa"/>
+              <w:top w:w="65" w:type="dxa"/>
+              <w:bottom w:w="65" w:type="dxa"/>
+              <w:left w:w="90" w:type="dxa"/>
+              <w:right w:w="90" w:type="dxa"/>
             </w:tcMar>
-            <w:shd w:fill="E6F4F6"/>
+            <w:shd w:fill="EBF7F9"/>
           </w:tcPr>
           <w:p>
             <w:r>
@@ -4617,7 +4657,7 @@
                 <w:color w:val="17556A"/>
                 <w:sz w:val="16"/>
               </w:rPr>
-              <w:t>✏️ NUOVO TESTO EN :</w:t>
+              <w:t>✏️ TESTO DEFINITIVO EN :</w:t>
             </w:r>
           </w:p>
         </w:tc>
@@ -4625,13 +4665,14 @@
       <w:tr>
         <w:tc>
           <w:tcPr>
-            <w:tcW w:type="dxa" w:w="5112"/>
+            <w:tcW w:type="dxa" w:w="5184"/>
             <w:tcMar>
-              <w:top w:w="70" w:type="dxa"/>
-              <w:bottom w:w="70" w:type="dxa"/>
-              <w:left w:w="100" w:type="dxa"/>
-              <w:right w:w="100" w:type="dxa"/>
+              <w:top w:w="65" w:type="dxa"/>
+              <w:bottom w:w="65" w:type="dxa"/>
+              <w:left w:w="90" w:type="dxa"/>
+              <w:right w:w="90" w:type="dxa"/>
             </w:tcMar>
+            <w:shd w:fill="F0FDF4"/>
           </w:tcPr>
           <w:p>
             <w:r>
@@ -4642,13 +4683,14 @@
         </w:tc>
         <w:tc>
           <w:tcPr>
-            <w:tcW w:type="dxa" w:w="5112"/>
+            <w:tcW w:type="dxa" w:w="5184"/>
             <w:tcMar>
-              <w:top w:w="70" w:type="dxa"/>
-              <w:bottom w:w="70" w:type="dxa"/>
-              <w:left w:w="100" w:type="dxa"/>
-              <w:right w:w="100" w:type="dxa"/>
+              <w:top w:w="65" w:type="dxa"/>
+              <w:bottom w:w="65" w:type="dxa"/>
+              <w:left w:w="90" w:type="dxa"/>
+              <w:right w:w="90" w:type="dxa"/>
             </w:tcMar>
+            <w:shd w:fill="F0FDF4"/>
           </w:tcPr>
           <w:p>
             <w:r>
@@ -4661,7 +4703,7 @@
     </w:tbl>
     <w:p>
       <w:pPr>
-        <w:spacing w:after="120"/>
+        <w:spacing w:after="100"/>
       </w:pPr>
     </w:p>
     <w:tbl>
@@ -4672,18 +4714,18 @@
         <w:tblLook w:firstColumn="1" w:firstRow="1" w:lastColumn="0" w:lastRow="0" w:noHBand="0" w:noVBand="1" w:val="04A0"/>
       </w:tblPr>
       <w:tblGrid>
-        <w:gridCol w:w="5112"/>
-        <w:gridCol w:w="5112"/>
+        <w:gridCol w:w="5184"/>
+        <w:gridCol w:w="5184"/>
       </w:tblGrid>
       <w:tr>
         <w:tc>
           <w:tcPr>
-            <w:tcW w:type="dxa" w:w="5112"/>
+            <w:tcW w:type="dxa" w:w="5184"/>
             <w:tcMar>
-              <w:top w:w="70" w:type="dxa"/>
-              <w:bottom w:w="70" w:type="dxa"/>
-              <w:left w:w="100" w:type="dxa"/>
-              <w:right w:w="100" w:type="dxa"/>
+              <w:top w:w="65" w:type="dxa"/>
+              <w:bottom w:w="65" w:type="dxa"/>
+              <w:left w:w="90" w:type="dxa"/>
+              <w:right w:w="90" w:type="dxa"/>
             </w:tcMar>
             <w:shd w:fill="E2E8F0"/>
           </w:tcPr>
@@ -4692,20 +4734,20 @@
               <w:rPr>
                 <w:b/>
                 <w:color w:val="17556A"/>
-                <w:sz w:val="18"/>
+                <w:sz w:val="17"/>
               </w:rPr>
-              <w:t>🇮🇹 Pilastro 3: Eccellenza B2B (Italiano)</w:t>
+              <w:t>🇮🇹 Pilastro 03: Eccellenza B2B (Italiano)</w:t>
             </w:r>
           </w:p>
         </w:tc>
         <w:tc>
           <w:tcPr>
-            <w:tcW w:type="dxa" w:w="5112"/>
+            <w:tcW w:type="dxa" w:w="5184"/>
             <w:tcMar>
-              <w:top w:w="70" w:type="dxa"/>
-              <w:bottom w:w="70" w:type="dxa"/>
-              <w:left w:w="100" w:type="dxa"/>
-              <w:right w:w="100" w:type="dxa"/>
+              <w:top w:w="65" w:type="dxa"/>
+              <w:bottom w:w="65" w:type="dxa"/>
+              <w:left w:w="90" w:type="dxa"/>
+              <w:right w:w="90" w:type="dxa"/>
             </w:tcMar>
             <w:shd w:fill="E2E8F0"/>
           </w:tcPr>
@@ -4714,9 +4756,9 @@
               <w:rPr>
                 <w:b/>
                 <w:color w:val="17556A"/>
-                <w:sz w:val="18"/>
+                <w:sz w:val="17"/>
               </w:rPr>
-              <w:t>🇬🇧 Pilastro 3: Eccellenza B2B (Inglese)</w:t>
+              <w:t>🇬🇧 Pilastro 03: Eccellenza B2B (Inglese)</w:t>
             </w:r>
           </w:p>
         </w:tc>
@@ -4724,12 +4766,12 @@
       <w:tr>
         <w:tc>
           <w:tcPr>
-            <w:tcW w:type="dxa" w:w="5112"/>
+            <w:tcW w:type="dxa" w:w="5184"/>
             <w:tcMar>
-              <w:top w:w="70" w:type="dxa"/>
-              <w:bottom w:w="70" w:type="dxa"/>
-              <w:left w:w="100" w:type="dxa"/>
-              <w:right w:w="100" w:type="dxa"/>
+              <w:top w:w="65" w:type="dxa"/>
+              <w:bottom w:w="65" w:type="dxa"/>
+              <w:left w:w="90" w:type="dxa"/>
+              <w:right w:w="90" w:type="dxa"/>
             </w:tcMar>
             <w:shd w:fill="F8FAFC"/>
           </w:tcPr>
@@ -4738,9 +4780,9 @@
               <w:rPr>
                 <w:b/>
                 <w:color w:val="64748B"/>
-                <w:sz w:val="16"/>
+                <w:sz w:val="15"/>
               </w:rPr>
-              <w:t>Testo Attuale:</w:t>
+              <w:t>Testo Attuale sul Sito:</w:t>
               <w:br/>
             </w:r>
             <w:r>
@@ -4754,12 +4796,12 @@
         </w:tc>
         <w:tc>
           <w:tcPr>
-            <w:tcW w:type="dxa" w:w="5112"/>
+            <w:tcW w:type="dxa" w:w="5184"/>
             <w:tcMar>
-              <w:top w:w="70" w:type="dxa"/>
-              <w:bottom w:w="70" w:type="dxa"/>
-              <w:left w:w="100" w:type="dxa"/>
-              <w:right w:w="100" w:type="dxa"/>
+              <w:top w:w="65" w:type="dxa"/>
+              <w:bottom w:w="65" w:type="dxa"/>
+              <w:left w:w="90" w:type="dxa"/>
+              <w:right w:w="90" w:type="dxa"/>
             </w:tcMar>
             <w:shd w:fill="F8FAFC"/>
           </w:tcPr>
@@ -4768,9 +4810,9 @@
               <w:rPr>
                 <w:b/>
                 <w:color w:val="64748B"/>
-                <w:sz w:val="16"/>
+                <w:sz w:val="15"/>
               </w:rPr>
-              <w:t>Testo Attuale:</w:t>
+              <w:t>Testo Attuale sul Sito:</w:t>
               <w:br/>
             </w:r>
             <w:r>
@@ -4786,14 +4828,14 @@
       <w:tr>
         <w:tc>
           <w:tcPr>
-            <w:tcW w:type="dxa" w:w="5112"/>
+            <w:tcW w:type="dxa" w:w="5184"/>
             <w:tcMar>
-              <w:top w:w="70" w:type="dxa"/>
-              <w:bottom w:w="70" w:type="dxa"/>
-              <w:left w:w="100" w:type="dxa"/>
-              <w:right w:w="100" w:type="dxa"/>
+              <w:top w:w="65" w:type="dxa"/>
+              <w:bottom w:w="65" w:type="dxa"/>
+              <w:left w:w="90" w:type="dxa"/>
+              <w:right w:w="90" w:type="dxa"/>
             </w:tcMar>
-            <w:shd w:fill="E6F4F6"/>
+            <w:shd w:fill="EBF7F9"/>
           </w:tcPr>
           <w:p>
             <w:r>
@@ -4802,20 +4844,20 @@
                 <w:color w:val="17556A"/>
                 <w:sz w:val="16"/>
               </w:rPr>
-              <w:t>✏️ NUOVO TESTO IT :</w:t>
+              <w:t>✏️ TESTO DEFINITIVO IT :</w:t>
             </w:r>
           </w:p>
         </w:tc>
         <w:tc>
           <w:tcPr>
-            <w:tcW w:type="dxa" w:w="5112"/>
+            <w:tcW w:type="dxa" w:w="5184"/>
             <w:tcMar>
-              <w:top w:w="70" w:type="dxa"/>
-              <w:bottom w:w="70" w:type="dxa"/>
-              <w:left w:w="100" w:type="dxa"/>
-              <w:right w:w="100" w:type="dxa"/>
+              <w:top w:w="65" w:type="dxa"/>
+              <w:bottom w:w="65" w:type="dxa"/>
+              <w:left w:w="90" w:type="dxa"/>
+              <w:right w:w="90" w:type="dxa"/>
             </w:tcMar>
-            <w:shd w:fill="E6F4F6"/>
+            <w:shd w:fill="EBF7F9"/>
           </w:tcPr>
           <w:p>
             <w:r>
@@ -4824,7 +4866,7 @@
                 <w:color w:val="17556A"/>
                 <w:sz w:val="16"/>
               </w:rPr>
-              <w:t>✏️ NUOVO TESTO EN :</w:t>
+              <w:t>✏️ TESTO DEFINITIVO EN :</w:t>
             </w:r>
           </w:p>
         </w:tc>
@@ -4832,13 +4874,14 @@
       <w:tr>
         <w:tc>
           <w:tcPr>
-            <w:tcW w:type="dxa" w:w="5112"/>
+            <w:tcW w:type="dxa" w:w="5184"/>
             <w:tcMar>
-              <w:top w:w="70" w:type="dxa"/>
-              <w:bottom w:w="70" w:type="dxa"/>
-              <w:left w:w="100" w:type="dxa"/>
-              <w:right w:w="100" w:type="dxa"/>
+              <w:top w:w="65" w:type="dxa"/>
+              <w:bottom w:w="65" w:type="dxa"/>
+              <w:left w:w="90" w:type="dxa"/>
+              <w:right w:w="90" w:type="dxa"/>
             </w:tcMar>
+            <w:shd w:fill="F0FDF4"/>
           </w:tcPr>
           <w:p>
             <w:r>
@@ -4849,13 +4892,14 @@
         </w:tc>
         <w:tc>
           <w:tcPr>
-            <w:tcW w:type="dxa" w:w="5112"/>
+            <w:tcW w:type="dxa" w:w="5184"/>
             <w:tcMar>
-              <w:top w:w="70" w:type="dxa"/>
-              <w:bottom w:w="70" w:type="dxa"/>
-              <w:left w:w="100" w:type="dxa"/>
-              <w:right w:w="100" w:type="dxa"/>
+              <w:top w:w="65" w:type="dxa"/>
+              <w:bottom w:w="65" w:type="dxa"/>
+              <w:left w:w="90" w:type="dxa"/>
+              <w:right w:w="90" w:type="dxa"/>
             </w:tcMar>
+            <w:shd w:fill="F0FDF4"/>
           </w:tcPr>
           <w:p>
             <w:r>
@@ -4868,7 +4912,7 @@
     </w:tbl>
     <w:p>
       <w:pPr>
-        <w:spacing w:after="120"/>
+        <w:spacing w:after="100"/>
       </w:pPr>
     </w:p>
     <w:tbl>
@@ -4879,18 +4923,18 @@
         <w:tblLook w:firstColumn="1" w:firstRow="1" w:lastColumn="0" w:lastRow="0" w:noHBand="0" w:noVBand="1" w:val="04A0"/>
       </w:tblPr>
       <w:tblGrid>
-        <w:gridCol w:w="5112"/>
-        <w:gridCol w:w="5112"/>
+        <w:gridCol w:w="5184"/>
+        <w:gridCol w:w="5184"/>
       </w:tblGrid>
       <w:tr>
         <w:tc>
           <w:tcPr>
-            <w:tcW w:type="dxa" w:w="5112"/>
+            <w:tcW w:type="dxa" w:w="5184"/>
             <w:tcMar>
-              <w:top w:w="70" w:type="dxa"/>
-              <w:bottom w:w="70" w:type="dxa"/>
-              <w:left w:w="100" w:type="dxa"/>
-              <w:right w:w="100" w:type="dxa"/>
+              <w:top w:w="65" w:type="dxa"/>
+              <w:bottom w:w="65" w:type="dxa"/>
+              <w:left w:w="90" w:type="dxa"/>
+              <w:right w:w="90" w:type="dxa"/>
             </w:tcMar>
             <w:shd w:fill="E2E8F0"/>
           </w:tcPr>
@@ -4899,20 +4943,20 @@
               <w:rPr>
                 <w:b/>
                 <w:color w:val="17556A"/>
-                <w:sz w:val="18"/>
+                <w:sz w:val="17"/>
               </w:rPr>
-              <w:t>🇮🇹 Pilastro 4: Innovazione Responsabile (Italiano)</w:t>
+              <w:t>🇮🇹 Pilastro 04: Innovazione Responsabile (Italiano)</w:t>
             </w:r>
           </w:p>
         </w:tc>
         <w:tc>
           <w:tcPr>
-            <w:tcW w:type="dxa" w:w="5112"/>
+            <w:tcW w:type="dxa" w:w="5184"/>
             <w:tcMar>
-              <w:top w:w="70" w:type="dxa"/>
-              <w:bottom w:w="70" w:type="dxa"/>
-              <w:left w:w="100" w:type="dxa"/>
-              <w:right w:w="100" w:type="dxa"/>
+              <w:top w:w="65" w:type="dxa"/>
+              <w:bottom w:w="65" w:type="dxa"/>
+              <w:left w:w="90" w:type="dxa"/>
+              <w:right w:w="90" w:type="dxa"/>
             </w:tcMar>
             <w:shd w:fill="E2E8F0"/>
           </w:tcPr>
@@ -4921,9 +4965,9 @@
               <w:rPr>
                 <w:b/>
                 <w:color w:val="17556A"/>
-                <w:sz w:val="18"/>
+                <w:sz w:val="17"/>
               </w:rPr>
-              <w:t>🇬🇧 Pilastro 4: Innovazione Responsabile (Inglese)</w:t>
+              <w:t>🇬🇧 Pilastro 04: Innovazione Responsabile (Inglese)</w:t>
             </w:r>
           </w:p>
         </w:tc>
@@ -4931,12 +4975,12 @@
       <w:tr>
         <w:tc>
           <w:tcPr>
-            <w:tcW w:type="dxa" w:w="5112"/>
+            <w:tcW w:type="dxa" w:w="5184"/>
             <w:tcMar>
-              <w:top w:w="70" w:type="dxa"/>
-              <w:bottom w:w="70" w:type="dxa"/>
-              <w:left w:w="100" w:type="dxa"/>
-              <w:right w:w="100" w:type="dxa"/>
+              <w:top w:w="65" w:type="dxa"/>
+              <w:bottom w:w="65" w:type="dxa"/>
+              <w:left w:w="90" w:type="dxa"/>
+              <w:right w:w="90" w:type="dxa"/>
             </w:tcMar>
             <w:shd w:fill="F8FAFC"/>
           </w:tcPr>
@@ -4945,9 +4989,9 @@
               <w:rPr>
                 <w:b/>
                 <w:color w:val="64748B"/>
-                <w:sz w:val="16"/>
+                <w:sz w:val="15"/>
               </w:rPr>
-              <w:t>Testo Attuale:</w:t>
+              <w:t>Testo Attuale sul Sito:</w:t>
               <w:br/>
             </w:r>
             <w:r>
@@ -4961,12 +5005,12 @@
         </w:tc>
         <w:tc>
           <w:tcPr>
-            <w:tcW w:type="dxa" w:w="5112"/>
+            <w:tcW w:type="dxa" w:w="5184"/>
             <w:tcMar>
-              <w:top w:w="70" w:type="dxa"/>
-              <w:bottom w:w="70" w:type="dxa"/>
-              <w:left w:w="100" w:type="dxa"/>
-              <w:right w:w="100" w:type="dxa"/>
+              <w:top w:w="65" w:type="dxa"/>
+              <w:bottom w:w="65" w:type="dxa"/>
+              <w:left w:w="90" w:type="dxa"/>
+              <w:right w:w="90" w:type="dxa"/>
             </w:tcMar>
             <w:shd w:fill="F8FAFC"/>
           </w:tcPr>
@@ -4975,9 +5019,9 @@
               <w:rPr>
                 <w:b/>
                 <w:color w:val="64748B"/>
-                <w:sz w:val="16"/>
+                <w:sz w:val="15"/>
               </w:rPr>
-              <w:t>Testo Attuale:</w:t>
+              <w:t>Testo Attuale sul Sito:</w:t>
               <w:br/>
             </w:r>
             <w:r>
@@ -4993,14 +5037,14 @@
       <w:tr>
         <w:tc>
           <w:tcPr>
-            <w:tcW w:type="dxa" w:w="5112"/>
+            <w:tcW w:type="dxa" w:w="5184"/>
             <w:tcMar>
-              <w:top w:w="70" w:type="dxa"/>
-              <w:bottom w:w="70" w:type="dxa"/>
-              <w:left w:w="100" w:type="dxa"/>
-              <w:right w:w="100" w:type="dxa"/>
+              <w:top w:w="65" w:type="dxa"/>
+              <w:bottom w:w="65" w:type="dxa"/>
+              <w:left w:w="90" w:type="dxa"/>
+              <w:right w:w="90" w:type="dxa"/>
             </w:tcMar>
-            <w:shd w:fill="E6F4F6"/>
+            <w:shd w:fill="EBF7F9"/>
           </w:tcPr>
           <w:p>
             <w:r>
@@ -5009,20 +5053,20 @@
                 <w:color w:val="17556A"/>
                 <w:sz w:val="16"/>
               </w:rPr>
-              <w:t>✏️ NUOVO TESTO IT :</w:t>
+              <w:t>✏️ TESTO DEFINITIVO IT :</w:t>
             </w:r>
           </w:p>
         </w:tc>
         <w:tc>
           <w:tcPr>
-            <w:tcW w:type="dxa" w:w="5112"/>
+            <w:tcW w:type="dxa" w:w="5184"/>
             <w:tcMar>
-              <w:top w:w="70" w:type="dxa"/>
-              <w:bottom w:w="70" w:type="dxa"/>
-              <w:left w:w="100" w:type="dxa"/>
-              <w:right w:w="100" w:type="dxa"/>
+              <w:top w:w="65" w:type="dxa"/>
+              <w:bottom w:w="65" w:type="dxa"/>
+              <w:left w:w="90" w:type="dxa"/>
+              <w:right w:w="90" w:type="dxa"/>
             </w:tcMar>
-            <w:shd w:fill="E6F4F6"/>
+            <w:shd w:fill="EBF7F9"/>
           </w:tcPr>
           <w:p>
             <w:r>
@@ -5031,7 +5075,7 @@
                 <w:color w:val="17556A"/>
                 <w:sz w:val="16"/>
               </w:rPr>
-              <w:t>✏️ NUOVO TESTO EN :</w:t>
+              <w:t>✏️ TESTO DEFINITIVO EN :</w:t>
             </w:r>
           </w:p>
         </w:tc>
@@ -5039,13 +5083,14 @@
       <w:tr>
         <w:tc>
           <w:tcPr>
-            <w:tcW w:type="dxa" w:w="5112"/>
+            <w:tcW w:type="dxa" w:w="5184"/>
             <w:tcMar>
-              <w:top w:w="70" w:type="dxa"/>
-              <w:bottom w:w="70" w:type="dxa"/>
-              <w:left w:w="100" w:type="dxa"/>
-              <w:right w:w="100" w:type="dxa"/>
+              <w:top w:w="65" w:type="dxa"/>
+              <w:bottom w:w="65" w:type="dxa"/>
+              <w:left w:w="90" w:type="dxa"/>
+              <w:right w:w="90" w:type="dxa"/>
             </w:tcMar>
+            <w:shd w:fill="F0FDF4"/>
           </w:tcPr>
           <w:p>
             <w:r>
@@ -5056,13 +5101,14 @@
         </w:tc>
         <w:tc>
           <w:tcPr>
-            <w:tcW w:type="dxa" w:w="5112"/>
+            <w:tcW w:type="dxa" w:w="5184"/>
             <w:tcMar>
-              <w:top w:w="70" w:type="dxa"/>
-              <w:bottom w:w="70" w:type="dxa"/>
-              <w:left w:w="100" w:type="dxa"/>
-              <w:right w:w="100" w:type="dxa"/>
+              <w:top w:w="65" w:type="dxa"/>
+              <w:bottom w:w="65" w:type="dxa"/>
+              <w:left w:w="90" w:type="dxa"/>
+              <w:right w:w="90" w:type="dxa"/>
             </w:tcMar>
+            <w:shd w:fill="F0FDF4"/>
           </w:tcPr>
           <w:p>
             <w:r>
@@ -5075,7 +5121,7 @@
     </w:tbl>
     <w:p>
       <w:pPr>
-        <w:spacing w:after="120"/>
+        <w:spacing w:after="100"/>
       </w:pPr>
     </w:p>
     <w:tbl>
@@ -5086,18 +5132,18 @@
         <w:tblLook w:firstColumn="1" w:firstRow="1" w:lastColumn="0" w:lastRow="0" w:noHBand="0" w:noVBand="1" w:val="04A0"/>
       </w:tblPr>
       <w:tblGrid>
-        <w:gridCol w:w="5112"/>
-        <w:gridCol w:w="5112"/>
+        <w:gridCol w:w="5184"/>
+        <w:gridCol w:w="5184"/>
       </w:tblGrid>
       <w:tr>
         <w:tc>
           <w:tcPr>
-            <w:tcW w:type="dxa" w:w="5112"/>
+            <w:tcW w:type="dxa" w:w="5184"/>
             <w:tcMar>
-              <w:top w:w="70" w:type="dxa"/>
-              <w:bottom w:w="70" w:type="dxa"/>
-              <w:left w:w="100" w:type="dxa"/>
-              <w:right w:w="100" w:type="dxa"/>
+              <w:top w:w="65" w:type="dxa"/>
+              <w:bottom w:w="65" w:type="dxa"/>
+              <w:left w:w="90" w:type="dxa"/>
+              <w:right w:w="90" w:type="dxa"/>
             </w:tcMar>
             <w:shd w:fill="E2E8F0"/>
           </w:tcPr>
@@ -5106,20 +5152,20 @@
               <w:rPr>
                 <w:b/>
                 <w:color w:val="17556A"/>
-                <w:sz w:val="18"/>
+                <w:sz w:val="17"/>
               </w:rPr>
-              <w:t>🇮🇹 Pilastro 5: Integrità &amp; Trasparenza (Italiano)</w:t>
+              <w:t>🇮🇹 Pilastro 05: Integrità &amp; Trasparenza (Italiano)</w:t>
             </w:r>
           </w:p>
         </w:tc>
         <w:tc>
           <w:tcPr>
-            <w:tcW w:type="dxa" w:w="5112"/>
+            <w:tcW w:type="dxa" w:w="5184"/>
             <w:tcMar>
-              <w:top w:w="70" w:type="dxa"/>
-              <w:bottom w:w="70" w:type="dxa"/>
-              <w:left w:w="100" w:type="dxa"/>
-              <w:right w:w="100" w:type="dxa"/>
+              <w:top w:w="65" w:type="dxa"/>
+              <w:bottom w:w="65" w:type="dxa"/>
+              <w:left w:w="90" w:type="dxa"/>
+              <w:right w:w="90" w:type="dxa"/>
             </w:tcMar>
             <w:shd w:fill="E2E8F0"/>
           </w:tcPr>
@@ -5128,9 +5174,9 @@
               <w:rPr>
                 <w:b/>
                 <w:color w:val="17556A"/>
-                <w:sz w:val="18"/>
+                <w:sz w:val="17"/>
               </w:rPr>
-              <w:t>🇬🇧 Pilastro 5: Integrità &amp; Trasparenza (Inglese)</w:t>
+              <w:t>🇬🇧 Pilastro 05: Integrità &amp; Trasparenza (Inglese)</w:t>
             </w:r>
           </w:p>
         </w:tc>
@@ -5138,12 +5184,12 @@
       <w:tr>
         <w:tc>
           <w:tcPr>
-            <w:tcW w:type="dxa" w:w="5112"/>
+            <w:tcW w:type="dxa" w:w="5184"/>
             <w:tcMar>
-              <w:top w:w="70" w:type="dxa"/>
-              <w:bottom w:w="70" w:type="dxa"/>
-              <w:left w:w="100" w:type="dxa"/>
-              <w:right w:w="100" w:type="dxa"/>
+              <w:top w:w="65" w:type="dxa"/>
+              <w:bottom w:w="65" w:type="dxa"/>
+              <w:left w:w="90" w:type="dxa"/>
+              <w:right w:w="90" w:type="dxa"/>
             </w:tcMar>
             <w:shd w:fill="F8FAFC"/>
           </w:tcPr>
@@ -5152,9 +5198,9 @@
               <w:rPr>
                 <w:b/>
                 <w:color w:val="64748B"/>
-                <w:sz w:val="16"/>
+                <w:sz w:val="15"/>
               </w:rPr>
-              <w:t>Testo Attuale:</w:t>
+              <w:t>Testo Attuale sul Sito:</w:t>
               <w:br/>
             </w:r>
             <w:r>
@@ -5168,12 +5214,12 @@
         </w:tc>
         <w:tc>
           <w:tcPr>
-            <w:tcW w:type="dxa" w:w="5112"/>
+            <w:tcW w:type="dxa" w:w="5184"/>
             <w:tcMar>
-              <w:top w:w="70" w:type="dxa"/>
-              <w:bottom w:w="70" w:type="dxa"/>
-              <w:left w:w="100" w:type="dxa"/>
-              <w:right w:w="100" w:type="dxa"/>
+              <w:top w:w="65" w:type="dxa"/>
+              <w:bottom w:w="65" w:type="dxa"/>
+              <w:left w:w="90" w:type="dxa"/>
+              <w:right w:w="90" w:type="dxa"/>
             </w:tcMar>
             <w:shd w:fill="F8FAFC"/>
           </w:tcPr>
@@ -5182,9 +5228,9 @@
               <w:rPr>
                 <w:b/>
                 <w:color w:val="64748B"/>
-                <w:sz w:val="16"/>
+                <w:sz w:val="15"/>
               </w:rPr>
-              <w:t>Testo Attuale:</w:t>
+              <w:t>Testo Attuale sul Sito:</w:t>
               <w:br/>
             </w:r>
             <w:r>
@@ -5200,14 +5246,14 @@
       <w:tr>
         <w:tc>
           <w:tcPr>
-            <w:tcW w:type="dxa" w:w="5112"/>
+            <w:tcW w:type="dxa" w:w="5184"/>
             <w:tcMar>
-              <w:top w:w="70" w:type="dxa"/>
-              <w:bottom w:w="70" w:type="dxa"/>
-              <w:left w:w="100" w:type="dxa"/>
-              <w:right w:w="100" w:type="dxa"/>
+              <w:top w:w="65" w:type="dxa"/>
+              <w:bottom w:w="65" w:type="dxa"/>
+              <w:left w:w="90" w:type="dxa"/>
+              <w:right w:w="90" w:type="dxa"/>
             </w:tcMar>
-            <w:shd w:fill="E6F4F6"/>
+            <w:shd w:fill="EBF7F9"/>
           </w:tcPr>
           <w:p>
             <w:r>
@@ -5216,20 +5262,20 @@
                 <w:color w:val="17556A"/>
                 <w:sz w:val="16"/>
               </w:rPr>
-              <w:t>✏️ NUOVO TESTO IT :</w:t>
+              <w:t>✏️ TESTO DEFINITIVO IT :</w:t>
             </w:r>
           </w:p>
         </w:tc>
         <w:tc>
           <w:tcPr>
-            <w:tcW w:type="dxa" w:w="5112"/>
+            <w:tcW w:type="dxa" w:w="5184"/>
             <w:tcMar>
-              <w:top w:w="70" w:type="dxa"/>
-              <w:bottom w:w="70" w:type="dxa"/>
-              <w:left w:w="100" w:type="dxa"/>
-              <w:right w:w="100" w:type="dxa"/>
+              <w:top w:w="65" w:type="dxa"/>
+              <w:bottom w:w="65" w:type="dxa"/>
+              <w:left w:w="90" w:type="dxa"/>
+              <w:right w:w="90" w:type="dxa"/>
             </w:tcMar>
-            <w:shd w:fill="E6F4F6"/>
+            <w:shd w:fill="EBF7F9"/>
           </w:tcPr>
           <w:p>
             <w:r>
@@ -5238,7 +5284,7 @@
                 <w:color w:val="17556A"/>
                 <w:sz w:val="16"/>
               </w:rPr>
-              <w:t>✏️ NUOVO TESTO EN :</w:t>
+              <w:t>✏️ TESTO DEFINITIVO EN :</w:t>
             </w:r>
           </w:p>
         </w:tc>
@@ -5246,13 +5292,14 @@
       <w:tr>
         <w:tc>
           <w:tcPr>
-            <w:tcW w:type="dxa" w:w="5112"/>
+            <w:tcW w:type="dxa" w:w="5184"/>
             <w:tcMar>
-              <w:top w:w="70" w:type="dxa"/>
-              <w:bottom w:w="70" w:type="dxa"/>
-              <w:left w:w="100" w:type="dxa"/>
-              <w:right w:w="100" w:type="dxa"/>
+              <w:top w:w="65" w:type="dxa"/>
+              <w:bottom w:w="65" w:type="dxa"/>
+              <w:left w:w="90" w:type="dxa"/>
+              <w:right w:w="90" w:type="dxa"/>
             </w:tcMar>
+            <w:shd w:fill="F0FDF4"/>
           </w:tcPr>
           <w:p>
             <w:r>
@@ -5263,13 +5310,14 @@
         </w:tc>
         <w:tc>
           <w:tcPr>
-            <w:tcW w:type="dxa" w:w="5112"/>
+            <w:tcW w:type="dxa" w:w="5184"/>
             <w:tcMar>
-              <w:top w:w="70" w:type="dxa"/>
-              <w:bottom w:w="70" w:type="dxa"/>
-              <w:left w:w="100" w:type="dxa"/>
-              <w:right w:w="100" w:type="dxa"/>
+              <w:top w:w="65" w:type="dxa"/>
+              <w:bottom w:w="65" w:type="dxa"/>
+              <w:left w:w="90" w:type="dxa"/>
+              <w:right w:w="90" w:type="dxa"/>
             </w:tcMar>
+            <w:shd w:fill="F0FDF4"/>
           </w:tcPr>
           <w:p>
             <w:r>
@@ -5282,7 +5330,7 @@
     </w:tbl>
     <w:p>
       <w:pPr>
-        <w:spacing w:after="120"/>
+        <w:spacing w:after="100"/>
       </w:pPr>
     </w:p>
     <w:p>
@@ -5294,20 +5342,20 @@
           <w:rFonts w:ascii="Arial" w:hAnsi="Arial"/>
           <w:b/>
           <w:color w:val="17556A"/>
-          <w:sz w:val="26"/>
+          <w:sz w:val="25"/>
         </w:rPr>
-        <w:t>6. Pagina: Lavora con Noi</w:t>
+        <w:t>6. Pagina: Lavora con Noi (Sezione HR &amp; Carriere)</w:t>
       </w:r>
     </w:p>
     <w:p>
       <w:pPr>
-        <w:spacing w:before="80" w:after="120"/>
+        <w:spacing w:before="60" w:after="120"/>
         <w:jc w:val="center"/>
       </w:pPr>
       <w:r>
         <w:drawing>
           <wp:inline xmlns:a="http://schemas.openxmlformats.org/drawingml/2006/main" xmlns:pic="http://schemas.openxmlformats.org/drawingml/2006/picture">
-            <wp:extent cx="6217920" cy="6800850"/>
+            <wp:extent cx="6309360" cy="6900862"/>
             <wp:docPr id="8" name="Picture 8"/>
             <wp:cNvGraphicFramePr>
               <a:graphicFrameLocks noChangeAspect="1"/>
@@ -5328,7 +5376,7 @@
                   <pic:spPr>
                     <a:xfrm>
                       <a:off x="0" y="0"/>
-                      <a:ext cx="6217920" cy="6800850"/>
+                      <a:ext cx="6309360" cy="6900862"/>
                     </a:xfrm>
                     <a:prstGeom prst="rect"/>
                   </pic:spPr>
@@ -5347,18 +5395,18 @@
         <w:tblLook w:firstColumn="1" w:firstRow="1" w:lastColumn="0" w:lastRow="0" w:noHBand="0" w:noVBand="1" w:val="04A0"/>
       </w:tblPr>
       <w:tblGrid>
-        <w:gridCol w:w="5112"/>
-        <w:gridCol w:w="5112"/>
+        <w:gridCol w:w="5184"/>
+        <w:gridCol w:w="5184"/>
       </w:tblGrid>
       <w:tr>
         <w:tc>
           <w:tcPr>
-            <w:tcW w:type="dxa" w:w="5112"/>
+            <w:tcW w:type="dxa" w:w="5184"/>
             <w:tcMar>
-              <w:top w:w="70" w:type="dxa"/>
-              <w:bottom w:w="70" w:type="dxa"/>
-              <w:left w:w="100" w:type="dxa"/>
-              <w:right w:w="100" w:type="dxa"/>
+              <w:top w:w="65" w:type="dxa"/>
+              <w:bottom w:w="65" w:type="dxa"/>
+              <w:left w:w="90" w:type="dxa"/>
+              <w:right w:w="90" w:type="dxa"/>
             </w:tcMar>
             <w:shd w:fill="E2E8F0"/>
           </w:tcPr>
@@ -5367,7 +5415,7 @@
               <w:rPr>
                 <w:b/>
                 <w:color w:val="17556A"/>
-                <w:sz w:val="18"/>
+                <w:sz w:val="17"/>
               </w:rPr>
               <w:t>🇮🇹 Introduzione Carriere (Italiano)</w:t>
             </w:r>
@@ -5375,12 +5423,12 @@
         </w:tc>
         <w:tc>
           <w:tcPr>
-            <w:tcW w:type="dxa" w:w="5112"/>
+            <w:tcW w:type="dxa" w:w="5184"/>
             <w:tcMar>
-              <w:top w:w="70" w:type="dxa"/>
-              <w:bottom w:w="70" w:type="dxa"/>
-              <w:left w:w="100" w:type="dxa"/>
-              <w:right w:w="100" w:type="dxa"/>
+              <w:top w:w="65" w:type="dxa"/>
+              <w:bottom w:w="65" w:type="dxa"/>
+              <w:left w:w="90" w:type="dxa"/>
+              <w:right w:w="90" w:type="dxa"/>
             </w:tcMar>
             <w:shd w:fill="E2E8F0"/>
           </w:tcPr>
@@ -5389,7 +5437,7 @@
               <w:rPr>
                 <w:b/>
                 <w:color w:val="17556A"/>
-                <w:sz w:val="18"/>
+                <w:sz w:val="17"/>
               </w:rPr>
               <w:t>🇬🇧 Introduzione Carriere (Inglese)</w:t>
             </w:r>
@@ -5399,12 +5447,12 @@
       <w:tr>
         <w:tc>
           <w:tcPr>
-            <w:tcW w:type="dxa" w:w="5112"/>
+            <w:tcW w:type="dxa" w:w="5184"/>
             <w:tcMar>
-              <w:top w:w="70" w:type="dxa"/>
-              <w:bottom w:w="70" w:type="dxa"/>
-              <w:left w:w="100" w:type="dxa"/>
-              <w:right w:w="100" w:type="dxa"/>
+              <w:top w:w="65" w:type="dxa"/>
+              <w:bottom w:w="65" w:type="dxa"/>
+              <w:left w:w="90" w:type="dxa"/>
+              <w:right w:w="90" w:type="dxa"/>
             </w:tcMar>
             <w:shd w:fill="F8FAFC"/>
           </w:tcPr>
@@ -5413,9 +5461,9 @@
               <w:rPr>
                 <w:b/>
                 <w:color w:val="64748B"/>
-                <w:sz w:val="16"/>
+                <w:sz w:val="15"/>
               </w:rPr>
-              <w:t>Testo Attuale:</w:t>
+              <w:t>Testo Attuale sul Sito:</w:t>
               <w:br/>
             </w:r>
             <w:r>
@@ -5431,12 +5479,12 @@
         </w:tc>
         <w:tc>
           <w:tcPr>
-            <w:tcW w:type="dxa" w:w="5112"/>
+            <w:tcW w:type="dxa" w:w="5184"/>
             <w:tcMar>
-              <w:top w:w="70" w:type="dxa"/>
-              <w:bottom w:w="70" w:type="dxa"/>
-              <w:left w:w="100" w:type="dxa"/>
-              <w:right w:w="100" w:type="dxa"/>
+              <w:top w:w="65" w:type="dxa"/>
+              <w:bottom w:w="65" w:type="dxa"/>
+              <w:left w:w="90" w:type="dxa"/>
+              <w:right w:w="90" w:type="dxa"/>
             </w:tcMar>
             <w:shd w:fill="F8FAFC"/>
           </w:tcPr>
@@ -5445,9 +5493,9 @@
               <w:rPr>
                 <w:b/>
                 <w:color w:val="64748B"/>
-                <w:sz w:val="16"/>
+                <w:sz w:val="15"/>
               </w:rPr>
-              <w:t>Testo Attuale:</w:t>
+              <w:t>Testo Attuale sul Sito:</w:t>
               <w:br/>
             </w:r>
             <w:r>
@@ -5465,14 +5513,14 @@
       <w:tr>
         <w:tc>
           <w:tcPr>
-            <w:tcW w:type="dxa" w:w="5112"/>
+            <w:tcW w:type="dxa" w:w="5184"/>
             <w:tcMar>
-              <w:top w:w="70" w:type="dxa"/>
-              <w:bottom w:w="70" w:type="dxa"/>
-              <w:left w:w="100" w:type="dxa"/>
-              <w:right w:w="100" w:type="dxa"/>
+              <w:top w:w="65" w:type="dxa"/>
+              <w:bottom w:w="65" w:type="dxa"/>
+              <w:left w:w="90" w:type="dxa"/>
+              <w:right w:w="90" w:type="dxa"/>
             </w:tcMar>
-            <w:shd w:fill="E6F4F6"/>
+            <w:shd w:fill="EBF7F9"/>
           </w:tcPr>
           <w:p>
             <w:r>
@@ -5481,20 +5529,20 @@
                 <w:color w:val="17556A"/>
                 <w:sz w:val="16"/>
               </w:rPr>
-              <w:t>✏️ NUOVO TESTO IT :</w:t>
+              <w:t>✏️ TESTO DEFINITIVO IT :</w:t>
             </w:r>
           </w:p>
         </w:tc>
         <w:tc>
           <w:tcPr>
-            <w:tcW w:type="dxa" w:w="5112"/>
+            <w:tcW w:type="dxa" w:w="5184"/>
             <w:tcMar>
-              <w:top w:w="70" w:type="dxa"/>
-              <w:bottom w:w="70" w:type="dxa"/>
-              <w:left w:w="100" w:type="dxa"/>
-              <w:right w:w="100" w:type="dxa"/>
+              <w:top w:w="65" w:type="dxa"/>
+              <w:bottom w:w="65" w:type="dxa"/>
+              <w:left w:w="90" w:type="dxa"/>
+              <w:right w:w="90" w:type="dxa"/>
             </w:tcMar>
-            <w:shd w:fill="E6F4F6"/>
+            <w:shd w:fill="EBF7F9"/>
           </w:tcPr>
           <w:p>
             <w:r>
@@ -5503,7 +5551,7 @@
                 <w:color w:val="17556A"/>
                 <w:sz w:val="16"/>
               </w:rPr>
-              <w:t>✏️ NUOVO TESTO EN :</w:t>
+              <w:t>✏️ TESTO DEFINITIVO EN :</w:t>
             </w:r>
           </w:p>
         </w:tc>
@@ -5511,13 +5559,14 @@
       <w:tr>
         <w:tc>
           <w:tcPr>
-            <w:tcW w:type="dxa" w:w="5112"/>
+            <w:tcW w:type="dxa" w:w="5184"/>
             <w:tcMar>
-              <w:top w:w="70" w:type="dxa"/>
-              <w:bottom w:w="70" w:type="dxa"/>
-              <w:left w:w="100" w:type="dxa"/>
-              <w:right w:w="100" w:type="dxa"/>
+              <w:top w:w="65" w:type="dxa"/>
+              <w:bottom w:w="65" w:type="dxa"/>
+              <w:left w:w="90" w:type="dxa"/>
+              <w:right w:w="90" w:type="dxa"/>
             </w:tcMar>
+            <w:shd w:fill="F0FDF4"/>
           </w:tcPr>
           <w:p>
             <w:r>
@@ -5528,13 +5577,14 @@
         </w:tc>
         <w:tc>
           <w:tcPr>
-            <w:tcW w:type="dxa" w:w="5112"/>
+            <w:tcW w:type="dxa" w:w="5184"/>
             <w:tcMar>
-              <w:top w:w="70" w:type="dxa"/>
-              <w:bottom w:w="70" w:type="dxa"/>
-              <w:left w:w="100" w:type="dxa"/>
-              <w:right w:w="100" w:type="dxa"/>
+              <w:top w:w="65" w:type="dxa"/>
+              <w:bottom w:w="65" w:type="dxa"/>
+              <w:left w:w="90" w:type="dxa"/>
+              <w:right w:w="90" w:type="dxa"/>
             </w:tcMar>
+            <w:shd w:fill="F0FDF4"/>
           </w:tcPr>
           <w:p>
             <w:r>
@@ -5547,7 +5597,7 @@
     </w:tbl>
     <w:p>
       <w:pPr>
-        <w:spacing w:after="120"/>
+        <w:spacing w:after="100"/>
       </w:pPr>
     </w:p>
     <w:tbl>
@@ -5558,18 +5608,18 @@
         <w:tblLook w:firstColumn="1" w:firstRow="1" w:lastColumn="0" w:lastRow="0" w:noHBand="0" w:noVBand="1" w:val="04A0"/>
       </w:tblPr>
       <w:tblGrid>
-        <w:gridCol w:w="5112"/>
-        <w:gridCol w:w="5112"/>
+        <w:gridCol w:w="5184"/>
+        <w:gridCol w:w="5184"/>
       </w:tblGrid>
       <w:tr>
         <w:tc>
           <w:tcPr>
-            <w:tcW w:type="dxa" w:w="5112"/>
+            <w:tcW w:type="dxa" w:w="5184"/>
             <w:tcMar>
-              <w:top w:w="70" w:type="dxa"/>
-              <w:bottom w:w="70" w:type="dxa"/>
-              <w:left w:w="100" w:type="dxa"/>
-              <w:right w:w="100" w:type="dxa"/>
+              <w:top w:w="65" w:type="dxa"/>
+              <w:bottom w:w="65" w:type="dxa"/>
+              <w:left w:w="90" w:type="dxa"/>
+              <w:right w:w="90" w:type="dxa"/>
             </w:tcMar>
             <w:shd w:fill="E2E8F0"/>
           </w:tcPr>
@@ -5578,20 +5628,20 @@
               <w:rPr>
                 <w:b/>
                 <w:color w:val="17556A"/>
-                <w:sz w:val="18"/>
+                <w:sz w:val="17"/>
               </w:rPr>
-              <w:t>🇮🇹 I 3 Valori del Team (Italiano)</w:t>
+              <w:t>🇮🇹 I 3 Valori del Team (People) (Italiano)</w:t>
             </w:r>
           </w:p>
         </w:tc>
         <w:tc>
           <w:tcPr>
-            <w:tcW w:type="dxa" w:w="5112"/>
+            <w:tcW w:type="dxa" w:w="5184"/>
             <w:tcMar>
-              <w:top w:w="70" w:type="dxa"/>
-              <w:bottom w:w="70" w:type="dxa"/>
-              <w:left w:w="100" w:type="dxa"/>
-              <w:right w:w="100" w:type="dxa"/>
+              <w:top w:w="65" w:type="dxa"/>
+              <w:bottom w:w="65" w:type="dxa"/>
+              <w:left w:w="90" w:type="dxa"/>
+              <w:right w:w="90" w:type="dxa"/>
             </w:tcMar>
             <w:shd w:fill="E2E8F0"/>
           </w:tcPr>
@@ -5600,9 +5650,9 @@
               <w:rPr>
                 <w:b/>
                 <w:color w:val="17556A"/>
-                <w:sz w:val="18"/>
+                <w:sz w:val="17"/>
               </w:rPr>
-              <w:t>🇬🇧 I 3 Valori del Team (Inglese)</w:t>
+              <w:t>🇬🇧 I 3 Valori del Team (People) (Inglese)</w:t>
             </w:r>
           </w:p>
         </w:tc>
@@ -5610,12 +5660,12 @@
       <w:tr>
         <w:tc>
           <w:tcPr>
-            <w:tcW w:type="dxa" w:w="5112"/>
+            <w:tcW w:type="dxa" w:w="5184"/>
             <w:tcMar>
-              <w:top w:w="70" w:type="dxa"/>
-              <w:bottom w:w="70" w:type="dxa"/>
-              <w:left w:w="100" w:type="dxa"/>
-              <w:right w:w="100" w:type="dxa"/>
+              <w:top w:w="65" w:type="dxa"/>
+              <w:bottom w:w="65" w:type="dxa"/>
+              <w:left w:w="90" w:type="dxa"/>
+              <w:right w:w="90" w:type="dxa"/>
             </w:tcMar>
             <w:shd w:fill="F8FAFC"/>
           </w:tcPr>
@@ -5624,9 +5674,9 @@
               <w:rPr>
                 <w:b/>
                 <w:color w:val="64748B"/>
-                <w:sz w:val="16"/>
+                <w:sz w:val="15"/>
               </w:rPr>
-              <w:t>Testo Attuale:</w:t>
+              <w:t>Testo Attuale sul Sito:</w:t>
               <w:br/>
             </w:r>
             <w:r>
@@ -5636,20 +5686,20 @@
               </w:rPr>
               <w:t>1. Innovazione Continua: Sperimentiamo le tecnologie 5G più avanzate per connettere anche le aree più remote d'Italia.</w:t>
               <w:br/>
-              <w:t>2. Sostenibilità: Costruiamo infrastrutture nel rispetto dell'ambiente e del territorio.</w:t>
+              <w:t>2. Sostenibilità: Costruiamo infrastrutture nel rispetto dell'ambiente e del territorio, promuovendo uno sviluppo equo.</w:t>
               <w:br/>
-              <w:t>3. Eccellenza Tecnica: I migliori esperti nel settore delle telecomunicazioni wholesale.</w:t>
+              <w:t>3. Eccellenza Tecnica: Il nostro team è composto dai migliori esperti nel settore delle telecomunicazioni wholesale.</w:t>
             </w:r>
           </w:p>
         </w:tc>
         <w:tc>
           <w:tcPr>
-            <w:tcW w:type="dxa" w:w="5112"/>
+            <w:tcW w:type="dxa" w:w="5184"/>
             <w:tcMar>
-              <w:top w:w="70" w:type="dxa"/>
-              <w:bottom w:w="70" w:type="dxa"/>
-              <w:left w:w="100" w:type="dxa"/>
-              <w:right w:w="100" w:type="dxa"/>
+              <w:top w:w="65" w:type="dxa"/>
+              <w:bottom w:w="65" w:type="dxa"/>
+              <w:left w:w="90" w:type="dxa"/>
+              <w:right w:w="90" w:type="dxa"/>
             </w:tcMar>
             <w:shd w:fill="F8FAFC"/>
           </w:tcPr>
@@ -5658,9 +5708,9 @@
               <w:rPr>
                 <w:b/>
                 <w:color w:val="64748B"/>
-                <w:sz w:val="16"/>
+                <w:sz w:val="15"/>
               </w:rPr>
-              <w:t>Testo Attuale:</w:t>
+              <w:t>Testo Attuale sul Sito:</w:t>
               <w:br/>
             </w:r>
             <w:r>
@@ -5668,7 +5718,7 @@
                 <w:color w:val="1E293B"/>
                 <w:sz w:val="17"/>
               </w:rPr>
-              <w:t>1. Continuous Innovation: We experiment with cutting-edge 5G technologies across remote regions.</w:t>
+              <w:t>1. Continuous Innovation: We experiment with cutting-edge 5G technologies to connect even the most remote regions.</w:t>
               <w:br/>
               <w:t>2. Sustainability: We build infrastructure respecting the environment and local landscapes.</w:t>
               <w:br/>
@@ -5680,14 +5730,14 @@
       <w:tr>
         <w:tc>
           <w:tcPr>
-            <w:tcW w:type="dxa" w:w="5112"/>
+            <w:tcW w:type="dxa" w:w="5184"/>
             <w:tcMar>
-              <w:top w:w="70" w:type="dxa"/>
-              <w:bottom w:w="70" w:type="dxa"/>
-              <w:left w:w="100" w:type="dxa"/>
-              <w:right w:w="100" w:type="dxa"/>
+              <w:top w:w="65" w:type="dxa"/>
+              <w:bottom w:w="65" w:type="dxa"/>
+              <w:left w:w="90" w:type="dxa"/>
+              <w:right w:w="90" w:type="dxa"/>
             </w:tcMar>
-            <w:shd w:fill="E6F4F6"/>
+            <w:shd w:fill="EBF7F9"/>
           </w:tcPr>
           <w:p>
             <w:r>
@@ -5696,20 +5746,20 @@
                 <w:color w:val="17556A"/>
                 <w:sz w:val="16"/>
               </w:rPr>
-              <w:t>✏️ NUOVO TESTO IT :</w:t>
+              <w:t>✏️ TESTO DEFINITIVO IT :</w:t>
             </w:r>
           </w:p>
         </w:tc>
         <w:tc>
           <w:tcPr>
-            <w:tcW w:type="dxa" w:w="5112"/>
+            <w:tcW w:type="dxa" w:w="5184"/>
             <w:tcMar>
-              <w:top w:w="70" w:type="dxa"/>
-              <w:bottom w:w="70" w:type="dxa"/>
-              <w:left w:w="100" w:type="dxa"/>
-              <w:right w:w="100" w:type="dxa"/>
+              <w:top w:w="65" w:type="dxa"/>
+              <w:bottom w:w="65" w:type="dxa"/>
+              <w:left w:w="90" w:type="dxa"/>
+              <w:right w:w="90" w:type="dxa"/>
             </w:tcMar>
-            <w:shd w:fill="E6F4F6"/>
+            <w:shd w:fill="EBF7F9"/>
           </w:tcPr>
           <w:p>
             <w:r>
@@ -5718,7 +5768,7 @@
                 <w:color w:val="17556A"/>
                 <w:sz w:val="16"/>
               </w:rPr>
-              <w:t>✏️ NUOVO TESTO EN :</w:t>
+              <w:t>✏️ TESTO DEFINITIVO EN :</w:t>
             </w:r>
           </w:p>
         </w:tc>
@@ -5726,13 +5776,14 @@
       <w:tr>
         <w:tc>
           <w:tcPr>
-            <w:tcW w:type="dxa" w:w="5112"/>
+            <w:tcW w:type="dxa" w:w="5184"/>
             <w:tcMar>
-              <w:top w:w="70" w:type="dxa"/>
-              <w:bottom w:w="70" w:type="dxa"/>
-              <w:left w:w="100" w:type="dxa"/>
-              <w:right w:w="100" w:type="dxa"/>
+              <w:top w:w="65" w:type="dxa"/>
+              <w:bottom w:w="65" w:type="dxa"/>
+              <w:left w:w="90" w:type="dxa"/>
+              <w:right w:w="90" w:type="dxa"/>
             </w:tcMar>
+            <w:shd w:fill="F0FDF4"/>
           </w:tcPr>
           <w:p>
             <w:r>
@@ -5743,13 +5794,14 @@
         </w:tc>
         <w:tc>
           <w:tcPr>
-            <w:tcW w:type="dxa" w:w="5112"/>
+            <w:tcW w:type="dxa" w:w="5184"/>
             <w:tcMar>
-              <w:top w:w="70" w:type="dxa"/>
-              <w:bottom w:w="70" w:type="dxa"/>
-              <w:left w:w="100" w:type="dxa"/>
-              <w:right w:w="100" w:type="dxa"/>
+              <w:top w:w="65" w:type="dxa"/>
+              <w:bottom w:w="65" w:type="dxa"/>
+              <w:left w:w="90" w:type="dxa"/>
+              <w:right w:w="90" w:type="dxa"/>
             </w:tcMar>
+            <w:shd w:fill="F0FDF4"/>
           </w:tcPr>
           <w:p>
             <w:r>
@@ -5762,7 +5814,7 @@
     </w:tbl>
     <w:p>
       <w:pPr>
-        <w:spacing w:after="120"/>
+        <w:spacing w:after="100"/>
       </w:pPr>
     </w:p>
     <w:tbl>
@@ -5773,18 +5825,18 @@
         <w:tblLook w:firstColumn="1" w:firstRow="1" w:lastColumn="0" w:lastRow="0" w:noHBand="0" w:noVBand="1" w:val="04A0"/>
       </w:tblPr>
       <w:tblGrid>
-        <w:gridCol w:w="5112"/>
-        <w:gridCol w:w="5112"/>
+        <w:gridCol w:w="5184"/>
+        <w:gridCol w:w="5184"/>
       </w:tblGrid>
       <w:tr>
         <w:tc>
           <w:tcPr>
-            <w:tcW w:type="dxa" w:w="5112"/>
+            <w:tcW w:type="dxa" w:w="5184"/>
             <w:tcMar>
-              <w:top w:w="70" w:type="dxa"/>
-              <w:bottom w:w="70" w:type="dxa"/>
-              <w:left w:w="100" w:type="dxa"/>
-              <w:right w:w="100" w:type="dxa"/>
+              <w:top w:w="65" w:type="dxa"/>
+              <w:bottom w:w="65" w:type="dxa"/>
+              <w:left w:w="90" w:type="dxa"/>
+              <w:right w:w="90" w:type="dxa"/>
             </w:tcMar>
             <w:shd w:fill="E2E8F0"/>
           </w:tcPr>
@@ -5793,7 +5845,7 @@
               <w:rPr>
                 <w:b/>
                 <w:color w:val="17556A"/>
-                <w:sz w:val="18"/>
+                <w:sz w:val="17"/>
               </w:rPr>
               <w:t>🇮🇹 Candidatura Spontanea (Italiano)</w:t>
             </w:r>
@@ -5801,12 +5853,12 @@
         </w:tc>
         <w:tc>
           <w:tcPr>
-            <w:tcW w:type="dxa" w:w="5112"/>
+            <w:tcW w:type="dxa" w:w="5184"/>
             <w:tcMar>
-              <w:top w:w="70" w:type="dxa"/>
-              <w:bottom w:w="70" w:type="dxa"/>
-              <w:left w:w="100" w:type="dxa"/>
-              <w:right w:w="100" w:type="dxa"/>
+              <w:top w:w="65" w:type="dxa"/>
+              <w:bottom w:w="65" w:type="dxa"/>
+              <w:left w:w="90" w:type="dxa"/>
+              <w:right w:w="90" w:type="dxa"/>
             </w:tcMar>
             <w:shd w:fill="E2E8F0"/>
           </w:tcPr>
@@ -5815,7 +5867,7 @@
               <w:rPr>
                 <w:b/>
                 <w:color w:val="17556A"/>
-                <w:sz w:val="18"/>
+                <w:sz w:val="17"/>
               </w:rPr>
               <w:t>🇬🇧 Candidatura Spontanea (Inglese)</w:t>
             </w:r>
@@ -5825,12 +5877,12 @@
       <w:tr>
         <w:tc>
           <w:tcPr>
-            <w:tcW w:type="dxa" w:w="5112"/>
+            <w:tcW w:type="dxa" w:w="5184"/>
             <w:tcMar>
-              <w:top w:w="70" w:type="dxa"/>
-              <w:bottom w:w="70" w:type="dxa"/>
-              <w:left w:w="100" w:type="dxa"/>
-              <w:right w:w="100" w:type="dxa"/>
+              <w:top w:w="65" w:type="dxa"/>
+              <w:bottom w:w="65" w:type="dxa"/>
+              <w:left w:w="90" w:type="dxa"/>
+              <w:right w:w="90" w:type="dxa"/>
             </w:tcMar>
             <w:shd w:fill="F8FAFC"/>
           </w:tcPr>
@@ -5839,9 +5891,9 @@
               <w:rPr>
                 <w:b/>
                 <w:color w:val="64748B"/>
-                <w:sz w:val="16"/>
+                <w:sz w:val="15"/>
               </w:rPr>
-              <w:t>Testo Attuale:</w:t>
+              <w:t>Testo Attuale sul Sito:</w:t>
               <w:br/>
             </w:r>
             <w:r>
@@ -5851,20 +5903,22 @@
               </w:rPr>
               <w:t>Titolo: Candidatura Spontanea</w:t>
               <w:br/>
-              <w:t>Testo: Inviaci il tuo CV e raccontaci come puoi contribuire al progetto Zefiro Net.</w:t>
+              <w:t>Descrizione: Inviaci il tuo CV e raccontaci come puoi contribuire al progetto Zefiro Net.</w:t>
               <w:br/>
-              <w:t>Email: candidatura@zefironet.it</w:t>
+              <w:t>Email Ufficiale: candidatura@zefironet.it</w:t>
+              <w:br/>
+              <w:t>Nota: Il nostro team HR valuterà con attenzione ogni profilo.</w:t>
             </w:r>
           </w:p>
         </w:tc>
         <w:tc>
           <w:tcPr>
-            <w:tcW w:type="dxa" w:w="5112"/>
+            <w:tcW w:type="dxa" w:w="5184"/>
             <w:tcMar>
-              <w:top w:w="70" w:type="dxa"/>
-              <w:bottom w:w="70" w:type="dxa"/>
-              <w:left w:w="100" w:type="dxa"/>
-              <w:right w:w="100" w:type="dxa"/>
+              <w:top w:w="65" w:type="dxa"/>
+              <w:bottom w:w="65" w:type="dxa"/>
+              <w:left w:w="90" w:type="dxa"/>
+              <w:right w:w="90" w:type="dxa"/>
             </w:tcMar>
             <w:shd w:fill="F8FAFC"/>
           </w:tcPr>
@@ -5873,9 +5927,9 @@
               <w:rPr>
                 <w:b/>
                 <w:color w:val="64748B"/>
-                <w:sz w:val="16"/>
+                <w:sz w:val="15"/>
               </w:rPr>
-              <w:t>Testo Attuale:</w:t>
+              <w:t>Testo Attuale sul Sito:</w:t>
               <w:br/>
             </w:r>
             <w:r>
@@ -5885,9 +5939,11 @@
               </w:rPr>
               <w:t>Title: Open Application</w:t>
               <w:br/>
-              <w:t>Text: Send us your resume and tell us how you can contribute to the Zefiro Net vision.</w:t>
+              <w:t>Description: Send us your resume and tell us how you can contribute to the Zefiro Net vision.</w:t>
               <w:br/>
-              <w:t>Email: candidatura@zefironet.it</w:t>
+              <w:t>Official Email: candidatura@zefironet.it</w:t>
+              <w:br/>
+              <w:t>Note: Our HR team will carefully review every application.</w:t>
             </w:r>
           </w:p>
         </w:tc>
@@ -5895,14 +5951,14 @@
       <w:tr>
         <w:tc>
           <w:tcPr>
-            <w:tcW w:type="dxa" w:w="5112"/>
+            <w:tcW w:type="dxa" w:w="5184"/>
             <w:tcMar>
-              <w:top w:w="70" w:type="dxa"/>
-              <w:bottom w:w="70" w:type="dxa"/>
-              <w:left w:w="100" w:type="dxa"/>
-              <w:right w:w="100" w:type="dxa"/>
+              <w:top w:w="65" w:type="dxa"/>
+              <w:bottom w:w="65" w:type="dxa"/>
+              <w:left w:w="90" w:type="dxa"/>
+              <w:right w:w="90" w:type="dxa"/>
             </w:tcMar>
-            <w:shd w:fill="E6F4F6"/>
+            <w:shd w:fill="EBF7F9"/>
           </w:tcPr>
           <w:p>
             <w:r>
@@ -5911,20 +5967,20 @@
                 <w:color w:val="17556A"/>
                 <w:sz w:val="16"/>
               </w:rPr>
-              <w:t>✏️ NUOVO TESTO IT :</w:t>
+              <w:t>✏️ TESTO DEFINITIVO IT :</w:t>
             </w:r>
           </w:p>
         </w:tc>
         <w:tc>
           <w:tcPr>
-            <w:tcW w:type="dxa" w:w="5112"/>
+            <w:tcW w:type="dxa" w:w="5184"/>
             <w:tcMar>
-              <w:top w:w="70" w:type="dxa"/>
-              <w:bottom w:w="70" w:type="dxa"/>
-              <w:left w:w="100" w:type="dxa"/>
-              <w:right w:w="100" w:type="dxa"/>
+              <w:top w:w="65" w:type="dxa"/>
+              <w:bottom w:w="65" w:type="dxa"/>
+              <w:left w:w="90" w:type="dxa"/>
+              <w:right w:w="90" w:type="dxa"/>
             </w:tcMar>
-            <w:shd w:fill="E6F4F6"/>
+            <w:shd w:fill="EBF7F9"/>
           </w:tcPr>
           <w:p>
             <w:r>
@@ -5933,7 +5989,7 @@
                 <w:color w:val="17556A"/>
                 <w:sz w:val="16"/>
               </w:rPr>
-              <w:t>✏️ NUOVO TESTO EN :</w:t>
+              <w:t>✏️ TESTO DEFINITIVO EN :</w:t>
             </w:r>
           </w:p>
         </w:tc>
@@ -5941,13 +5997,14 @@
       <w:tr>
         <w:tc>
           <w:tcPr>
-            <w:tcW w:type="dxa" w:w="5112"/>
+            <w:tcW w:type="dxa" w:w="5184"/>
             <w:tcMar>
-              <w:top w:w="70" w:type="dxa"/>
-              <w:bottom w:w="70" w:type="dxa"/>
-              <w:left w:w="100" w:type="dxa"/>
-              <w:right w:w="100" w:type="dxa"/>
+              <w:top w:w="65" w:type="dxa"/>
+              <w:bottom w:w="65" w:type="dxa"/>
+              <w:left w:w="90" w:type="dxa"/>
+              <w:right w:w="90" w:type="dxa"/>
             </w:tcMar>
+            <w:shd w:fill="F0FDF4"/>
           </w:tcPr>
           <w:p>
             <w:r>
@@ -5958,13 +6015,14 @@
         </w:tc>
         <w:tc>
           <w:tcPr>
-            <w:tcW w:type="dxa" w:w="5112"/>
+            <w:tcW w:type="dxa" w:w="5184"/>
             <w:tcMar>
-              <w:top w:w="70" w:type="dxa"/>
-              <w:bottom w:w="70" w:type="dxa"/>
-              <w:left w:w="100" w:type="dxa"/>
-              <w:right w:w="100" w:type="dxa"/>
+              <w:top w:w="65" w:type="dxa"/>
+              <w:bottom w:w="65" w:type="dxa"/>
+              <w:left w:w="90" w:type="dxa"/>
+              <w:right w:w="90" w:type="dxa"/>
             </w:tcMar>
+            <w:shd w:fill="F0FDF4"/>
           </w:tcPr>
           <w:p>
             <w:r>
@@ -5977,7 +6035,7 @@
     </w:tbl>
     <w:p>
       <w:pPr>
-        <w:spacing w:after="120"/>
+        <w:spacing w:after="100"/>
       </w:pPr>
     </w:p>
     <w:p>
@@ -5989,20 +6047,20 @@
           <w:rFonts w:ascii="Arial" w:hAnsi="Arial"/>
           <w:b/>
           <w:color w:val="17556A"/>
-          <w:sz w:val="26"/>
+          <w:sz w:val="25"/>
         </w:rPr>
-        <w:t>7. Pagina: Documenti Pubblici (PDF)</w:t>
+        <w:t>7. Pagina: Documenti Pubblici (File PDF da Fornire)</w:t>
       </w:r>
     </w:p>
     <w:p>
       <w:pPr>
-        <w:spacing w:before="80" w:after="120"/>
+        <w:spacing w:before="60" w:after="120"/>
         <w:jc w:val="center"/>
       </w:pPr>
       <w:r>
         <w:drawing>
           <wp:inline xmlns:a="http://schemas.openxmlformats.org/drawingml/2006/main" xmlns:pic="http://schemas.openxmlformats.org/drawingml/2006/picture">
-            <wp:extent cx="6217920" cy="5343525"/>
+            <wp:extent cx="6309360" cy="5422106"/>
             <wp:docPr id="9" name="Picture 9"/>
             <wp:cNvGraphicFramePr>
               <a:graphicFrameLocks noChangeAspect="1"/>
@@ -6023,7 +6081,7 @@
                   <pic:spPr>
                     <a:xfrm>
                       <a:off x="0" y="0"/>
-                      <a:ext cx="6217920" cy="5343525"/>
+                      <a:ext cx="6309360" cy="5422106"/>
                     </a:xfrm>
                     <a:prstGeom prst="rect"/>
                   </pic:spPr>
@@ -6038,22 +6096,23 @@
       <w:tblPr>
         <w:tblW w:type="auto" w:w="0"/>
         <w:jc w:val="center"/>
-        <w:tblLayout w:type="fixed"/>
         <w:tblLook w:firstColumn="1" w:firstRow="1" w:lastColumn="0" w:lastRow="0" w:noHBand="0" w:noVBand="1" w:val="04A0"/>
       </w:tblPr>
       <w:tblGrid>
-        <w:gridCol w:w="5112"/>
-        <w:gridCol w:w="5112"/>
+        <w:gridCol w:w="2592"/>
+        <w:gridCol w:w="2592"/>
+        <w:gridCol w:w="2592"/>
+        <w:gridCol w:w="2592"/>
       </w:tblGrid>
       <w:tr>
         <w:tc>
           <w:tcPr>
-            <w:tcW w:type="dxa" w:w="5112"/>
+            <w:tcW w:type="dxa" w:w="864"/>
             <w:tcMar>
-              <w:top w:w="70" w:type="dxa"/>
-              <w:bottom w:w="70" w:type="dxa"/>
-              <w:left w:w="100" w:type="dxa"/>
-              <w:right w:w="100" w:type="dxa"/>
+              <w:top w:w="60" w:type="dxa"/>
+              <w:bottom w:w="60" w:type="dxa"/>
+              <w:left w:w="80" w:type="dxa"/>
+              <w:right w:w="80" w:type="dxa"/>
             </w:tcMar>
             <w:shd w:fill="E2E8F0"/>
           </w:tcPr>
@@ -6062,20 +6121,20 @@
               <w:rPr>
                 <w:b/>
                 <w:color w:val="17556A"/>
-                <w:sz w:val="18"/>
+                <w:sz w:val="17"/>
               </w:rPr>
-              <w:t>🇮🇹 Elenco File PDF da caricare (Italiano)</w:t>
+              <w:t>N°</w:t>
             </w:r>
           </w:p>
         </w:tc>
         <w:tc>
           <w:tcPr>
-            <w:tcW w:type="dxa" w:w="5112"/>
+            <w:tcW w:type="dxa" w:w="3888"/>
             <w:tcMar>
-              <w:top w:w="70" w:type="dxa"/>
-              <w:bottom w:w="70" w:type="dxa"/>
-              <w:left w:w="100" w:type="dxa"/>
-              <w:right w:w="100" w:type="dxa"/>
+              <w:top w:w="60" w:type="dxa"/>
+              <w:bottom w:w="60" w:type="dxa"/>
+              <w:left w:w="80" w:type="dxa"/>
+              <w:right w:w="80" w:type="dxa"/>
             </w:tcMar>
             <w:shd w:fill="E2E8F0"/>
           </w:tcPr>
@@ -6084,9 +6143,53 @@
               <w:rPr>
                 <w:b/>
                 <w:color w:val="17556A"/>
-                <w:sz w:val="18"/>
+                <w:sz w:val="17"/>
               </w:rPr>
-              <w:t>🇬🇧 Elenco File PDF da caricare (Inglese)</w:t>
+              <w:t>Titolo Documento (IT / EN)</w:t>
+            </w:r>
+          </w:p>
+        </w:tc>
+        <w:tc>
+          <w:tcPr>
+            <w:tcW w:type="dxa" w:w="2160"/>
+            <w:tcMar>
+              <w:top w:w="60" w:type="dxa"/>
+              <w:bottom w:w="60" w:type="dxa"/>
+              <w:left w:w="80" w:type="dxa"/>
+              <w:right w:w="80" w:type="dxa"/>
+            </w:tcMar>
+            <w:shd w:fill="E2E8F0"/>
+          </w:tcPr>
+          <w:p>
+            <w:r>
+              <w:rPr>
+                <w:b/>
+                <w:color w:val="17556A"/>
+                <w:sz w:val="17"/>
+              </w:rPr>
+              <w:t>Categoria</w:t>
+            </w:r>
+          </w:p>
+        </w:tc>
+        <w:tc>
+          <w:tcPr>
+            <w:tcW w:type="dxa" w:w="3456"/>
+            <w:tcMar>
+              <w:top w:w="60" w:type="dxa"/>
+              <w:bottom w:w="60" w:type="dxa"/>
+              <w:left w:w="80" w:type="dxa"/>
+              <w:right w:w="80" w:type="dxa"/>
+            </w:tcMar>
+            <w:shd w:fill="E2E8F0"/>
+          </w:tcPr>
+          <w:p>
+            <w:r>
+              <w:rPr>
+                <w:b/>
+                <w:color w:val="17556A"/>
+                <w:sz w:val="17"/>
+              </w:rPr>
+              <w:t>Stato File PDF da allegare</w:t>
             </w:r>
           </w:p>
         </w:tc>
@@ -6094,77 +6197,83 @@
       <w:tr>
         <w:tc>
           <w:tcPr>
-            <w:tcW w:type="dxa" w:w="5112"/>
+            <w:tcW w:type="dxa" w:w="864"/>
             <w:tcMar>
-              <w:top w:w="70" w:type="dxa"/>
-              <w:bottom w:w="70" w:type="dxa"/>
-              <w:left w:w="100" w:type="dxa"/>
-              <w:right w:w="100" w:type="dxa"/>
+              <w:top w:w="60" w:type="dxa"/>
+              <w:bottom w:w="60" w:type="dxa"/>
+              <w:left w:w="80" w:type="dxa"/>
+              <w:right w:w="80" w:type="dxa"/>
             </w:tcMar>
-            <w:shd w:fill="F8FAFC"/>
+            <w:shd w:fill="FFFFFF"/>
           </w:tcPr>
           <w:p>
             <w:r>
               <w:rPr>
-                <w:b/>
-                <w:color w:val="64748B"/>
-                <w:sz w:val="16"/>
-              </w:rPr>
-              <w:t>Testo Attuale:</w:t>
-              <w:br/>
-            </w:r>
-            <w:r>
-              <w:rPr>
-                <w:color w:val="1E293B"/>
                 <w:sz w:val="17"/>
               </w:rPr>
-              <w:t>1. Bilancio d'Esercizio 2024 (Finanza)</w:t>
-              <w:br/>
-              <w:t>2. Bilancio d'Esercizio 2023 (Finanza)</w:t>
-              <w:br/>
-              <w:t>3. Relazione Governance (Governance)</w:t>
-              <w:br/>
-              <w:t>4. Codice Etico (Governance)</w:t>
-              <w:br/>
-              <w:t>5. Politica Sicurezza Info (Sicurezza)</w:t>
+              <w:t>1</w:t>
             </w:r>
           </w:p>
         </w:tc>
         <w:tc>
           <w:tcPr>
-            <w:tcW w:type="dxa" w:w="5112"/>
+            <w:tcW w:type="dxa" w:w="3888"/>
             <w:tcMar>
-              <w:top w:w="70" w:type="dxa"/>
-              <w:bottom w:w="70" w:type="dxa"/>
-              <w:left w:w="100" w:type="dxa"/>
-              <w:right w:w="100" w:type="dxa"/>
+              <w:top w:w="60" w:type="dxa"/>
+              <w:bottom w:w="60" w:type="dxa"/>
+              <w:left w:w="80" w:type="dxa"/>
+              <w:right w:w="80" w:type="dxa"/>
             </w:tcMar>
-            <w:shd w:fill="F8FAFC"/>
+            <w:shd w:fill="FFFFFF"/>
           </w:tcPr>
           <w:p>
             <w:r>
               <w:rPr>
-                <w:b/>
-                <w:color w:val="64748B"/>
-                <w:sz w:val="16"/>
-              </w:rPr>
-              <w:t>Testo Attuale:</w:t>
-              <w:br/>
-            </w:r>
-            <w:r>
-              <w:rPr>
-                <w:color w:val="1E293B"/>
                 <w:sz w:val="17"/>
               </w:rPr>
-              <w:t>1. Annual Financial Report 2024</w:t>
+              <w:t>Bilancio d'Esercizio 2024</w:t>
               <w:br/>
-              <w:t>2. Annual Financial Report 2023</w:t>
-              <w:br/>
-              <w:t>3. Corporate Governance Report</w:t>
-              <w:br/>
-              <w:t>4. Code of Ethics</w:t>
-              <w:br/>
-              <w:t>5. Information Security Policy</w:t>
+              <w:t>(Annual Financial Report 2024)</w:t>
+            </w:r>
+          </w:p>
+        </w:tc>
+        <w:tc>
+          <w:tcPr>
+            <w:tcW w:type="dxa" w:w="2160"/>
+            <w:tcMar>
+              <w:top w:w="60" w:type="dxa"/>
+              <w:bottom w:w="60" w:type="dxa"/>
+              <w:left w:w="80" w:type="dxa"/>
+              <w:right w:w="80" w:type="dxa"/>
+            </w:tcMar>
+            <w:shd w:fill="FFFFFF"/>
+          </w:tcPr>
+          <w:p>
+            <w:r>
+              <w:rPr>
+                <w:sz w:val="17"/>
+              </w:rPr>
+              <w:t>Finanza</w:t>
+            </w:r>
+          </w:p>
+        </w:tc>
+        <w:tc>
+          <w:tcPr>
+            <w:tcW w:type="dxa" w:w="3456"/>
+            <w:tcMar>
+              <w:top w:w="60" w:type="dxa"/>
+              <w:bottom w:w="60" w:type="dxa"/>
+              <w:left w:w="80" w:type="dxa"/>
+              <w:right w:w="80" w:type="dxa"/>
+            </w:tcMar>
+            <w:shd w:fill="FFFFFF"/>
+          </w:tcPr>
+          <w:p>
+            <w:r>
+              <w:rPr>
+                <w:sz w:val="17"/>
+              </w:rPr>
+              <w:t>📄 [ Da allegare: bilancio-2024.pdf ]</w:t>
             </w:r>
           </w:p>
         </w:tc>
@@ -6172,45 +6281,83 @@
       <w:tr>
         <w:tc>
           <w:tcPr>
-            <w:tcW w:type="dxa" w:w="5112"/>
+            <w:tcW w:type="dxa" w:w="864"/>
             <w:tcMar>
-              <w:top w:w="70" w:type="dxa"/>
-              <w:bottom w:w="70" w:type="dxa"/>
-              <w:left w:w="100" w:type="dxa"/>
-              <w:right w:w="100" w:type="dxa"/>
+              <w:top w:w="60" w:type="dxa"/>
+              <w:bottom w:w="60" w:type="dxa"/>
+              <w:left w:w="80" w:type="dxa"/>
+              <w:right w:w="80" w:type="dxa"/>
             </w:tcMar>
-            <w:shd w:fill="E6F4F6"/>
+            <w:shd w:fill="F8FAFC"/>
           </w:tcPr>
           <w:p>
             <w:r>
               <w:rPr>
-                <w:b/>
-                <w:color w:val="17556A"/>
-                <w:sz w:val="16"/>
+                <w:sz w:val="17"/>
               </w:rPr>
-              <w:t>✏️ NUOVO TESTO IT (Inviare i file PDF da inserire):</w:t>
+              <w:t>2</w:t>
             </w:r>
           </w:p>
         </w:tc>
         <w:tc>
           <w:tcPr>
-            <w:tcW w:type="dxa" w:w="5112"/>
+            <w:tcW w:type="dxa" w:w="3888"/>
             <w:tcMar>
-              <w:top w:w="70" w:type="dxa"/>
-              <w:bottom w:w="70" w:type="dxa"/>
-              <w:left w:w="100" w:type="dxa"/>
-              <w:right w:w="100" w:type="dxa"/>
+              <w:top w:w="60" w:type="dxa"/>
+              <w:bottom w:w="60" w:type="dxa"/>
+              <w:left w:w="80" w:type="dxa"/>
+              <w:right w:w="80" w:type="dxa"/>
             </w:tcMar>
-            <w:shd w:fill="E6F4F6"/>
+            <w:shd w:fill="F8FAFC"/>
           </w:tcPr>
           <w:p>
             <w:r>
               <w:rPr>
-                <w:b/>
-                <w:color w:val="17556A"/>
-                <w:sz w:val="16"/>
+                <w:sz w:val="17"/>
               </w:rPr>
-              <w:t>✏️ NUOVO TESTO EN (Inviare i file PDF da inserire):</w:t>
+              <w:t>Bilancio d'Esercizio 2023</w:t>
+              <w:br/>
+              <w:t>(Annual Financial Report 2023)</w:t>
+            </w:r>
+          </w:p>
+        </w:tc>
+        <w:tc>
+          <w:tcPr>
+            <w:tcW w:type="dxa" w:w="2160"/>
+            <w:tcMar>
+              <w:top w:w="60" w:type="dxa"/>
+              <w:bottom w:w="60" w:type="dxa"/>
+              <w:left w:w="80" w:type="dxa"/>
+              <w:right w:w="80" w:type="dxa"/>
+            </w:tcMar>
+            <w:shd w:fill="F8FAFC"/>
+          </w:tcPr>
+          <w:p>
+            <w:r>
+              <w:rPr>
+                <w:sz w:val="17"/>
+              </w:rPr>
+              <w:t>Finanza</w:t>
+            </w:r>
+          </w:p>
+        </w:tc>
+        <w:tc>
+          <w:tcPr>
+            <w:tcW w:type="dxa" w:w="3456"/>
+            <w:tcMar>
+              <w:top w:w="60" w:type="dxa"/>
+              <w:bottom w:w="60" w:type="dxa"/>
+              <w:left w:w="80" w:type="dxa"/>
+              <w:right w:w="80" w:type="dxa"/>
+            </w:tcMar>
+            <w:shd w:fill="F8FAFC"/>
+          </w:tcPr>
+          <w:p>
+            <w:r>
+              <w:rPr>
+                <w:sz w:val="17"/>
+              </w:rPr>
+              <w:t>📄 [ Da allegare: bilancio-2023.pdf ]</w:t>
             </w:r>
           </w:p>
         </w:tc>
@@ -6218,35 +6365,333 @@
       <w:tr>
         <w:tc>
           <w:tcPr>
-            <w:tcW w:type="dxa" w:w="5112"/>
+            <w:tcW w:type="dxa" w:w="864"/>
             <w:tcMar>
-              <w:top w:w="70" w:type="dxa"/>
-              <w:bottom w:w="70" w:type="dxa"/>
-              <w:left w:w="100" w:type="dxa"/>
-              <w:right w:w="100" w:type="dxa"/>
+              <w:top w:w="60" w:type="dxa"/>
+              <w:bottom w:w="60" w:type="dxa"/>
+              <w:left w:w="80" w:type="dxa"/>
+              <w:right w:w="80" w:type="dxa"/>
             </w:tcMar>
+            <w:shd w:fill="FFFFFF"/>
           </w:tcPr>
           <w:p>
             <w:r>
-              <w:br/>
-              <w:br/>
+              <w:rPr>
+                <w:sz w:val="17"/>
+              </w:rPr>
+              <w:t>3</w:t>
             </w:r>
           </w:p>
         </w:tc>
         <w:tc>
           <w:tcPr>
-            <w:tcW w:type="dxa" w:w="5112"/>
+            <w:tcW w:type="dxa" w:w="3888"/>
             <w:tcMar>
-              <w:top w:w="70" w:type="dxa"/>
-              <w:bottom w:w="70" w:type="dxa"/>
-              <w:left w:w="100" w:type="dxa"/>
-              <w:right w:w="100" w:type="dxa"/>
+              <w:top w:w="60" w:type="dxa"/>
+              <w:bottom w:w="60" w:type="dxa"/>
+              <w:left w:w="80" w:type="dxa"/>
+              <w:right w:w="80" w:type="dxa"/>
             </w:tcMar>
+            <w:shd w:fill="FFFFFF"/>
           </w:tcPr>
           <w:p>
             <w:r>
+              <w:rPr>
+                <w:sz w:val="17"/>
+              </w:rPr>
+              <w:t>Relazione sul Governo Societario</w:t>
               <w:br/>
+              <w:t>(Corporate Governance Report)</w:t>
+            </w:r>
+          </w:p>
+        </w:tc>
+        <w:tc>
+          <w:tcPr>
+            <w:tcW w:type="dxa" w:w="2160"/>
+            <w:tcMar>
+              <w:top w:w="60" w:type="dxa"/>
+              <w:bottom w:w="60" w:type="dxa"/>
+              <w:left w:w="80" w:type="dxa"/>
+              <w:right w:w="80" w:type="dxa"/>
+            </w:tcMar>
+            <w:shd w:fill="FFFFFF"/>
+          </w:tcPr>
+          <w:p>
+            <w:r>
+              <w:rPr>
+                <w:sz w:val="17"/>
+              </w:rPr>
+              <w:t>Governance</w:t>
+            </w:r>
+          </w:p>
+        </w:tc>
+        <w:tc>
+          <w:tcPr>
+            <w:tcW w:type="dxa" w:w="3456"/>
+            <w:tcMar>
+              <w:top w:w="60" w:type="dxa"/>
+              <w:bottom w:w="60" w:type="dxa"/>
+              <w:left w:w="80" w:type="dxa"/>
+              <w:right w:w="80" w:type="dxa"/>
+            </w:tcMar>
+            <w:shd w:fill="FFFFFF"/>
+          </w:tcPr>
+          <w:p>
+            <w:r>
+              <w:rPr>
+                <w:sz w:val="17"/>
+              </w:rPr>
+              <w:t>📄 [ Da allegare: governance-report.pdf ]</w:t>
+            </w:r>
+          </w:p>
+        </w:tc>
+      </w:tr>
+      <w:tr>
+        <w:tc>
+          <w:tcPr>
+            <w:tcW w:type="dxa" w:w="864"/>
+            <w:tcMar>
+              <w:top w:w="60" w:type="dxa"/>
+              <w:bottom w:w="60" w:type="dxa"/>
+              <w:left w:w="80" w:type="dxa"/>
+              <w:right w:w="80" w:type="dxa"/>
+            </w:tcMar>
+            <w:shd w:fill="F8FAFC"/>
+          </w:tcPr>
+          <w:p>
+            <w:r>
+              <w:rPr>
+                <w:sz w:val="17"/>
+              </w:rPr>
+              <w:t>4</w:t>
+            </w:r>
+          </w:p>
+        </w:tc>
+        <w:tc>
+          <w:tcPr>
+            <w:tcW w:type="dxa" w:w="3888"/>
+            <w:tcMar>
+              <w:top w:w="60" w:type="dxa"/>
+              <w:bottom w:w="60" w:type="dxa"/>
+              <w:left w:w="80" w:type="dxa"/>
+              <w:right w:w="80" w:type="dxa"/>
+            </w:tcMar>
+            <w:shd w:fill="F8FAFC"/>
+          </w:tcPr>
+          <w:p>
+            <w:r>
+              <w:rPr>
+                <w:sz w:val="17"/>
+              </w:rPr>
+              <w:t>Codice Etico e di Condotta</w:t>
               <w:br/>
+              <w:t>(Code of Ethics)</w:t>
+            </w:r>
+          </w:p>
+        </w:tc>
+        <w:tc>
+          <w:tcPr>
+            <w:tcW w:type="dxa" w:w="2160"/>
+            <w:tcMar>
+              <w:top w:w="60" w:type="dxa"/>
+              <w:bottom w:w="60" w:type="dxa"/>
+              <w:left w:w="80" w:type="dxa"/>
+              <w:right w:w="80" w:type="dxa"/>
+            </w:tcMar>
+            <w:shd w:fill="F8FAFC"/>
+          </w:tcPr>
+          <w:p>
+            <w:r>
+              <w:rPr>
+                <w:sz w:val="17"/>
+              </w:rPr>
+              <w:t>Governance</w:t>
+            </w:r>
+          </w:p>
+        </w:tc>
+        <w:tc>
+          <w:tcPr>
+            <w:tcW w:type="dxa" w:w="3456"/>
+            <w:tcMar>
+              <w:top w:w="60" w:type="dxa"/>
+              <w:bottom w:w="60" w:type="dxa"/>
+              <w:left w:w="80" w:type="dxa"/>
+              <w:right w:w="80" w:type="dxa"/>
+            </w:tcMar>
+            <w:shd w:fill="F8FAFC"/>
+          </w:tcPr>
+          <w:p>
+            <w:r>
+              <w:rPr>
+                <w:sz w:val="17"/>
+              </w:rPr>
+              <w:t>📄 [ Da allegare: codice-etico.pdf ]</w:t>
+            </w:r>
+          </w:p>
+        </w:tc>
+      </w:tr>
+      <w:tr>
+        <w:tc>
+          <w:tcPr>
+            <w:tcW w:type="dxa" w:w="864"/>
+            <w:tcMar>
+              <w:top w:w="60" w:type="dxa"/>
+              <w:bottom w:w="60" w:type="dxa"/>
+              <w:left w:w="80" w:type="dxa"/>
+              <w:right w:w="80" w:type="dxa"/>
+            </w:tcMar>
+            <w:shd w:fill="FFFFFF"/>
+          </w:tcPr>
+          <w:p>
+            <w:r>
+              <w:rPr>
+                <w:sz w:val="17"/>
+              </w:rPr>
+              <w:t>5</w:t>
+            </w:r>
+          </w:p>
+        </w:tc>
+        <w:tc>
+          <w:tcPr>
+            <w:tcW w:type="dxa" w:w="3888"/>
+            <w:tcMar>
+              <w:top w:w="60" w:type="dxa"/>
+              <w:bottom w:w="60" w:type="dxa"/>
+              <w:left w:w="80" w:type="dxa"/>
+              <w:right w:w="80" w:type="dxa"/>
+            </w:tcMar>
+            <w:shd w:fill="FFFFFF"/>
+          </w:tcPr>
+          <w:p>
+            <w:r>
+              <w:rPr>
+                <w:sz w:val="17"/>
+              </w:rPr>
+              <w:t>Politica Sicurezza Informazioni</w:t>
+              <w:br/>
+              <w:t>(Information Security Policy)</w:t>
+            </w:r>
+          </w:p>
+        </w:tc>
+        <w:tc>
+          <w:tcPr>
+            <w:tcW w:type="dxa" w:w="2160"/>
+            <w:tcMar>
+              <w:top w:w="60" w:type="dxa"/>
+              <w:bottom w:w="60" w:type="dxa"/>
+              <w:left w:w="80" w:type="dxa"/>
+              <w:right w:w="80" w:type="dxa"/>
+            </w:tcMar>
+            <w:shd w:fill="FFFFFF"/>
+          </w:tcPr>
+          <w:p>
+            <w:r>
+              <w:rPr>
+                <w:sz w:val="17"/>
+              </w:rPr>
+              <w:t>Sicurezza</w:t>
+            </w:r>
+          </w:p>
+        </w:tc>
+        <w:tc>
+          <w:tcPr>
+            <w:tcW w:type="dxa" w:w="3456"/>
+            <w:tcMar>
+              <w:top w:w="60" w:type="dxa"/>
+              <w:bottom w:w="60" w:type="dxa"/>
+              <w:left w:w="80" w:type="dxa"/>
+              <w:right w:w="80" w:type="dxa"/>
+            </w:tcMar>
+            <w:shd w:fill="FFFFFF"/>
+          </w:tcPr>
+          <w:p>
+            <w:r>
+              <w:rPr>
+                <w:sz w:val="17"/>
+              </w:rPr>
+              <w:t>📄 [ Da allegare: sicurezza-info.pdf ]</w:t>
+            </w:r>
+          </w:p>
+        </w:tc>
+      </w:tr>
+      <w:tr>
+        <w:tc>
+          <w:tcPr>
+            <w:tcW w:type="dxa" w:w="864"/>
+            <w:tcMar>
+              <w:top w:w="60" w:type="dxa"/>
+              <w:bottom w:w="60" w:type="dxa"/>
+              <w:left w:w="80" w:type="dxa"/>
+              <w:right w:w="80" w:type="dxa"/>
+            </w:tcMar>
+            <w:shd w:fill="F8FAFC"/>
+          </w:tcPr>
+          <w:p>
+            <w:r>
+              <w:rPr>
+                <w:sz w:val="17"/>
+              </w:rPr>
+              <w:t>6</w:t>
+            </w:r>
+          </w:p>
+        </w:tc>
+        <w:tc>
+          <w:tcPr>
+            <w:tcW w:type="dxa" w:w="3888"/>
+            <w:tcMar>
+              <w:top w:w="60" w:type="dxa"/>
+              <w:bottom w:w="60" w:type="dxa"/>
+              <w:left w:w="80" w:type="dxa"/>
+              <w:right w:w="80" w:type="dxa"/>
+            </w:tcMar>
+            <w:shd w:fill="F8FAFC"/>
+          </w:tcPr>
+          <w:p>
+            <w:r>
+              <w:rPr>
+                <w:sz w:val="17"/>
+              </w:rPr>
+              <w:t>[ Altro Documento Societario ]</w:t>
+            </w:r>
+          </w:p>
+        </w:tc>
+        <w:tc>
+          <w:tcPr>
+            <w:tcW w:type="dxa" w:w="2160"/>
+            <w:tcMar>
+              <w:top w:w="60" w:type="dxa"/>
+              <w:bottom w:w="60" w:type="dxa"/>
+              <w:left w:w="80" w:type="dxa"/>
+              <w:right w:w="80" w:type="dxa"/>
+            </w:tcMar>
+            <w:shd w:fill="F8FAFC"/>
+          </w:tcPr>
+          <w:p>
+            <w:r>
+              <w:rPr>
+                <w:sz w:val="17"/>
+              </w:rPr>
+              <w:t>Finanza / Governance</w:t>
+            </w:r>
+          </w:p>
+        </w:tc>
+        <w:tc>
+          <w:tcPr>
+            <w:tcW w:type="dxa" w:w="3456"/>
+            <w:tcMar>
+              <w:top w:w="60" w:type="dxa"/>
+              <w:bottom w:w="60" w:type="dxa"/>
+              <w:left w:w="80" w:type="dxa"/>
+              <w:right w:w="80" w:type="dxa"/>
+            </w:tcMar>
+            <w:shd w:fill="F8FAFC"/>
+          </w:tcPr>
+          <w:p>
+            <w:r>
+              <w:rPr>
+                <w:sz w:val="17"/>
+              </w:rPr>
+              <w:t>📄 [ Inserire titolo e allegare file ]</w:t>
             </w:r>
           </w:p>
         </w:tc>
@@ -6254,7 +6699,7 @@
     </w:tbl>
     <w:p>
       <w:pPr>
-        <w:spacing w:after="120"/>
+        <w:spacing w:after="160"/>
       </w:pPr>
     </w:p>
     <w:p>
@@ -6266,20 +6711,20 @@
           <w:rFonts w:ascii="Arial" w:hAnsi="Arial"/>
           <w:b/>
           <w:color w:val="17556A"/>
-          <w:sz w:val="26"/>
+          <w:sz w:val="25"/>
         </w:rPr>
-        <w:t>8. Footer &amp; Dati Societari</w:t>
+        <w:t>8. Footer del Sito Web</w:t>
       </w:r>
     </w:p>
     <w:p>
       <w:pPr>
-        <w:spacing w:before="80" w:after="120"/>
+        <w:spacing w:before="60" w:after="120"/>
         <w:jc w:val="center"/>
       </w:pPr>
       <w:r>
         <w:drawing>
           <wp:inline xmlns:a="http://schemas.openxmlformats.org/drawingml/2006/main" xmlns:pic="http://schemas.openxmlformats.org/drawingml/2006/picture">
-            <wp:extent cx="6217920" cy="1700212"/>
+            <wp:extent cx="6309360" cy="1725216"/>
             <wp:docPr id="10" name="Picture 10"/>
             <wp:cNvGraphicFramePr>
               <a:graphicFrameLocks noChangeAspect="1"/>
@@ -6300,7 +6745,7 @@
                   <pic:spPr>
                     <a:xfrm>
                       <a:off x="0" y="0"/>
-                      <a:ext cx="6217920" cy="1700212"/>
+                      <a:ext cx="6309360" cy="1725216"/>
                     </a:xfrm>
                     <a:prstGeom prst="rect"/>
                   </pic:spPr>
@@ -6319,18 +6764,18 @@
         <w:tblLook w:firstColumn="1" w:firstRow="1" w:lastColumn="0" w:lastRow="0" w:noHBand="0" w:noVBand="1" w:val="04A0"/>
       </w:tblPr>
       <w:tblGrid>
-        <w:gridCol w:w="5112"/>
-        <w:gridCol w:w="5112"/>
+        <w:gridCol w:w="5184"/>
+        <w:gridCol w:w="5184"/>
       </w:tblGrid>
       <w:tr>
         <w:tc>
           <w:tcPr>
-            <w:tcW w:type="dxa" w:w="5112"/>
+            <w:tcW w:type="dxa" w:w="5184"/>
             <w:tcMar>
-              <w:top w:w="70" w:type="dxa"/>
-              <w:bottom w:w="70" w:type="dxa"/>
-              <w:left w:w="100" w:type="dxa"/>
-              <w:right w:w="100" w:type="dxa"/>
+              <w:top w:w="65" w:type="dxa"/>
+              <w:bottom w:w="65" w:type="dxa"/>
+              <w:left w:w="90" w:type="dxa"/>
+              <w:right w:w="90" w:type="dxa"/>
             </w:tcMar>
             <w:shd w:fill="E2E8F0"/>
           </w:tcPr>
@@ -6339,20 +6784,20 @@
               <w:rPr>
                 <w:b/>
                 <w:color w:val="17556A"/>
-                <w:sz w:val="18"/>
+                <w:sz w:val="17"/>
               </w:rPr>
-              <w:t>🇮🇹 Dati Legali e Footer (Italiano)</w:t>
+              <w:t>🇮🇹 Voci e Link Footer (Italiano)</w:t>
             </w:r>
           </w:p>
         </w:tc>
         <w:tc>
           <w:tcPr>
-            <w:tcW w:type="dxa" w:w="5112"/>
+            <w:tcW w:type="dxa" w:w="5184"/>
             <w:tcMar>
-              <w:top w:w="70" w:type="dxa"/>
-              <w:bottom w:w="70" w:type="dxa"/>
-              <w:left w:w="100" w:type="dxa"/>
-              <w:right w:w="100" w:type="dxa"/>
+              <w:top w:w="65" w:type="dxa"/>
+              <w:bottom w:w="65" w:type="dxa"/>
+              <w:left w:w="90" w:type="dxa"/>
+              <w:right w:w="90" w:type="dxa"/>
             </w:tcMar>
             <w:shd w:fill="E2E8F0"/>
           </w:tcPr>
@@ -6361,9 +6806,9 @@
               <w:rPr>
                 <w:b/>
                 <w:color w:val="17556A"/>
-                <w:sz w:val="18"/>
+                <w:sz w:val="17"/>
               </w:rPr>
-              <w:t>🇬🇧 Dati Legali e Footer (Inglese)</w:t>
+              <w:t>🇬🇧 Voci e Link Footer (Inglese)</w:t>
             </w:r>
           </w:p>
         </w:tc>
@@ -6371,12 +6816,12 @@
       <w:tr>
         <w:tc>
           <w:tcPr>
-            <w:tcW w:type="dxa" w:w="5112"/>
+            <w:tcW w:type="dxa" w:w="5184"/>
             <w:tcMar>
-              <w:top w:w="70" w:type="dxa"/>
-              <w:bottom w:w="70" w:type="dxa"/>
-              <w:left w:w="100" w:type="dxa"/>
-              <w:right w:w="100" w:type="dxa"/>
+              <w:top w:w="65" w:type="dxa"/>
+              <w:bottom w:w="65" w:type="dxa"/>
+              <w:left w:w="90" w:type="dxa"/>
+              <w:right w:w="90" w:type="dxa"/>
             </w:tcMar>
             <w:shd w:fill="F8FAFC"/>
           </w:tcPr>
@@ -6385,9 +6830,9 @@
               <w:rPr>
                 <w:b/>
                 <w:color w:val="64748B"/>
-                <w:sz w:val="16"/>
+                <w:sz w:val="15"/>
               </w:rPr>
-              <w:t>Testo Attuale:</w:t>
+              <w:t>Testo Attuale sul Sito:</w:t>
               <w:br/>
             </w:r>
             <w:r>
@@ -6395,24 +6840,20 @@
                 <w:color w:val="1E293B"/>
                 <w:sz w:val="17"/>
               </w:rPr>
-              <w:t>Ragione Sociale: Zefiro Net S.r.l.</w:t>
-              <w:br/>
-              <w:t>Sede Legale: Milano, Via Gattamelata, 34 (Il Pharo)</w:t>
-              <w:br/>
               <w:t>Tagline: Connettere in un soffio.</w:t>
               <w:br/>
-              <w:t>Link Policy: Privacy Policy, Cookie Policy, Whistleblowing, Modello 231</w:t>
+              <w:t>Colonne: L'Azienda (Chi siamo, Manifesto, Sedi) | Risorse e Governance (Documenti pubblici, Modello 231, Certificazioni, Whistleblowing) | Contatti</w:t>
             </w:r>
           </w:p>
         </w:tc>
         <w:tc>
           <w:tcPr>
-            <w:tcW w:type="dxa" w:w="5112"/>
+            <w:tcW w:type="dxa" w:w="5184"/>
             <w:tcMar>
-              <w:top w:w="70" w:type="dxa"/>
-              <w:bottom w:w="70" w:type="dxa"/>
-              <w:left w:w="100" w:type="dxa"/>
-              <w:right w:w="100" w:type="dxa"/>
+              <w:top w:w="65" w:type="dxa"/>
+              <w:bottom w:w="65" w:type="dxa"/>
+              <w:left w:w="90" w:type="dxa"/>
+              <w:right w:w="90" w:type="dxa"/>
             </w:tcMar>
             <w:shd w:fill="F8FAFC"/>
           </w:tcPr>
@@ -6421,9 +6862,9 @@
               <w:rPr>
                 <w:b/>
                 <w:color w:val="64748B"/>
-                <w:sz w:val="16"/>
+                <w:sz w:val="15"/>
               </w:rPr>
-              <w:t>Testo Attuale:</w:t>
+              <w:t>Testo Attuale sul Sito:</w:t>
               <w:br/>
             </w:r>
             <w:r>
@@ -6431,13 +6872,9 @@
                 <w:color w:val="1E293B"/>
                 <w:sz w:val="17"/>
               </w:rPr>
-              <w:t>Company: Zefiro Net S.r.l.</w:t>
-              <w:br/>
-              <w:t>Registered Office: Milan, Via Gattamelata, 34 (Il Pharo)</w:t>
-              <w:br/>
               <w:t>Tagline: Connecting in a breath.</w:t>
               <w:br/>
-              <w:t>Policies: Privacy Policy, Cookie Policy, Whistleblowing, Model 231</w:t>
+              <w:t>Columns: The Company (About Us, Manifesto, Offices) | Resources &amp; Governance (Public Documents, Model 231, Certifications, Whistleblowing) | Contact</w:t>
             </w:r>
           </w:p>
         </w:tc>
@@ -6445,14 +6882,14 @@
       <w:tr>
         <w:tc>
           <w:tcPr>
-            <w:tcW w:type="dxa" w:w="5112"/>
+            <w:tcW w:type="dxa" w:w="5184"/>
             <w:tcMar>
-              <w:top w:w="70" w:type="dxa"/>
-              <w:bottom w:w="70" w:type="dxa"/>
-              <w:left w:w="100" w:type="dxa"/>
-              <w:right w:w="100" w:type="dxa"/>
+              <w:top w:w="65" w:type="dxa"/>
+              <w:bottom w:w="65" w:type="dxa"/>
+              <w:left w:w="90" w:type="dxa"/>
+              <w:right w:w="90" w:type="dxa"/>
             </w:tcMar>
-            <w:shd w:fill="E6F4F6"/>
+            <w:shd w:fill="EBF7F9"/>
           </w:tcPr>
           <w:p>
             <w:r>
@@ -6461,20 +6898,20 @@
                 <w:color w:val="17556A"/>
                 <w:sz w:val="16"/>
               </w:rPr>
-              <w:t>✏️ NUOVO TESTO IT :</w:t>
+              <w:t>✏️ TESTO DEFINITIVO IT :</w:t>
             </w:r>
           </w:p>
         </w:tc>
         <w:tc>
           <w:tcPr>
-            <w:tcW w:type="dxa" w:w="5112"/>
+            <w:tcW w:type="dxa" w:w="5184"/>
             <w:tcMar>
-              <w:top w:w="70" w:type="dxa"/>
-              <w:bottom w:w="70" w:type="dxa"/>
-              <w:left w:w="100" w:type="dxa"/>
-              <w:right w:w="100" w:type="dxa"/>
+              <w:top w:w="65" w:type="dxa"/>
+              <w:bottom w:w="65" w:type="dxa"/>
+              <w:left w:w="90" w:type="dxa"/>
+              <w:right w:w="90" w:type="dxa"/>
             </w:tcMar>
-            <w:shd w:fill="E6F4F6"/>
+            <w:shd w:fill="EBF7F9"/>
           </w:tcPr>
           <w:p>
             <w:r>
@@ -6483,7 +6920,7 @@
                 <w:color w:val="17556A"/>
                 <w:sz w:val="16"/>
               </w:rPr>
-              <w:t>✏️ NUOVO TESTO EN :</w:t>
+              <w:t>✏️ TESTO DEFINITIVO EN :</w:t>
             </w:r>
           </w:p>
         </w:tc>
@@ -6491,13 +6928,14 @@
       <w:tr>
         <w:tc>
           <w:tcPr>
-            <w:tcW w:type="dxa" w:w="5112"/>
+            <w:tcW w:type="dxa" w:w="5184"/>
             <w:tcMar>
-              <w:top w:w="70" w:type="dxa"/>
-              <w:bottom w:w="70" w:type="dxa"/>
-              <w:left w:w="100" w:type="dxa"/>
-              <w:right w:w="100" w:type="dxa"/>
+              <w:top w:w="65" w:type="dxa"/>
+              <w:bottom w:w="65" w:type="dxa"/>
+              <w:left w:w="90" w:type="dxa"/>
+              <w:right w:w="90" w:type="dxa"/>
             </w:tcMar>
+            <w:shd w:fill="F0FDF4"/>
           </w:tcPr>
           <w:p>
             <w:r>
@@ -6508,13 +6946,14 @@
         </w:tc>
         <w:tc>
           <w:tcPr>
-            <w:tcW w:type="dxa" w:w="5112"/>
+            <w:tcW w:type="dxa" w:w="5184"/>
             <w:tcMar>
-              <w:top w:w="70" w:type="dxa"/>
-              <w:bottom w:w="70" w:type="dxa"/>
-              <w:left w:w="100" w:type="dxa"/>
-              <w:right w:w="100" w:type="dxa"/>
+              <w:top w:w="65" w:type="dxa"/>
+              <w:bottom w:w="65" w:type="dxa"/>
+              <w:left w:w="90" w:type="dxa"/>
+              <w:right w:w="90" w:type="dxa"/>
             </w:tcMar>
+            <w:shd w:fill="F0FDF4"/>
           </w:tcPr>
           <w:p>
             <w:r>
@@ -6527,12 +6966,400 @@
     </w:tbl>
     <w:p>
       <w:pPr>
-        <w:spacing w:after="120"/>
+        <w:spacing w:after="100"/>
       </w:pPr>
     </w:p>
+    <w:p>
+      <w:pPr>
+        <w:spacing w:before="320" w:after="80"/>
+      </w:pPr>
+      <w:r>
+        <w:rPr>
+          <w:rFonts w:ascii="Arial" w:hAnsi="Arial"/>
+          <w:b/>
+          <w:color w:val="17556A"/>
+          <w:sz w:val="25"/>
+        </w:rPr>
+        <w:t>9. Dati Societari Obbligatori (Da Compilare per Conformità Legale)</w:t>
+      </w:r>
+    </w:p>
+    <w:p>
+      <w:r>
+        <w:rPr>
+          <w:color w:val="1E293B"/>
+          <w:sz w:val="19"/>
+        </w:rPr>
+        <w:t>Compilare la seguente tabella con i dati legali ufficiali di Zefiro Net S.r.l. (ex art. 2250 C.C.):</w:t>
+      </w:r>
+    </w:p>
+    <w:tbl>
+      <w:tblPr>
+        <w:tblW w:type="auto" w:w="0"/>
+        <w:jc w:val="center"/>
+        <w:tblLook w:firstColumn="1" w:firstRow="1" w:lastColumn="0" w:lastRow="0" w:noHBand="0" w:noVBand="1" w:val="04A0"/>
+      </w:tblPr>
+      <w:tblGrid>
+        <w:gridCol w:w="3456"/>
+        <w:gridCol w:w="3456"/>
+        <w:gridCol w:w="3456"/>
+      </w:tblGrid>
+      <w:tr>
+        <w:tc>
+          <w:tcPr>
+            <w:tcW w:type="dxa" w:w="3456"/>
+            <w:tcMar>
+              <w:top w:w="65" w:type="dxa"/>
+              <w:bottom w:w="65" w:type="dxa"/>
+              <w:left w:w="90" w:type="dxa"/>
+              <w:right w:w="90" w:type="dxa"/>
+            </w:tcMar>
+            <w:shd w:fill="E2E8F0"/>
+          </w:tcPr>
+          <w:p>
+            <w:r>
+              <w:rPr>
+                <w:b/>
+                <w:color w:val="17556A"/>
+                <w:sz w:val="17"/>
+              </w:rPr>
+              <w:t>Dato Societario Richiesto</w:t>
+            </w:r>
+          </w:p>
+        </w:tc>
+        <w:tc>
+          <w:tcPr>
+            <w:tcW w:type="dxa" w:w="3456"/>
+            <w:tcMar>
+              <w:top w:w="65" w:type="dxa"/>
+              <w:bottom w:w="65" w:type="dxa"/>
+              <w:left w:w="90" w:type="dxa"/>
+              <w:right w:w="90" w:type="dxa"/>
+            </w:tcMar>
+            <w:shd w:fill="E2E8F0"/>
+          </w:tcPr>
+          <w:p>
+            <w:r>
+              <w:rPr>
+                <w:b/>
+                <w:color w:val="17556A"/>
+                <w:sz w:val="17"/>
+              </w:rPr>
+              <w:t>Attuale Segnaposto sul Sito</w:t>
+            </w:r>
+          </w:p>
+        </w:tc>
+        <w:tc>
+          <w:tcPr>
+            <w:tcW w:type="dxa" w:w="3456"/>
+            <w:tcMar>
+              <w:top w:w="65" w:type="dxa"/>
+              <w:bottom w:w="65" w:type="dxa"/>
+              <w:left w:w="90" w:type="dxa"/>
+              <w:right w:w="90" w:type="dxa"/>
+            </w:tcMar>
+            <w:shd w:fill="E2E8F0"/>
+          </w:tcPr>
+          <w:p>
+            <w:r>
+              <w:rPr>
+                <w:b/>
+                <w:color w:val="17556A"/>
+                <w:sz w:val="17"/>
+              </w:rPr>
+              <w:t>✏️ DATO UFFICIALE (da compilare)</w:t>
+            </w:r>
+          </w:p>
+        </w:tc>
+      </w:tr>
+      <w:tr>
+        <w:tc>
+          <w:tcPr>
+            <w:tcW w:type="dxa" w:w="3456"/>
+            <w:tcMar>
+              <w:top w:w="65" w:type="dxa"/>
+              <w:bottom w:w="65" w:type="dxa"/>
+              <w:left w:w="90" w:type="dxa"/>
+              <w:right w:w="90" w:type="dxa"/>
+            </w:tcMar>
+          </w:tcPr>
+          <w:p>
+            <w:r>
+              <w:rPr>
+                <w:sz w:val="17"/>
+              </w:rPr>
+              <w:t>Partita IVA &amp; Codice Fiscale</w:t>
+            </w:r>
+          </w:p>
+        </w:tc>
+        <w:tc>
+          <w:tcPr>
+            <w:tcW w:type="dxa" w:w="3456"/>
+            <w:tcMar>
+              <w:top w:w="65" w:type="dxa"/>
+              <w:bottom w:w="65" w:type="dxa"/>
+              <w:left w:w="90" w:type="dxa"/>
+              <w:right w:w="90" w:type="dxa"/>
+            </w:tcMar>
+          </w:tcPr>
+          <w:p>
+            <w:r>
+              <w:rPr>
+                <w:sz w:val="17"/>
+              </w:rPr>
+              <w:t>[00000000000]</w:t>
+            </w:r>
+          </w:p>
+        </w:tc>
+        <w:tc>
+          <w:tcPr>
+            <w:tcW w:type="dxa" w:w="3456"/>
+            <w:tcMar>
+              <w:top w:w="65" w:type="dxa"/>
+              <w:bottom w:w="65" w:type="dxa"/>
+              <w:left w:w="90" w:type="dxa"/>
+              <w:right w:w="90" w:type="dxa"/>
+            </w:tcMar>
+            <w:shd w:fill="F0FDF4"/>
+          </w:tcPr>
+          <w:p>
+            <w:r>
+              <w:br/>
+            </w:r>
+          </w:p>
+        </w:tc>
+      </w:tr>
+      <w:tr>
+        <w:tc>
+          <w:tcPr>
+            <w:tcW w:type="dxa" w:w="3456"/>
+            <w:tcMar>
+              <w:top w:w="65" w:type="dxa"/>
+              <w:bottom w:w="65" w:type="dxa"/>
+              <w:left w:w="90" w:type="dxa"/>
+              <w:right w:w="90" w:type="dxa"/>
+            </w:tcMar>
+          </w:tcPr>
+          <w:p>
+            <w:r>
+              <w:rPr>
+                <w:sz w:val="17"/>
+              </w:rPr>
+              <w:t>Capitale Sociale</w:t>
+            </w:r>
+          </w:p>
+        </w:tc>
+        <w:tc>
+          <w:tcPr>
+            <w:tcW w:type="dxa" w:w="3456"/>
+            <w:tcMar>
+              <w:top w:w="65" w:type="dxa"/>
+              <w:bottom w:w="65" w:type="dxa"/>
+              <w:left w:w="90" w:type="dxa"/>
+              <w:right w:w="90" w:type="dxa"/>
+            </w:tcMar>
+          </w:tcPr>
+          <w:p>
+            <w:r>
+              <w:rPr>
+                <w:sz w:val="17"/>
+              </w:rPr>
+              <w:t>[€ 000.000,00 i.v.]</w:t>
+            </w:r>
+          </w:p>
+        </w:tc>
+        <w:tc>
+          <w:tcPr>
+            <w:tcW w:type="dxa" w:w="3456"/>
+            <w:tcMar>
+              <w:top w:w="65" w:type="dxa"/>
+              <w:bottom w:w="65" w:type="dxa"/>
+              <w:left w:w="90" w:type="dxa"/>
+              <w:right w:w="90" w:type="dxa"/>
+            </w:tcMar>
+            <w:shd w:fill="F0FDF4"/>
+          </w:tcPr>
+          <w:p>
+            <w:r>
+              <w:br/>
+            </w:r>
+          </w:p>
+        </w:tc>
+      </w:tr>
+      <w:tr>
+        <w:tc>
+          <w:tcPr>
+            <w:tcW w:type="dxa" w:w="3456"/>
+            <w:tcMar>
+              <w:top w:w="65" w:type="dxa"/>
+              <w:bottom w:w="65" w:type="dxa"/>
+              <w:left w:w="90" w:type="dxa"/>
+              <w:right w:w="90" w:type="dxa"/>
+            </w:tcMar>
+          </w:tcPr>
+          <w:p>
+            <w:r>
+              <w:rPr>
+                <w:sz w:val="17"/>
+              </w:rPr>
+              <w:t>Numero REA Registro Imprese</w:t>
+            </w:r>
+          </w:p>
+        </w:tc>
+        <w:tc>
+          <w:tcPr>
+            <w:tcW w:type="dxa" w:w="3456"/>
+            <w:tcMar>
+              <w:top w:w="65" w:type="dxa"/>
+              <w:bottom w:w="65" w:type="dxa"/>
+              <w:left w:w="90" w:type="dxa"/>
+              <w:right w:w="90" w:type="dxa"/>
+            </w:tcMar>
+          </w:tcPr>
+          <w:p>
+            <w:r>
+              <w:rPr>
+                <w:sz w:val="17"/>
+              </w:rPr>
+              <w:t>[MI-0000000]</w:t>
+            </w:r>
+          </w:p>
+        </w:tc>
+        <w:tc>
+          <w:tcPr>
+            <w:tcW w:type="dxa" w:w="3456"/>
+            <w:tcMar>
+              <w:top w:w="65" w:type="dxa"/>
+              <w:bottom w:w="65" w:type="dxa"/>
+              <w:left w:w="90" w:type="dxa"/>
+              <w:right w:w="90" w:type="dxa"/>
+            </w:tcMar>
+            <w:shd w:fill="F0FDF4"/>
+          </w:tcPr>
+          <w:p>
+            <w:r>
+              <w:br/>
+            </w:r>
+          </w:p>
+        </w:tc>
+      </w:tr>
+      <w:tr>
+        <w:tc>
+          <w:tcPr>
+            <w:tcW w:type="dxa" w:w="3456"/>
+            <w:tcMar>
+              <w:top w:w="65" w:type="dxa"/>
+              <w:bottom w:w="65" w:type="dxa"/>
+              <w:left w:w="90" w:type="dxa"/>
+              <w:right w:w="90" w:type="dxa"/>
+            </w:tcMar>
+          </w:tcPr>
+          <w:p>
+            <w:r>
+              <w:rPr>
+                <w:sz w:val="17"/>
+              </w:rPr>
+              <w:t>Indirizzo PEC Ufficiale</w:t>
+            </w:r>
+          </w:p>
+        </w:tc>
+        <w:tc>
+          <w:tcPr>
+            <w:tcW w:type="dxa" w:w="3456"/>
+            <w:tcMar>
+              <w:top w:w="65" w:type="dxa"/>
+              <w:bottom w:w="65" w:type="dxa"/>
+              <w:left w:w="90" w:type="dxa"/>
+              <w:right w:w="90" w:type="dxa"/>
+            </w:tcMar>
+          </w:tcPr>
+          <w:p>
+            <w:r>
+              <w:rPr>
+                <w:sz w:val="17"/>
+              </w:rPr>
+              <w:t>[zefironet@pec.it]</w:t>
+            </w:r>
+          </w:p>
+        </w:tc>
+        <w:tc>
+          <w:tcPr>
+            <w:tcW w:type="dxa" w:w="3456"/>
+            <w:tcMar>
+              <w:top w:w="65" w:type="dxa"/>
+              <w:bottom w:w="65" w:type="dxa"/>
+              <w:left w:w="90" w:type="dxa"/>
+              <w:right w:w="90" w:type="dxa"/>
+            </w:tcMar>
+            <w:shd w:fill="F0FDF4"/>
+          </w:tcPr>
+          <w:p>
+            <w:r>
+              <w:br/>
+            </w:r>
+          </w:p>
+        </w:tc>
+      </w:tr>
+      <w:tr>
+        <w:tc>
+          <w:tcPr>
+            <w:tcW w:type="dxa" w:w="3456"/>
+            <w:tcMar>
+              <w:top w:w="65" w:type="dxa"/>
+              <w:bottom w:w="65" w:type="dxa"/>
+              <w:left w:w="90" w:type="dxa"/>
+              <w:right w:w="90" w:type="dxa"/>
+            </w:tcMar>
+          </w:tcPr>
+          <w:p>
+            <w:r>
+              <w:rPr>
+                <w:sz w:val="17"/>
+              </w:rPr>
+              <w:t>Link Piattaforma Whistleblowing</w:t>
+            </w:r>
+          </w:p>
+        </w:tc>
+        <w:tc>
+          <w:tcPr>
+            <w:tcW w:type="dxa" w:w="3456"/>
+            <w:tcMar>
+              <w:top w:w="65" w:type="dxa"/>
+              <w:bottom w:w="65" w:type="dxa"/>
+              <w:left w:w="90" w:type="dxa"/>
+              <w:right w:w="90" w:type="dxa"/>
+            </w:tcMar>
+          </w:tcPr>
+          <w:p>
+            <w:r>
+              <w:rPr>
+                <w:sz w:val="17"/>
+              </w:rPr>
+              <w:t>https://zefironet.integrityline.com/</w:t>
+            </w:r>
+          </w:p>
+        </w:tc>
+        <w:tc>
+          <w:tcPr>
+            <w:tcW w:type="dxa" w:w="3456"/>
+            <w:tcMar>
+              <w:top w:w="65" w:type="dxa"/>
+              <w:bottom w:w="65" w:type="dxa"/>
+              <w:left w:w="90" w:type="dxa"/>
+              <w:right w:w="90" w:type="dxa"/>
+            </w:tcMar>
+            <w:shd w:fill="F0FDF4"/>
+          </w:tcPr>
+          <w:p>
+            <w:r>
+              <w:br/>
+            </w:r>
+          </w:p>
+        </w:tc>
+      </w:tr>
+    </w:tbl>
     <w:sectPr>
       <w:pgSz w:w="12240" w:h="15840"/>
-      <w:pgMar w:top="1008" w:right="1008" w:bottom="1008" w:left="1008" w:header="720" w:footer="720" w:gutter="0"/>
+      <w:pgMar w:top="936" w:right="936" w:bottom="936" w:left="936" w:header="720" w:footer="720" w:gutter="0"/>
       <w:cols w:space="720"/>
       <w:docGrid w:linePitch="360"/>
     </w:sectPr>
